--- a/docs/6k/diploma/текст_ВКР.docx
+++ b/docs/6k/diploma/текст_ВКР.docx
@@ -1309,7 +1309,15 @@
         </w:rPr>
       </w:pPr>
       <w:r>
-        <w:t>На главной странице сайта пользователь может ознакомиться с основными разделами сайта. Главное меню содержит разделы: Наш автопарк, Услуги, Спецпредложения, О нас, Условия аренды, Контакты, рисунок 1.2.</w:t>
+        <w:t>На главной странице сайта пользователь может ознакомиться с основными разделами сайта. Главное меню содержит разделы: Наш автопарк, Услуги, Спецпредложения</w:t>
+      </w:r>
+      <w:proofErr w:type="gramStart"/>
+      <w:r>
+        <w:t>, О</w:t>
+      </w:r>
+      <w:proofErr w:type="gramEnd"/>
+      <w:r>
+        <w:t xml:space="preserve"> нас, Условия аренды, Контакты, рисунок 1.2.</w:t>
       </w:r>
     </w:p>
     <w:p>
@@ -4118,7 +4126,15 @@
     </w:p>
     <w:p>
       <w:r>
-        <w:t xml:space="preserve">Организация асинхронной проверки решений выстроена через брокер сообщений Apache </w:t>
+        <w:t xml:space="preserve">Организация асинхронной проверки решений выстроена </w:t>
+      </w:r>
+      <w:proofErr w:type="gramStart"/>
+      <w:r>
+        <w:t>через брокер</w:t>
+      </w:r>
+      <w:proofErr w:type="gramEnd"/>
+      <w:r>
+        <w:t xml:space="preserve"> сообщений Apache </w:t>
       </w:r>
       <w:proofErr w:type="spellStart"/>
       <w:r>
@@ -4441,6 +4457,11 @@
       </w:r>
     </w:p>
     <w:p>
+      <w:pPr>
+        <w:rPr>
+          <w:lang w:val="en-US"/>
+        </w:rPr>
+      </w:pPr>
       <w:r>
         <w:t xml:space="preserve">Сервис запуска кода </w:t>
       </w:r>
@@ -4820,7 +4841,6 @@
         <w:pStyle w:val="3"/>
       </w:pPr>
       <w:r>
-        <w:lastRenderedPageBreak/>
         <w:t>2.5.</w:t>
       </w:r>
       <w:r>
@@ -5027,7 +5047,6 @@
         </w:rPr>
       </w:pPr>
       <w:r>
-        <w:lastRenderedPageBreak/>
         <w:t>2.5.</w:t>
       </w:r>
       <w:r>
@@ -5192,7 +5211,6 @@
         <w:pStyle w:val="2"/>
       </w:pPr>
       <w:r>
-        <w:lastRenderedPageBreak/>
         <w:t>2.</w:t>
       </w:r>
       <w:r>
@@ -5341,11 +5359,7 @@
       </w:r>
       <w:proofErr w:type="spellEnd"/>
       <w:r>
-        <w:t xml:space="preserve">-образ с LSP-сервером для этого языка. Такая унифицированная </w:t>
-      </w:r>
-      <w:r>
-        <w:lastRenderedPageBreak/>
-        <w:t>конфигурационная модель позволяет расширять функциональность системы чисто декларативными средствами, не прибегая к модификации исходного кода работающих микросервисов.</w:t>
+        <w:t>-образ с LSP-сервером для этого языка. Такая унифицированная конфигурационная модель позволяет расширять функциональность системы чисто декларативными средствами, не прибегая к модификации исходного кода работающих микросервисов.</w:t>
       </w:r>
     </w:p>
     <w:p>
@@ -5609,11 +5623,7 @@
     </w:p>
     <w:p>
       <w:r>
-        <w:t xml:space="preserve">Этот перечень постоянно расширяется, и разработчики кодинг-агентов активно добавляют новый функционал. В сфере программирования разумным </w:t>
-      </w:r>
-      <w:r>
-        <w:lastRenderedPageBreak/>
-        <w:t>подходом является переиспользование готовых возможностей, а не их повторная реализация.</w:t>
+        <w:t>Этот перечень постоянно расширяется, и разработчики кодинг-агентов активно добавляют новый функционал. В сфере программирования разумным подходом является переиспользование готовых возможностей, а не их повторная реализация.</w:t>
       </w:r>
     </w:p>
     <w:p>
@@ -5833,11 +5843,7 @@
     </w:p>
     <w:p>
       <w:r>
-        <w:t xml:space="preserve">Процесс генерации задачи выглядит следующим образом. На фронтенде, на экране редактирования задачи, пользователь нажимает кнопку </w:t>
-      </w:r>
-      <w:r>
-        <w:lastRenderedPageBreak/>
-        <w:t xml:space="preserve">"Экспорт" и выбирает свободную папку на своём компьютере. В этой же папке пользователь запускает предпочитаемого кодинг-агента (например, </w:t>
+        <w:t xml:space="preserve">Процесс генерации задачи выглядит следующим образом. На фронтенде, на экране редактирования задачи, пользователь нажимает кнопку "Экспорт" и выбирает свободную папку на своём компьютере. В этой же папке пользователь запускает предпочитаемого кодинг-агента (например, </w:t>
       </w:r>
       <w:proofErr w:type="spellStart"/>
       <w:r>
@@ -5954,7 +5960,6 @@
     </w:p>
     <w:p>
       <w:r>
-        <w:lastRenderedPageBreak/>
         <w:t xml:space="preserve">Данная архитектура обладает существенными преимуществами. Она позволяет не </w:t>
       </w:r>
       <w:proofErr w:type="spellStart"/>
@@ -8836,6 +8841,7 @@
         <w:t xml:space="preserve"> </w:t>
       </w:r>
       <w:proofErr w:type="spellStart"/>
+      <w:proofErr w:type="gramStart"/>
       <w:r>
         <w:t>kivy</w:t>
       </w:r>
@@ -8845,6 +8851,7 @@
       <w:r>
         <w:t>core</w:t>
       </w:r>
+      <w:proofErr w:type="gramEnd"/>
       <w:r>
         <w:t>.</w:t>
       </w:r>
@@ -8919,6 +8926,7 @@
       <w:pPr>
         <w:pStyle w:val="aff6"/>
       </w:pPr>
+      <w:proofErr w:type="gramStart"/>
       <w:r>
         <w:t>import</w:t>
       </w:r>
@@ -8930,6 +8938,7 @@
         <w:t>os</w:t>
       </w:r>
       <w:proofErr w:type="spellEnd"/>
+      <w:proofErr w:type="gramEnd"/>
     </w:p>
     <w:p>
       <w:pPr>
@@ -8944,10 +8953,12 @@
         <w:t xml:space="preserve">from </w:t>
       </w:r>
       <w:proofErr w:type="spellStart"/>
+      <w:proofErr w:type="gramStart"/>
       <w:r>
         <w:t>kivy.uix.anchorlayout</w:t>
       </w:r>
       <w:proofErr w:type="spellEnd"/>
+      <w:proofErr w:type="gramEnd"/>
       <w:r>
         <w:t xml:space="preserve"> import </w:t>
       </w:r>
@@ -8965,10 +8976,12 @@
         <w:t xml:space="preserve">from </w:t>
       </w:r>
       <w:proofErr w:type="spellStart"/>
+      <w:proofErr w:type="gramStart"/>
       <w:r>
         <w:t>kivy.uix.gridlayout</w:t>
       </w:r>
       <w:proofErr w:type="spellEnd"/>
+      <w:proofErr w:type="gramEnd"/>
       <w:r>
         <w:t xml:space="preserve"> import </w:t>
       </w:r>
@@ -8986,10 +8999,12 @@
         <w:t xml:space="preserve">from </w:t>
       </w:r>
       <w:proofErr w:type="spellStart"/>
+      <w:proofErr w:type="gramStart"/>
       <w:r>
         <w:t>kivy.uix.boxlayout</w:t>
       </w:r>
       <w:proofErr w:type="spellEnd"/>
+      <w:proofErr w:type="gramEnd"/>
       <w:r>
         <w:t xml:space="preserve"> import </w:t>
       </w:r>
@@ -9007,10 +9022,12 @@
         <w:t xml:space="preserve">from </w:t>
       </w:r>
       <w:proofErr w:type="spellStart"/>
+      <w:proofErr w:type="gramStart"/>
       <w:r>
         <w:t>kivy.uix.textinput</w:t>
       </w:r>
       <w:proofErr w:type="spellEnd"/>
+      <w:proofErr w:type="gramEnd"/>
       <w:r>
         <w:t xml:space="preserve"> import </w:t>
       </w:r>
@@ -9028,10 +9045,12 @@
         <w:t xml:space="preserve">from </w:t>
       </w:r>
       <w:proofErr w:type="spellStart"/>
+      <w:proofErr w:type="gramStart"/>
       <w:r>
         <w:t>kivy.uix.button</w:t>
       </w:r>
       <w:proofErr w:type="spellEnd"/>
+      <w:proofErr w:type="gramEnd"/>
       <w:r>
         <w:t xml:space="preserve"> import Button</w:t>
       </w:r>
@@ -9044,10 +9063,12 @@
         <w:t xml:space="preserve">from </w:t>
       </w:r>
       <w:proofErr w:type="spellStart"/>
+      <w:proofErr w:type="gramStart"/>
       <w:r>
         <w:t>kivy.uix.switch</w:t>
       </w:r>
       <w:proofErr w:type="spellEnd"/>
+      <w:proofErr w:type="gramEnd"/>
       <w:r>
         <w:t xml:space="preserve"> import Switch</w:t>
       </w:r>
@@ -9060,10 +9081,12 @@
         <w:t xml:space="preserve">from </w:t>
       </w:r>
       <w:proofErr w:type="spellStart"/>
+      <w:proofErr w:type="gramStart"/>
       <w:r>
         <w:t>kivy.uix.widget</w:t>
       </w:r>
       <w:proofErr w:type="spellEnd"/>
+      <w:proofErr w:type="gramEnd"/>
       <w:r>
         <w:t xml:space="preserve"> import Widget</w:t>
       </w:r>
@@ -9076,10 +9099,12 @@
         <w:t xml:space="preserve">from </w:t>
       </w:r>
       <w:proofErr w:type="spellStart"/>
+      <w:proofErr w:type="gramStart"/>
       <w:r>
         <w:t>kivy.uix.image</w:t>
       </w:r>
       <w:proofErr w:type="spellEnd"/>
+      <w:proofErr w:type="gramEnd"/>
       <w:r>
         <w:t xml:space="preserve"> import Image</w:t>
       </w:r>
@@ -9092,10 +9117,12 @@
         <w:t xml:space="preserve">from </w:t>
       </w:r>
       <w:proofErr w:type="spellStart"/>
+      <w:proofErr w:type="gramStart"/>
       <w:r>
         <w:t>kivy.uix.label</w:t>
       </w:r>
       <w:proofErr w:type="spellEnd"/>
+      <w:proofErr w:type="gramEnd"/>
       <w:r>
         <w:t xml:space="preserve"> import Label</w:t>
       </w:r>
@@ -9159,8 +9186,21 @@
       <w:pPr>
         <w:pStyle w:val="aff6"/>
       </w:pPr>
-      <w:r>
-        <w:t>from Manager import Manager</w:t>
+      <w:proofErr w:type="gramStart"/>
+      <w:r>
+        <w:t>from Manager</w:t>
+      </w:r>
+      <w:proofErr w:type="gramEnd"/>
+      <w:r>
+        <w:t xml:space="preserve"> </w:t>
+      </w:r>
+      <w:proofErr w:type="gramStart"/>
+      <w:r>
+        <w:t>import</w:t>
+      </w:r>
+      <w:proofErr w:type="gramEnd"/>
+      <w:r>
+        <w:t xml:space="preserve"> Manager</w:t>
       </w:r>
     </w:p>
     <w:p>
@@ -9189,12 +9229,17 @@
         <w:t xml:space="preserve">class </w:t>
       </w:r>
       <w:proofErr w:type="spellStart"/>
+      <w:proofErr w:type="gramStart"/>
       <w:r>
         <w:t>MyApp</w:t>
       </w:r>
       <w:proofErr w:type="spellEnd"/>
       <w:r>
-        <w:t>(App):</w:t>
+        <w:t>(</w:t>
+      </w:r>
+      <w:proofErr w:type="gramEnd"/>
+      <w:r>
+        <w:t>App):</w:t>
       </w:r>
     </w:p>
     <w:p>
@@ -9213,6 +9258,7 @@
         <w:t xml:space="preserve"> = </w:t>
       </w:r>
       <w:proofErr w:type="spellStart"/>
+      <w:proofErr w:type="gramStart"/>
       <w:r>
         <w:t>TextInput</w:t>
       </w:r>
@@ -9221,12 +9267,18 @@
         <w:t>(</w:t>
       </w:r>
       <w:proofErr w:type="spellStart"/>
+      <w:proofErr w:type="gramEnd"/>
       <w:r>
         <w:t>size_hint</w:t>
       </w:r>
       <w:proofErr w:type="spellEnd"/>
-      <w:r>
-        <w:t xml:space="preserve">=(1, .18), </w:t>
+      <w:proofErr w:type="gramStart"/>
+      <w:r>
+        <w:t>=(</w:t>
+      </w:r>
+      <w:proofErr w:type="gramEnd"/>
+      <w:r>
+        <w:t xml:space="preserve">1, .18), </w:t>
       </w:r>
       <w:proofErr w:type="spellStart"/>
       <w:r>
@@ -9250,15 +9302,25 @@
         <w:pStyle w:val="aff6"/>
       </w:pPr>
       <w:r>
-        <w:t xml:space="preserve">    switch = Switch(</w:t>
-      </w:r>
-      <w:proofErr w:type="spellStart"/>
+        <w:t xml:space="preserve">    switch = </w:t>
+      </w:r>
+      <w:proofErr w:type="gramStart"/>
+      <w:r>
+        <w:t>Switch(</w:t>
+      </w:r>
+      <w:proofErr w:type="spellStart"/>
+      <w:proofErr w:type="gramEnd"/>
       <w:r>
         <w:t>size_hint</w:t>
       </w:r>
       <w:proofErr w:type="spellEnd"/>
-      <w:r>
-        <w:t>=(.3, .3), active=True)</w:t>
+      <w:proofErr w:type="gramStart"/>
+      <w:r>
+        <w:t>=(</w:t>
+      </w:r>
+      <w:proofErr w:type="gramEnd"/>
+      <w:r>
+        <w:t>.3, .3), active=True)</w:t>
       </w:r>
     </w:p>
     <w:p>
@@ -9274,15 +9336,25 @@
       </w:r>
       <w:proofErr w:type="spellEnd"/>
       <w:r>
-        <w:t xml:space="preserve"> = Switch(</w:t>
-      </w:r>
-      <w:proofErr w:type="spellStart"/>
+        <w:t xml:space="preserve"> = </w:t>
+      </w:r>
+      <w:proofErr w:type="gramStart"/>
+      <w:r>
+        <w:t>Switch(</w:t>
+      </w:r>
+      <w:proofErr w:type="spellStart"/>
+      <w:proofErr w:type="gramEnd"/>
       <w:r>
         <w:t>size_hint</w:t>
       </w:r>
       <w:proofErr w:type="spellEnd"/>
-      <w:r>
-        <w:t>=(.1, .1), active=True)</w:t>
+      <w:proofErr w:type="gramStart"/>
+      <w:r>
+        <w:t>=(</w:t>
+      </w:r>
+      <w:proofErr w:type="gramEnd"/>
+      <w:r>
+        <w:t>.1, .1), active=True)</w:t>
       </w:r>
     </w:p>
     <w:p>
@@ -9314,15 +9386,28 @@
       </w:r>
       <w:proofErr w:type="spellEnd"/>
       <w:r>
-        <w:t xml:space="preserve"> = Button(text='Start', </w:t>
+        <w:t xml:space="preserve"> = </w:t>
+      </w:r>
+      <w:proofErr w:type="gramStart"/>
+      <w:r>
+        <w:t>Button(</w:t>
+      </w:r>
+      <w:proofErr w:type="gramEnd"/>
+      <w:r>
+        <w:t xml:space="preserve">text='Start', </w:t>
       </w:r>
       <w:proofErr w:type="spellStart"/>
       <w:r>
         <w:t>size_hint</w:t>
       </w:r>
       <w:proofErr w:type="spellEnd"/>
-      <w:r>
-        <w:t>=(.3, .3))</w:t>
+      <w:proofErr w:type="gramStart"/>
+      <w:r>
+        <w:t>=(</w:t>
+      </w:r>
+      <w:proofErr w:type="gramEnd"/>
+      <w:r>
+        <w:t>.3, .3))</w:t>
       </w:r>
     </w:p>
     <w:p>
@@ -9405,10 +9490,12 @@
         <w:t xml:space="preserve">if </w:t>
       </w:r>
       <w:proofErr w:type="spellStart"/>
+      <w:proofErr w:type="gramStart"/>
       <w:r>
         <w:t>request.method</w:t>
       </w:r>
       <w:proofErr w:type="spellEnd"/>
+      <w:proofErr w:type="gramEnd"/>
       <w:r>
         <w:t xml:space="preserve"> == POST: </w:t>
       </w:r>
@@ -9427,12 +9514,17 @@
         <w:t xml:space="preserve">form = </w:t>
       </w:r>
       <w:proofErr w:type="spellStart"/>
+      <w:proofErr w:type="gramStart"/>
       <w:r>
         <w:t>RFPAuthForm</w:t>
       </w:r>
       <w:proofErr w:type="spellEnd"/>
       <w:r>
-        <w:t>(request, data=</w:t>
+        <w:t>(</w:t>
+      </w:r>
+      <w:proofErr w:type="gramEnd"/>
+      <w:r>
+        <w:t>request, data=</w:t>
       </w:r>
       <w:proofErr w:type="spellStart"/>
       <w:r>
@@ -9458,11 +9550,19 @@
       </w:r>
       <w:proofErr w:type="spellStart"/>
       <w:r>
-        <w:t>form.is_valid</w:t>
-      </w:r>
-      <w:proofErr w:type="spellEnd"/>
-      <w:r>
-        <w:t xml:space="preserve">(): </w:t>
+        <w:t>form.is_</w:t>
+      </w:r>
+      <w:proofErr w:type="gramStart"/>
+      <w:r>
+        <w:t>valid</w:t>
+      </w:r>
+      <w:proofErr w:type="spellEnd"/>
+      <w:r>
+        <w:t>(</w:t>
+      </w:r>
+      <w:proofErr w:type="gramEnd"/>
+      <w:r>
+        <w:t xml:space="preserve">): </w:t>
       </w:r>
     </w:p>
     <w:p>
@@ -9529,7 +9629,15 @@
         <w:tab/>
       </w:r>
       <w:r>
-        <w:t xml:space="preserve">user = authenticate(username=username, password=password) </w:t>
+        <w:t xml:space="preserve">user = </w:t>
+      </w:r>
+      <w:proofErr w:type="gramStart"/>
+      <w:r>
+        <w:t>authenticate(</w:t>
+      </w:r>
+      <w:proofErr w:type="gramEnd"/>
+      <w:r>
+        <w:t xml:space="preserve">username=username, password=password) </w:t>
       </w:r>
     </w:p>
     <w:p>
@@ -9565,8 +9673,13 @@
       <w:r>
         <w:tab/>
       </w:r>
-      <w:r>
-        <w:t xml:space="preserve">login(request, user) </w:t>
+      <w:proofErr w:type="gramStart"/>
+      <w:r>
+        <w:t>login(</w:t>
+      </w:r>
+      <w:proofErr w:type="gramEnd"/>
+      <w:r>
+        <w:t xml:space="preserve">request, user) </w:t>
       </w:r>
     </w:p>
     <w:p>
@@ -9586,8 +9699,13 @@
       <w:r>
         <w:tab/>
       </w:r>
-      <w:r>
-        <w:t xml:space="preserve">messages.info(request, </w:t>
+      <w:proofErr w:type="gramStart"/>
+      <w:r>
+        <w:t>messages.info(</w:t>
+      </w:r>
+      <w:proofErr w:type="gramEnd"/>
+      <w:r>
+        <w:t xml:space="preserve">request, </w:t>
       </w:r>
       <w:proofErr w:type="spellStart"/>
       <w:r>
@@ -9652,10 +9770,12 @@
         <w:tab/>
       </w:r>
       <w:proofErr w:type="spellStart"/>
+      <w:proofErr w:type="gramStart"/>
       <w:r>
         <w:t>messages.error</w:t>
       </w:r>
       <w:proofErr w:type="spellEnd"/>
+      <w:proofErr w:type="gramEnd"/>
       <w:r>
         <w:t xml:space="preserve">(request, Invalid username and password) </w:t>
       </w:r>
@@ -9708,10 +9828,12 @@
         <w:tab/>
       </w:r>
       <w:proofErr w:type="spellStart"/>
+      <w:proofErr w:type="gramStart"/>
       <w:r>
         <w:t>messages.error</w:t>
       </w:r>
       <w:proofErr w:type="spellEnd"/>
+      <w:proofErr w:type="gramEnd"/>
       <w:r>
         <w:t xml:space="preserve">(request, Invalid username and password) </w:t>
       </w:r>
@@ -9752,12 +9874,17 @@
         <w:t xml:space="preserve">form = </w:t>
       </w:r>
       <w:proofErr w:type="spellStart"/>
+      <w:proofErr w:type="gramStart"/>
       <w:r>
         <w:t>RFPAuthForm</w:t>
       </w:r>
       <w:proofErr w:type="spellEnd"/>
       <w:r>
-        <w:t xml:space="preserve">() </w:t>
+        <w:t>(</w:t>
+      </w:r>
+      <w:proofErr w:type="gramEnd"/>
+      <w:r>
+        <w:t xml:space="preserve">) </w:t>
       </w:r>
     </w:p>
     <w:p>
@@ -9766,7 +9893,15 @@
       </w:pPr>
       <w:r>
         <w:tab/>
-        <w:t xml:space="preserve">return render(request=request, </w:t>
+        <w:t xml:space="preserve">return </w:t>
+      </w:r>
+      <w:proofErr w:type="gramStart"/>
+      <w:r>
+        <w:t>render(</w:t>
+      </w:r>
+      <w:proofErr w:type="gramEnd"/>
+      <w:r>
+        <w:t xml:space="preserve">request=request, </w:t>
       </w:r>
       <w:proofErr w:type="spellStart"/>
       <w:r>
@@ -9774,16 +9909,26 @@
       </w:r>
       <w:proofErr w:type="spellEnd"/>
       <w:r>
-        <w:t>=main/login.html, context={</w:t>
-      </w:r>
-      <w:proofErr w:type="spellStart"/>
+        <w:t>=main/login.html, context</w:t>
+      </w:r>
+      <w:proofErr w:type="gramStart"/>
+      <w:r>
+        <w:t>={</w:t>
+      </w:r>
+      <w:proofErr w:type="spellStart"/>
+      <w:proofErr w:type="gramEnd"/>
       <w:r>
         <w:t>login_form</w:t>
       </w:r>
       <w:proofErr w:type="spellEnd"/>
       <w:r>
-        <w:t>: form})</w:t>
-      </w:r>
+        <w:t xml:space="preserve">: </w:t>
+      </w:r>
+      <w:proofErr w:type="gramStart"/>
+      <w:r>
+        <w:t>form})</w:t>
+      </w:r>
+      <w:proofErr w:type="gramEnd"/>
     </w:p>
     <w:p>
       <w:pPr>
@@ -10925,7 +11070,17 @@
                                 <w:highlight w:val="yellow"/>
                                 <w:lang w:val="ru-RU"/>
                               </w:rPr>
-                              <w:t>09.03.04</w:t>
+                              <w:t>09.03.</w:t>
+                            </w:r>
+                            <w:proofErr w:type="gramStart"/>
+                            <w:r>
+                              <w:rPr>
+                                <w:rFonts w:ascii="Arial" w:hAnsi="Arial" w:cs="Arial"/>
+                                <w:sz w:val="40"/>
+                                <w:highlight w:val="yellow"/>
+                                <w:lang w:val="ru-RU"/>
+                              </w:rPr>
+                              <w:t>04</w:t>
                             </w:r>
                             <w:r>
                               <w:rPr>
@@ -10944,6 +11099,7 @@
                               </w:rPr>
                               <w:t>ХХ</w:t>
                             </w:r>
+                            <w:proofErr w:type="gramEnd"/>
                             <w:r>
                               <w:rPr>
                                 <w:rFonts w:ascii="Arial" w:hAnsi="Arial" w:cs="Arial"/>
@@ -11209,7 +11365,17 @@
                           <w:highlight w:val="yellow"/>
                           <w:lang w:val="ru-RU"/>
                         </w:rPr>
-                        <w:t>09.03.04</w:t>
+                        <w:t>09.03.</w:t>
+                      </w:r>
+                      <w:proofErr w:type="gramStart"/>
+                      <w:r>
+                        <w:rPr>
+                          <w:rFonts w:ascii="Arial" w:hAnsi="Arial" w:cs="Arial"/>
+                          <w:sz w:val="40"/>
+                          <w:highlight w:val="yellow"/>
+                          <w:lang w:val="ru-RU"/>
+                        </w:rPr>
+                        <w:t>04</w:t>
                       </w:r>
                       <w:r>
                         <w:rPr>
@@ -11228,6 +11394,7 @@
                         </w:rPr>
                         <w:t>ХХ</w:t>
                       </w:r>
+                      <w:proofErr w:type="gramEnd"/>
                       <w:r>
                         <w:rPr>
                           <w:rFonts w:ascii="Arial" w:hAnsi="Arial" w:cs="Arial"/>
@@ -12303,7 +12470,17 @@
                                 <w:highlight w:val="yellow"/>
                                 <w:lang w:val="ru-RU"/>
                               </w:rPr>
-                              <w:t>09.03.04</w:t>
+                              <w:t>09.03.</w:t>
+                            </w:r>
+                            <w:proofErr w:type="gramStart"/>
+                            <w:r>
+                              <w:rPr>
+                                <w:rFonts w:ascii="Arial" w:hAnsi="Arial" w:cs="Arial"/>
+                                <w:sz w:val="40"/>
+                                <w:highlight w:val="yellow"/>
+                                <w:lang w:val="ru-RU"/>
+                              </w:rPr>
+                              <w:t>04</w:t>
                             </w:r>
                             <w:r>
                               <w:rPr>
@@ -12323,6 +12500,7 @@
                               </w:rPr>
                               <w:t>XX</w:t>
                             </w:r>
+                            <w:proofErr w:type="gramEnd"/>
                             <w:r>
                               <w:rPr>
                                 <w:rFonts w:ascii="Arial" w:hAnsi="Arial" w:cs="Arial"/>
@@ -14054,7 +14232,17 @@
                           <w:highlight w:val="yellow"/>
                           <w:lang w:val="ru-RU"/>
                         </w:rPr>
-                        <w:t>09.03.04</w:t>
+                        <w:t>09.03.</w:t>
+                      </w:r>
+                      <w:proofErr w:type="gramStart"/>
+                      <w:r>
+                        <w:rPr>
+                          <w:rFonts w:ascii="Arial" w:hAnsi="Arial" w:cs="Arial"/>
+                          <w:sz w:val="40"/>
+                          <w:highlight w:val="yellow"/>
+                          <w:lang w:val="ru-RU"/>
+                        </w:rPr>
+                        <w:t>04</w:t>
                       </w:r>
                       <w:r>
                         <w:rPr>
@@ -14074,6 +14262,7 @@
                         </w:rPr>
                         <w:t>XX</w:t>
                       </w:r>
+                      <w:proofErr w:type="gramEnd"/>
                       <w:r>
                         <w:rPr>
                           <w:rFonts w:ascii="Arial" w:hAnsi="Arial" w:cs="Arial"/>

--- a/docs/6k/diploma/текст_ВКР.docx
+++ b/docs/6k/diploma/текст_ВКР.docx
@@ -10848,9 +10848,6 @@
     <w:p>
       <w:pPr>
         <w:pStyle w:val="2"/>
-        <w:rPr>
-          <w:lang w:val="en-US"/>
-        </w:rPr>
       </w:pPr>
       <w:r>
         <w:t xml:space="preserve">3.5 </w:t>
@@ -10863,11 +10860,6 @@
       </w:r>
     </w:p>
     <w:p>
-      <w:pPr>
-        <w:rPr>
-          <w:lang w:val="en-US"/>
-        </w:rPr>
-      </w:pPr>
       <w:r>
         <w:rPr>
           <w:rFonts w:eastAsiaTheme="minorHAnsi"/>
@@ -10918,19 +10910,7 @@
         <w:t>5</w:t>
       </w:r>
       <w:r>
-        <w:t xml:space="preserve"> представлена карта сайта</w:t>
-      </w:r>
-      <w:r>
-        <w:t xml:space="preserve">. </w:t>
-      </w:r>
-      <w:r>
-        <w:t>Карта сайта представляет собой схему, отображающую структуру веб-приложения, включая основные страницы и их</w:t>
-      </w:r>
-      <w:r>
-        <w:t xml:space="preserve"> </w:t>
-      </w:r>
-      <w:r>
-        <w:t>взаимосвязи. На карте сайта розовым цветом отмечены общедоступные страницы, а голубым доступные только после авторизации.</w:t>
+        <w:t xml:space="preserve"> представлена карта сайта. Карта сайта представляет собой схему, отображающую структуру веб-приложения, включая основные страницы и их взаимосвязи. На карте сайта розовым цветом отмечены общедоступные страницы, а голубым доступные только после авторизации.</w:t>
       </w:r>
     </w:p>
     <w:p>
@@ -11876,83 +11856,1317 @@
         <w:rPr>
           <w:lang w:eastAsia="en-US"/>
         </w:rPr>
-        <w:t xml:space="preserve"> тегов. Второй блок — редактор описания задачи на всю оставшуюся </w:t>
-      </w:r>
-      <w:r>
-        <w:rPr>
-          <w:lang w:eastAsia="en-US"/>
-        </w:rPr>
+        <w:t xml:space="preserve"> тегов. Второй блок — редактор описания задачи на всю оставшуюся ширину, реализованный через </w:t>
+      </w:r>
+      <w:proofErr w:type="spellStart"/>
+      <w:r>
+        <w:rPr>
+          <w:lang w:eastAsia="en-US"/>
+        </w:rPr>
+        <w:t>Monaco</w:t>
+      </w:r>
+      <w:proofErr w:type="spellEnd"/>
+      <w:r>
+        <w:rPr>
+          <w:lang w:eastAsia="en-US"/>
+        </w:rPr>
+        <w:t xml:space="preserve"> Editor. Ниже располагается секция настройки языковых реализаций, где пользователь может добавить поддержку нового языка через выпадающий список. Для каждого добавленного языка открывается вкладка с тремя редакторами кода: тесты, эталонное решение и шаблон решения. Все данные формы хранятся в локальном состоянии и отправляются на сервер при нажатии кнопки «Сохранить».</w:t>
+      </w:r>
+    </w:p>
+    <w:p>
+      <w:pPr>
+        <w:pStyle w:val="2"/>
+        <w:rPr>
+          <w:rFonts w:eastAsiaTheme="minorHAnsi"/>
+          <w:lang w:eastAsia="en-US"/>
+        </w:rPr>
+      </w:pPr>
+      <w:bookmarkStart w:id="16" w:name="_Toc168832073"/>
+      <w:r>
+        <w:rPr>
+          <w:rFonts w:eastAsiaTheme="minorHAnsi"/>
+          <w:lang w:eastAsia="en-US"/>
+        </w:rPr>
+        <w:t>3.</w:t>
+      </w:r>
+      <w:r>
+        <w:rPr>
+          <w:rFonts w:eastAsiaTheme="minorHAnsi"/>
+          <w:lang w:eastAsia="en-US"/>
+        </w:rPr>
+        <w:t>6 Выводы по главе</w:t>
+      </w:r>
+      <w:bookmarkEnd w:id="16"/>
+    </w:p>
+    <w:p>
+      <w:r>
+        <w:t xml:space="preserve">В данной главе были обоснованы выборы программных средств для разрабатываемой системы, включая выбор языка программирования Java. </w:t>
+      </w:r>
+    </w:p>
+    <w:p>
+      <w:r>
+        <w:t xml:space="preserve">Преимущества использования данных инструментов были рассмотрены подробно, а также проанализированы преимущества и недостатки программных комплексов разработки, необходимых для выполнения поставленных в работе задач. Кроме того, были рассмотрены модули и классы </w:t>
+      </w:r>
+      <w:r>
         <w:lastRenderedPageBreak/>
-        <w:t xml:space="preserve">ширину, реализованный через </w:t>
-      </w:r>
-      <w:proofErr w:type="spellStart"/>
-      <w:r>
-        <w:rPr>
-          <w:lang w:eastAsia="en-US"/>
-        </w:rPr>
-        <w:t>Monaco</w:t>
-      </w:r>
-      <w:proofErr w:type="spellEnd"/>
-      <w:r>
-        <w:rPr>
-          <w:lang w:eastAsia="en-US"/>
-        </w:rPr>
-        <w:t xml:space="preserve"> Editor. Ниже располагается секция настройки языковых реализаций, где пользователь может добавить поддержку нового языка через выпадающий список. Для каждого добавленного языка открывается вкладка с тремя редакторами кода: тесты, эталонное решение и шаблон решения. Все данные формы хранятся в локальном состоянии и отправляются на сервер при нажатии кнопки «Сохранить».</w:t>
+        <w:t>разрабатываемого программного средства, и для каждого из них представлены диаграммы с краткими описаниями классов и</w:t>
+      </w:r>
+      <w:r>
+        <w:t xml:space="preserve"> связей между ними. </w:t>
+      </w:r>
+    </w:p>
+    <w:p>
+      <w:pPr>
+        <w:rPr>
+          <w:lang w:val="en-US"/>
+        </w:rPr>
+      </w:pPr>
+      <w:r>
+        <w:t>Клиентская часть онлайн-платформы с алгоритмическими задачами была разработана с использованием современных технологий и подходов. Компонентная архитектура, централизованное управление состоянием и использование готовых библиотек для построения интерфейса обеспечивают высокую производительность разработки и удобство использования приложения.</w:t>
+      </w:r>
+    </w:p>
+    <w:p>
+      <w:pPr>
+        <w:shd w:val="clear" w:color="auto" w:fill="auto"/>
+        <w:spacing w:after="160" w:line="259" w:lineRule="auto"/>
+        <w:ind w:firstLine="0"/>
+        <w:jc w:val="left"/>
+        <w:textAlignment w:val="auto"/>
+        <w:rPr>
+          <w:lang w:val="en-US"/>
+        </w:rPr>
+      </w:pPr>
+      <w:r>
+        <w:rPr>
+          <w:lang w:val="en-US"/>
+        </w:rPr>
+        <w:br w:type="page"/>
+      </w:r>
+    </w:p>
+    <w:p>
+      <w:pPr>
+        <w:pStyle w:val="1"/>
+      </w:pPr>
+      <w:r>
+        <w:lastRenderedPageBreak/>
+        <w:t>4</w:t>
+      </w:r>
+      <w:r>
+        <w:t xml:space="preserve"> </w:t>
+      </w:r>
+      <w:r>
+        <w:t>Демонстрация информационной системы «</w:t>
+      </w:r>
+      <w:proofErr w:type="spellStart"/>
+      <w:r>
+        <w:rPr>
+          <w:lang w:val="en-US"/>
+        </w:rPr>
+        <w:t>SupremeCode</w:t>
+      </w:r>
+      <w:proofErr w:type="spellEnd"/>
+      <w:r>
+        <w:t>»</w:t>
+      </w:r>
+    </w:p>
+    <w:p>
+      <w:r>
+        <w:t>В данном разделе продемонстрирована работа онлайн-платформы «</w:t>
+      </w:r>
+      <w:proofErr w:type="spellStart"/>
+      <w:r>
+        <w:rPr>
+          <w:lang w:val="en-US"/>
+        </w:rPr>
+        <w:t>SupremeCode</w:t>
+      </w:r>
+      <w:proofErr w:type="spellEnd"/>
+      <w:r>
+        <w:t>».</w:t>
       </w:r>
     </w:p>
     <w:p>
       <w:pPr>
         <w:pStyle w:val="2"/>
         <w:rPr>
+          <w:lang w:val="en-US"/>
+        </w:rPr>
+      </w:pPr>
+      <w:r>
+        <w:t>4</w:t>
+      </w:r>
+      <w:r>
+        <w:t xml:space="preserve">.1 </w:t>
+      </w:r>
+      <w:r>
+        <w:t>Демонстрации базового пользовательского пути</w:t>
+      </w:r>
+    </w:p>
+    <w:p>
+      <w:r>
+        <w:t>После открытия сайта пользователь видит стартовую страницу, содержащую мотивирующий контент для обучения. На рисунке 4.1 представлен интерфейс этой страницы веб-сервиса.</w:t>
+      </w:r>
+    </w:p>
+    <w:p>
+      <w:pPr>
+        <w:pStyle w:val="afa"/>
+      </w:pPr>
+      <w:r>
+        <w:drawing>
+          <wp:inline distT="0" distB="0" distL="0" distR="0" wp14:anchorId="4DD15A89" wp14:editId="738B25D0">
+            <wp:extent cx="5725236" cy="4201974"/>
+            <wp:effectExtent l="0" t="0" r="8890" b="8255"/>
+            <wp:docPr id="28" name="Рисунок 4">
+              <a:extLst xmlns:a="http://schemas.openxmlformats.org/drawingml/2006/main">
+                <a:ext uri="{FF2B5EF4-FFF2-40B4-BE49-F238E27FC236}">
+                  <a16:creationId xmlns:a16="http://schemas.microsoft.com/office/drawing/2014/main" id="{44B826F6-3EA2-4A6E-BBDD-8DB63D98A419}"/>
+                </a:ext>
+              </a:extLst>
+            </wp:docPr>
+            <wp:cNvGraphicFramePr>
+              <a:graphicFrameLocks xmlns:a="http://schemas.openxmlformats.org/drawingml/2006/main" noChangeAspect="1"/>
+            </wp:cNvGraphicFramePr>
+            <a:graphic xmlns:a="http://schemas.openxmlformats.org/drawingml/2006/main">
+              <a:graphicData uri="http://schemas.openxmlformats.org/drawingml/2006/picture">
+                <pic:pic xmlns:pic="http://schemas.openxmlformats.org/drawingml/2006/picture">
+                  <pic:nvPicPr>
+                    <pic:cNvPr id="5" name="Рисунок 4">
+                      <a:extLst>
+                        <a:ext uri="{FF2B5EF4-FFF2-40B4-BE49-F238E27FC236}">
+                          <a16:creationId xmlns:a16="http://schemas.microsoft.com/office/drawing/2014/main" id="{44B826F6-3EA2-4A6E-BBDD-8DB63D98A419}"/>
+                        </a:ext>
+                      </a:extLst>
+                    </pic:cNvPr>
+                    <pic:cNvPicPr>
+                      <a:picLocks noChangeAspect="1"/>
+                    </pic:cNvPicPr>
+                  </pic:nvPicPr>
+                  <pic:blipFill>
+                    <a:blip r:embed="rId20"/>
+                    <a:stretch>
+                      <a:fillRect/>
+                    </a:stretch>
+                  </pic:blipFill>
+                  <pic:spPr bwMode="auto">
+                    <a:xfrm>
+                      <a:off x="0" y="0"/>
+                      <a:ext cx="5728134" cy="4204101"/>
+                    </a:xfrm>
+                    <a:prstGeom prst="rect">
+                      <a:avLst/>
+                    </a:prstGeom>
+                  </pic:spPr>
+                </pic:pic>
+              </a:graphicData>
+            </a:graphic>
+          </wp:inline>
+        </w:drawing>
+      </w:r>
+    </w:p>
+    <w:p>
+      <w:pPr>
+        <w:pStyle w:val="afb"/>
+      </w:pPr>
+      <w:r>
+        <w:t>Рисунок 4.1 – Начальная страница</w:t>
+      </w:r>
+    </w:p>
+    <w:p>
+      <w:r>
+        <w:t>При нажатии на кнопку «Начать работу» неавторизованный пользователь будет перенаправлен на форму регистрации, она показана на рисунке 4.2.</w:t>
+      </w:r>
+      <w:r>
+        <w:t xml:space="preserve"> </w:t>
+      </w:r>
+    </w:p>
+    <w:p>
+      <w:pPr>
+        <w:pStyle w:val="afa"/>
+      </w:pPr>
+      <w:r>
+        <w:lastRenderedPageBreak/>
+        <w:drawing>
+          <wp:inline distT="0" distB="0" distL="0" distR="0" wp14:anchorId="11F2592B" wp14:editId="59E893C8">
+            <wp:extent cx="3795823" cy="3276863"/>
+            <wp:effectExtent l="0" t="0" r="0" b="0"/>
+            <wp:docPr id="1724920004" name="Рисунок 1"/>
+            <wp:cNvGraphicFramePr>
+              <a:graphicFrameLocks xmlns:a="http://schemas.openxmlformats.org/drawingml/2006/main" noChangeAspect="1"/>
+            </wp:cNvGraphicFramePr>
+            <a:graphic xmlns:a="http://schemas.openxmlformats.org/drawingml/2006/main">
+              <a:graphicData uri="http://schemas.openxmlformats.org/drawingml/2006/picture">
+                <pic:pic xmlns:pic="http://schemas.openxmlformats.org/drawingml/2006/picture">
+                  <pic:nvPicPr>
+                    <pic:cNvPr id="1724920004" name=""/>
+                    <pic:cNvPicPr/>
+                  </pic:nvPicPr>
+                  <pic:blipFill>
+                    <a:blip r:embed="rId21"/>
+                    <a:stretch>
+                      <a:fillRect/>
+                    </a:stretch>
+                  </pic:blipFill>
+                  <pic:spPr>
+                    <a:xfrm>
+                      <a:off x="0" y="0"/>
+                      <a:ext cx="3806379" cy="3285976"/>
+                    </a:xfrm>
+                    <a:prstGeom prst="rect">
+                      <a:avLst/>
+                    </a:prstGeom>
+                  </pic:spPr>
+                </pic:pic>
+              </a:graphicData>
+            </a:graphic>
+          </wp:inline>
+        </w:drawing>
+      </w:r>
+    </w:p>
+    <w:p>
+      <w:pPr>
+        <w:pStyle w:val="afb"/>
+        <w:rPr>
+          <w:lang w:val="en-US"/>
+        </w:rPr>
+      </w:pPr>
+      <w:r>
+        <w:t>Рисунок 4.2 – Страница авторизации</w:t>
+      </w:r>
+    </w:p>
+    <w:p>
+      <w:pPr>
+        <w:rPr>
+          <w:rFonts w:eastAsia="Calibri"/>
+        </w:rPr>
+      </w:pPr>
+      <w:r>
+        <w:rPr>
+          <w:rFonts w:eastAsia="Calibri"/>
+        </w:rPr>
+        <w:t>При успешной авторизации попадаем на страницу со списком задач. Интерфейс этой страницы представлен на рисунке 4.3.</w:t>
+      </w:r>
+    </w:p>
+    <w:p>
+      <w:pPr>
+        <w:pStyle w:val="afa"/>
+        <w:rPr>
+          <w:rFonts w:eastAsia="Calibri"/>
+          <w:lang w:val="en-US"/>
+        </w:rPr>
+      </w:pPr>
+      <w:r>
+        <w:rPr>
+          <w:rFonts w:eastAsia="Calibri"/>
+        </w:rPr>
+        <w:drawing>
+          <wp:inline distT="0" distB="0" distL="0" distR="0" wp14:anchorId="1C5856AB" wp14:editId="246F3A11">
+            <wp:extent cx="5890114" cy="4194544"/>
+            <wp:effectExtent l="0" t="0" r="0" b="0"/>
+            <wp:docPr id="3" name="Рисунок 3"/>
+            <wp:cNvGraphicFramePr>
+              <a:graphicFrameLocks xmlns:a="http://schemas.openxmlformats.org/drawingml/2006/main" noChangeAspect="1"/>
+            </wp:cNvGraphicFramePr>
+            <a:graphic xmlns:a="http://schemas.openxmlformats.org/drawingml/2006/main">
+              <a:graphicData uri="http://schemas.openxmlformats.org/drawingml/2006/picture">
+                <pic:pic xmlns:pic="http://schemas.openxmlformats.org/drawingml/2006/picture">
+                  <pic:nvPicPr>
+                    <pic:cNvPr id="1" name=""/>
+                    <pic:cNvPicPr/>
+                  </pic:nvPicPr>
+                  <pic:blipFill>
+                    <a:blip r:embed="rId22"/>
+                    <a:stretch>
+                      <a:fillRect/>
+                    </a:stretch>
+                  </pic:blipFill>
+                  <pic:spPr>
+                    <a:xfrm>
+                      <a:off x="0" y="0"/>
+                      <a:ext cx="5964101" cy="4247233"/>
+                    </a:xfrm>
+                    <a:prstGeom prst="rect">
+                      <a:avLst/>
+                    </a:prstGeom>
+                  </pic:spPr>
+                </pic:pic>
+              </a:graphicData>
+            </a:graphic>
+          </wp:inline>
+        </w:drawing>
+      </w:r>
+    </w:p>
+    <w:p>
+      <w:pPr>
+        <w:pStyle w:val="afb"/>
+        <w:rPr>
+          <w:rFonts w:eastAsia="Calibri"/>
+        </w:rPr>
+      </w:pPr>
+      <w:r>
+        <w:t xml:space="preserve">Рисунок </w:t>
+      </w:r>
+      <w:r>
+        <w:t>4.3</w:t>
+      </w:r>
+      <w:r>
+        <w:t xml:space="preserve"> </w:t>
+      </w:r>
+      <w:r>
+        <w:rPr>
+          <w:rFonts w:eastAsia="Calibri"/>
+        </w:rPr>
+        <w:t>–</w:t>
+      </w:r>
+      <w:r>
+        <w:rPr>
+          <w:rFonts w:eastAsia="Calibri"/>
+        </w:rPr>
+        <w:t xml:space="preserve"> Страница списка задач</w:t>
+      </w:r>
+    </w:p>
+    <w:p>
+      <w:pPr>
+        <w:rPr>
+          <w:rFonts w:eastAsia="Calibri"/>
+        </w:rPr>
+      </w:pPr>
+      <w:r>
+        <w:rPr>
+          <w:rFonts w:eastAsia="Calibri"/>
+        </w:rPr>
+        <w:lastRenderedPageBreak/>
+        <w:t xml:space="preserve">Кликнув на любую задачу, откроется страница решения задачи, она представлена на рисунке 4.4. На странице есть подробное описание задачи, примеры входных и выходных данных, ограничения по входным данным. Можно выбрать один из трех языков программирования. </w:t>
+      </w:r>
+    </w:p>
+    <w:p>
+      <w:pPr>
+        <w:pStyle w:val="afa"/>
+        <w:rPr>
+          <w:rFonts w:eastAsia="Calibri"/>
+          <w:lang w:val="en-US"/>
+        </w:rPr>
+      </w:pPr>
+      <w:r>
+        <w:drawing>
+          <wp:inline distT="0" distB="0" distL="0" distR="0" wp14:anchorId="4D88B1BE" wp14:editId="4B2BDAC4">
+            <wp:extent cx="5215269" cy="3112437"/>
+            <wp:effectExtent l="0" t="0" r="4445" b="0"/>
+            <wp:docPr id="14" name="Рисунок 14"/>
+            <wp:cNvGraphicFramePr>
+              <a:graphicFrameLocks xmlns:a="http://schemas.openxmlformats.org/drawingml/2006/main" noChangeAspect="1"/>
+            </wp:cNvGraphicFramePr>
+            <a:graphic xmlns:a="http://schemas.openxmlformats.org/drawingml/2006/main">
+              <a:graphicData uri="http://schemas.openxmlformats.org/drawingml/2006/picture">
+                <pic:pic xmlns:pic="http://schemas.openxmlformats.org/drawingml/2006/picture">
+                  <pic:nvPicPr>
+                    <pic:cNvPr id="1" name=""/>
+                    <pic:cNvPicPr/>
+                  </pic:nvPicPr>
+                  <pic:blipFill>
+                    <a:blip r:embed="rId23"/>
+                    <a:stretch>
+                      <a:fillRect/>
+                    </a:stretch>
+                  </pic:blipFill>
+                  <pic:spPr>
+                    <a:xfrm>
+                      <a:off x="0" y="0"/>
+                      <a:ext cx="5221731" cy="3116293"/>
+                    </a:xfrm>
+                    <a:prstGeom prst="rect">
+                      <a:avLst/>
+                    </a:prstGeom>
+                  </pic:spPr>
+                </pic:pic>
+              </a:graphicData>
+            </a:graphic>
+          </wp:inline>
+        </w:drawing>
+      </w:r>
+    </w:p>
+    <w:p>
+      <w:pPr>
+        <w:pStyle w:val="afb"/>
+      </w:pPr>
+      <w:r>
+        <w:t>Рисунок 4.4 – Страница решения задачи</w:t>
+      </w:r>
+    </w:p>
+    <w:p>
+      <w:pPr>
+        <w:rPr>
+          <w:rFonts w:eastAsia="Calibri"/>
+          <w:lang w:val="en-US"/>
+        </w:rPr>
+      </w:pPr>
+      <w:r>
+        <w:rPr>
+          <w:rFonts w:eastAsia="Calibri"/>
+        </w:rPr>
+        <w:t>Когда напишете код, решающий задачу</w:t>
+      </w:r>
+      <w:r>
+        <w:rPr>
+          <w:rFonts w:eastAsia="Calibri"/>
+        </w:rPr>
+        <w:t>,</w:t>
+      </w:r>
+      <w:r>
+        <w:rPr>
+          <w:rFonts w:eastAsia="Calibri"/>
+        </w:rPr>
+        <w:t xml:space="preserve"> и будете готовы к проверке решения, нажмите кнопку «Запустить». Пока решение еще не протестировано, отображается спиннер загрузки. Перезагружать страницу самостоятельно не требуется. Результаты автоматически отобразятся на страницу без полной перезагрузки. Дождавшись завершения тестирования, можно увидеть на рисунке 4.5, что решение было одобрено. В левой панели отображается таблица с результатами решений. Также отображается дополнительная информация со статусом завершения программы, количеством выполненных тестов, ошибок, сбоев и временем выполнения. Как итог, задача решена. Справа от названия задачи отображается зеленая галочка, обозначающая успешное решение задачи. </w:t>
+      </w:r>
+    </w:p>
+    <w:p>
+      <w:pPr>
+        <w:rPr>
+          <w:rFonts w:eastAsia="Calibri"/>
+          <w:lang w:val="en-US"/>
+        </w:rPr>
+      </w:pPr>
+      <w:r>
+        <w:rPr>
+          <w:rFonts w:eastAsia="Calibri"/>
+        </w:rPr>
+        <w:t>Если вам нужна площадка для программирования вне решения задачи, например, для проверки как работают стандартные функции вашего языка, то можете перейти на страницу «компилятора», она представлена на рисунке 4.</w:t>
+      </w:r>
+      <w:r>
+        <w:rPr>
+          <w:rFonts w:eastAsia="Calibri"/>
+        </w:rPr>
+        <w:t>6</w:t>
+      </w:r>
+      <w:r>
+        <w:rPr>
+          <w:rFonts w:eastAsia="Calibri"/>
+        </w:rPr>
+        <w:t xml:space="preserve">. На ней все также есть кнопка для запуска программы. Можно заметить, что текстовые сообщения о результатах выполнения программы появляются в правой панели по мере выполнения программы, а не после завершения. Это сложно передать скриншотом в отчете, но в реальности оно так и работает.  </w:t>
+      </w:r>
+    </w:p>
+    <w:p>
+      <w:pPr>
+        <w:pStyle w:val="afa"/>
+        <w:rPr>
+          <w:rFonts w:eastAsia="Calibri"/>
+        </w:rPr>
+      </w:pPr>
+      <w:r>
+        <w:rPr>
+          <w:rFonts w:eastAsia="Calibri"/>
+        </w:rPr>
+        <w:lastRenderedPageBreak/>
+        <w:drawing>
+          <wp:inline distT="0" distB="0" distL="0" distR="0" wp14:anchorId="752BD527" wp14:editId="0254D163">
+            <wp:extent cx="6083643" cy="3615069"/>
+            <wp:effectExtent l="0" t="0" r="0" b="4445"/>
+            <wp:docPr id="50" name="Рисунок 50"/>
+            <wp:cNvGraphicFramePr>
+              <a:graphicFrameLocks xmlns:a="http://schemas.openxmlformats.org/drawingml/2006/main" noChangeAspect="1"/>
+            </wp:cNvGraphicFramePr>
+            <a:graphic xmlns:a="http://schemas.openxmlformats.org/drawingml/2006/main">
+              <a:graphicData uri="http://schemas.openxmlformats.org/drawingml/2006/picture">
+                <pic:pic xmlns:pic="http://schemas.openxmlformats.org/drawingml/2006/picture">
+                  <pic:nvPicPr>
+                    <pic:cNvPr id="1" name=""/>
+                    <pic:cNvPicPr/>
+                  </pic:nvPicPr>
+                  <pic:blipFill>
+                    <a:blip r:embed="rId24"/>
+                    <a:stretch>
+                      <a:fillRect/>
+                    </a:stretch>
+                  </pic:blipFill>
+                  <pic:spPr>
+                    <a:xfrm>
+                      <a:off x="0" y="0"/>
+                      <a:ext cx="6085535" cy="3616193"/>
+                    </a:xfrm>
+                    <a:prstGeom prst="rect">
+                      <a:avLst/>
+                    </a:prstGeom>
+                  </pic:spPr>
+                </pic:pic>
+              </a:graphicData>
+            </a:graphic>
+          </wp:inline>
+        </w:drawing>
+      </w:r>
+    </w:p>
+    <w:p>
+      <w:pPr>
+        <w:pStyle w:val="afb"/>
+        <w:rPr>
+          <w:rFonts w:eastAsia="Calibri"/>
+        </w:rPr>
+      </w:pPr>
+      <w:r>
+        <w:rPr>
+          <w:rFonts w:eastAsia="Calibri"/>
+        </w:rPr>
+        <w:t>Рисунок 4.5</w:t>
+      </w:r>
+      <w:r>
+        <w:t xml:space="preserve"> </w:t>
+      </w:r>
+      <w:r>
+        <w:rPr>
+          <w:rFonts w:eastAsia="Calibri"/>
+        </w:rPr>
+        <w:t>–</w:t>
+      </w:r>
+      <w:r>
+        <w:rPr>
+          <w:rFonts w:eastAsia="Calibri"/>
+        </w:rPr>
+        <w:t xml:space="preserve"> Страница решения задачи с решенной задачей</w:t>
+      </w:r>
+    </w:p>
+    <w:p>
+      <w:pPr>
+        <w:pStyle w:val="afa"/>
+        <w:rPr>
+          <w:rFonts w:eastAsia="Calibri"/>
+        </w:rPr>
+      </w:pPr>
+      <w:r>
+        <w:rPr>
+          <w:rFonts w:eastAsia="Calibri"/>
+        </w:rPr>
+        <w:drawing>
+          <wp:inline distT="0" distB="0" distL="0" distR="0" wp14:anchorId="5EAA2467" wp14:editId="39E9F9CE">
+            <wp:extent cx="6061167" cy="3599121"/>
+            <wp:effectExtent l="0" t="0" r="0" b="1905"/>
+            <wp:docPr id="51" name="Рисунок 51"/>
+            <wp:cNvGraphicFramePr>
+              <a:graphicFrameLocks xmlns:a="http://schemas.openxmlformats.org/drawingml/2006/main" noChangeAspect="1"/>
+            </wp:cNvGraphicFramePr>
+            <a:graphic xmlns:a="http://schemas.openxmlformats.org/drawingml/2006/main">
+              <a:graphicData uri="http://schemas.openxmlformats.org/drawingml/2006/picture">
+                <pic:pic xmlns:pic="http://schemas.openxmlformats.org/drawingml/2006/picture">
+                  <pic:nvPicPr>
+                    <pic:cNvPr id="1" name=""/>
+                    <pic:cNvPicPr/>
+                  </pic:nvPicPr>
+                  <pic:blipFill>
+                    <a:blip r:embed="rId25"/>
+                    <a:stretch>
+                      <a:fillRect/>
+                    </a:stretch>
+                  </pic:blipFill>
+                  <pic:spPr>
+                    <a:xfrm>
+                      <a:off x="0" y="0"/>
+                      <a:ext cx="6103515" cy="3624267"/>
+                    </a:xfrm>
+                    <a:prstGeom prst="rect">
+                      <a:avLst/>
+                    </a:prstGeom>
+                  </pic:spPr>
+                </pic:pic>
+              </a:graphicData>
+            </a:graphic>
+          </wp:inline>
+        </w:drawing>
+      </w:r>
+    </w:p>
+    <w:p>
+      <w:pPr>
+        <w:pStyle w:val="afb"/>
+      </w:pPr>
+      <w:r>
+        <w:t>Рисунок 4.</w:t>
+      </w:r>
+      <w:r>
+        <w:t>6</w:t>
+      </w:r>
+      <w:r>
+        <w:t xml:space="preserve"> – Страница онлайн-компилятора</w:t>
+      </w:r>
+    </w:p>
+    <w:p>
+      <w:pPr>
+        <w:pStyle w:val="2"/>
+      </w:pPr>
+      <w:r>
+        <w:lastRenderedPageBreak/>
+        <w:t xml:space="preserve">4.2 </w:t>
+      </w:r>
+      <w:r>
+        <w:t xml:space="preserve">Создание </w:t>
+      </w:r>
+      <w:r>
+        <w:t>задачи</w:t>
+      </w:r>
+    </w:p>
+    <w:p>
+      <w:pPr>
+        <w:rPr>
+          <w:rFonts w:eastAsia="Calibri"/>
+          <w:lang w:val="en-US"/>
+        </w:rPr>
+      </w:pPr>
+      <w:r>
+        <w:rPr>
+          <w:rFonts w:eastAsia="Calibri"/>
+        </w:rPr>
+        <w:t xml:space="preserve">Проверим </w:t>
+      </w:r>
+      <w:r>
+        <w:rPr>
+          <w:rFonts w:eastAsia="Calibri"/>
+        </w:rPr>
+        <w:t xml:space="preserve">создание </w:t>
+      </w:r>
+      <w:r>
+        <w:rPr>
+          <w:rFonts w:eastAsia="Calibri"/>
+        </w:rPr>
+        <w:t>новых задач.</w:t>
+      </w:r>
+      <w:r>
+        <w:rPr>
+          <w:rFonts w:eastAsia="Calibri"/>
+        </w:rPr>
+        <w:t xml:space="preserve"> </w:t>
+      </w:r>
+      <w:r>
+        <w:rPr>
+          <w:rFonts w:eastAsia="Calibri"/>
+        </w:rPr>
+        <w:t>Открываем страницу создания задачи</w:t>
+      </w:r>
+      <w:r>
+        <w:rPr>
+          <w:rFonts w:eastAsia="Calibri"/>
+        </w:rPr>
+        <w:t xml:space="preserve"> </w:t>
+      </w:r>
+      <w:r>
+        <w:rPr>
+          <w:rFonts w:eastAsia="Calibri"/>
+        </w:rPr>
+        <w:t xml:space="preserve">и заполняем форму. На рисунке 4.7 представлена заполненная форма страницы создания задачи. </w:t>
+      </w:r>
+    </w:p>
+    <w:p>
+      <w:pPr>
+        <w:pStyle w:val="afa"/>
+      </w:pPr>
+      <w:r>
+        <w:drawing>
+          <wp:inline distT="0" distB="0" distL="0" distR="0" wp14:anchorId="102D4712" wp14:editId="0D1CE113">
+            <wp:extent cx="5348176" cy="4608407"/>
+            <wp:effectExtent l="0" t="0" r="5080" b="1905"/>
+            <wp:docPr id="918589249" name="Рисунок 1"/>
+            <wp:cNvGraphicFramePr>
+              <a:graphicFrameLocks xmlns:a="http://schemas.openxmlformats.org/drawingml/2006/main" noChangeAspect="1"/>
+            </wp:cNvGraphicFramePr>
+            <a:graphic xmlns:a="http://schemas.openxmlformats.org/drawingml/2006/main">
+              <a:graphicData uri="http://schemas.openxmlformats.org/drawingml/2006/picture">
+                <pic:pic xmlns:pic="http://schemas.openxmlformats.org/drawingml/2006/picture">
+                  <pic:nvPicPr>
+                    <pic:cNvPr id="918589249" name=""/>
+                    <pic:cNvPicPr/>
+                  </pic:nvPicPr>
+                  <pic:blipFill>
+                    <a:blip r:embed="rId26"/>
+                    <a:stretch>
+                      <a:fillRect/>
+                    </a:stretch>
+                  </pic:blipFill>
+                  <pic:spPr>
+                    <a:xfrm>
+                      <a:off x="0" y="0"/>
+                      <a:ext cx="5350489" cy="4610400"/>
+                    </a:xfrm>
+                    <a:prstGeom prst="rect">
+                      <a:avLst/>
+                    </a:prstGeom>
+                  </pic:spPr>
+                </pic:pic>
+              </a:graphicData>
+            </a:graphic>
+          </wp:inline>
+        </w:drawing>
+      </w:r>
+    </w:p>
+    <w:p>
+      <w:pPr>
+        <w:pStyle w:val="afb"/>
+      </w:pPr>
+      <w:r>
+        <w:t>Рисунок 4.</w:t>
+      </w:r>
+      <w:r>
+        <w:t>7</w:t>
+      </w:r>
+      <w:r>
+        <w:t xml:space="preserve"> – Страница </w:t>
+      </w:r>
+      <w:r>
+        <w:t>создания задачи</w:t>
+      </w:r>
+    </w:p>
+    <w:p>
+      <w:pPr>
+        <w:pStyle w:val="2"/>
+      </w:pPr>
+      <w:r>
+        <w:t>4.</w:t>
+      </w:r>
+      <w:r>
+        <w:t>3</w:t>
+      </w:r>
+      <w:r>
+        <w:t xml:space="preserve"> Редактирование задачи при помощи AI агента</w:t>
+      </w:r>
+    </w:p>
+    <w:p>
+      <w:pPr>
+        <w:rPr>
+          <w:lang w:val="en-US"/>
+        </w:rPr>
+      </w:pPr>
+      <w:r>
+        <w:t xml:space="preserve">Проверим возможность редактирования задачи при помощи </w:t>
+      </w:r>
+      <w:r>
+        <w:rPr>
+          <w:lang w:val="en-US"/>
+        </w:rPr>
+        <w:t>AI</w:t>
+      </w:r>
+      <w:r>
+        <w:t xml:space="preserve"> </w:t>
+      </w:r>
+      <w:r>
+        <w:t xml:space="preserve">агента. Созданная задача имеет реализацию только на языке </w:t>
+      </w:r>
+      <w:r>
+        <w:rPr>
+          <w:lang w:val="en-US"/>
+        </w:rPr>
+        <w:t>C</w:t>
+      </w:r>
+      <w:r>
+        <w:t>++</w:t>
+      </w:r>
+      <w:r>
+        <w:t xml:space="preserve">. Пусть </w:t>
+      </w:r>
+      <w:r>
+        <w:rPr>
+          <w:lang w:val="en-US"/>
+        </w:rPr>
+        <w:t>AI</w:t>
+      </w:r>
+      <w:r>
+        <w:t xml:space="preserve"> </w:t>
+      </w:r>
+      <w:r>
+        <w:t xml:space="preserve">агент добавит реализацию на языке </w:t>
+      </w:r>
+      <w:r>
+        <w:rPr>
+          <w:lang w:val="en-US"/>
+        </w:rPr>
+        <w:t>JavaScript</w:t>
+      </w:r>
+      <w:r>
+        <w:t>. Для этого нажимаем на кнопку «Подключить директорию» на странице создания задачи (рисунок 4.7)</w:t>
+      </w:r>
+      <w:r>
+        <w:t xml:space="preserve"> и выбираем свободную директорию</w:t>
+      </w:r>
+      <w:r>
+        <w:t xml:space="preserve">. </w:t>
+      </w:r>
+      <w:r>
+        <w:t>В моем случае это директория «</w:t>
+      </w:r>
+      <w:r>
+        <w:t>C:\</w:t>
+      </w:r>
+      <w:proofErr w:type="spellStart"/>
+      <w:r>
+        <w:t>Users</w:t>
+      </w:r>
+      <w:proofErr w:type="spellEnd"/>
+      <w:r>
+        <w:t>\Danil\</w:t>
+      </w:r>
+      <w:proofErr w:type="spellStart"/>
+      <w:r>
+        <w:t>IdeaProjects</w:t>
+      </w:r>
+      <w:proofErr w:type="spellEnd"/>
+      <w:r>
+        <w:t>\</w:t>
+      </w:r>
+      <w:proofErr w:type="spellStart"/>
+      <w:r>
+        <w:t>new-problem</w:t>
+      </w:r>
+      <w:proofErr w:type="spellEnd"/>
+      <w:r>
+        <w:t xml:space="preserve">». </w:t>
+      </w:r>
+      <w:r>
+        <w:t xml:space="preserve">Далее в этой директории запускаем предпочитаемого кодинг-агента. В моем случае это </w:t>
+      </w:r>
+      <w:proofErr w:type="spellStart"/>
+      <w:r>
+        <w:rPr>
+          <w:lang w:val="en-US"/>
+        </w:rPr>
+        <w:t>opencode</w:t>
+      </w:r>
+      <w:proofErr w:type="spellEnd"/>
+      <w:r>
+        <w:t xml:space="preserve"> []</w:t>
+      </w:r>
+      <w:r>
+        <w:t xml:space="preserve">. </w:t>
+      </w:r>
+      <w:proofErr w:type="spellStart"/>
+      <w:r>
+        <w:rPr>
+          <w:lang w:val="en-US"/>
+        </w:rPr>
+        <w:t>Opencode</w:t>
+      </w:r>
+      <w:proofErr w:type="spellEnd"/>
+      <w:r>
+        <w:t xml:space="preserve"> – это </w:t>
+      </w:r>
+      <w:r>
+        <w:lastRenderedPageBreak/>
+        <w:t>AI-агент с открытым кодом для программирования</w:t>
+      </w:r>
+      <w:r>
+        <w:t xml:space="preserve">. Напишем простейший </w:t>
+      </w:r>
+      <w:proofErr w:type="spellStart"/>
+      <w:r>
+        <w:t>промпт</w:t>
+      </w:r>
+      <w:proofErr w:type="spellEnd"/>
+      <w:r>
+        <w:t>: «</w:t>
+      </w:r>
+      <w:r>
+        <w:t>Добавь реализацию задачи на языке JavaScript</w:t>
+      </w:r>
+      <w:r>
+        <w:t xml:space="preserve">». Окно с введенным </w:t>
+      </w:r>
+      <w:proofErr w:type="spellStart"/>
+      <w:r>
+        <w:t>промптом</w:t>
+      </w:r>
+      <w:proofErr w:type="spellEnd"/>
+      <w:r>
+        <w:t xml:space="preserve"> показано на рисунке 4.8. </w:t>
+      </w:r>
+    </w:p>
+    <w:p>
+      <w:pPr>
+        <w:pStyle w:val="afa"/>
+        <w:rPr>
+          <w:lang w:val="en-US"/>
+        </w:rPr>
+      </w:pPr>
+      <w:r>
+        <w:drawing>
+          <wp:inline distT="0" distB="0" distL="0" distR="0" wp14:anchorId="4958BD05" wp14:editId="465E349F">
+            <wp:extent cx="5523614" cy="2545409"/>
+            <wp:effectExtent l="0" t="0" r="1270" b="7620"/>
+            <wp:docPr id="1935812202" name="Рисунок 1"/>
+            <wp:cNvGraphicFramePr>
+              <a:graphicFrameLocks xmlns:a="http://schemas.openxmlformats.org/drawingml/2006/main" noChangeAspect="1"/>
+            </wp:cNvGraphicFramePr>
+            <a:graphic xmlns:a="http://schemas.openxmlformats.org/drawingml/2006/main">
+              <a:graphicData uri="http://schemas.openxmlformats.org/drawingml/2006/picture">
+                <pic:pic xmlns:pic="http://schemas.openxmlformats.org/drawingml/2006/picture">
+                  <pic:nvPicPr>
+                    <pic:cNvPr id="1935812202" name=""/>
+                    <pic:cNvPicPr/>
+                  </pic:nvPicPr>
+                  <pic:blipFill>
+                    <a:blip r:embed="rId27"/>
+                    <a:stretch>
+                      <a:fillRect/>
+                    </a:stretch>
+                  </pic:blipFill>
+                  <pic:spPr>
+                    <a:xfrm>
+                      <a:off x="0" y="0"/>
+                      <a:ext cx="5526670" cy="2546817"/>
+                    </a:xfrm>
+                    <a:prstGeom prst="rect">
+                      <a:avLst/>
+                    </a:prstGeom>
+                  </pic:spPr>
+                </pic:pic>
+              </a:graphicData>
+            </a:graphic>
+          </wp:inline>
+        </w:drawing>
+      </w:r>
+    </w:p>
+    <w:p>
+      <w:pPr>
+        <w:pStyle w:val="afb"/>
+      </w:pPr>
+      <w:r>
+        <w:t>Рисунок 4.</w:t>
+      </w:r>
+      <w:r>
+        <w:t>8</w:t>
+      </w:r>
+      <w:r>
+        <w:t xml:space="preserve"> – Страница </w:t>
+      </w:r>
+      <w:r>
+        <w:t>создания задачи</w:t>
+      </w:r>
+    </w:p>
+    <w:p>
+      <w:r>
+        <w:t xml:space="preserve">Процесс работы представлен на рисунках 4.8 и 4.9. </w:t>
+      </w:r>
+      <w:r>
+        <w:t>Агент прочитал всю директорию с задачей, понял, что пользователь имеет в виду задачу на платформе «</w:t>
+      </w:r>
+      <w:proofErr w:type="spellStart"/>
+      <w:r>
+        <w:t>SupremeCode</w:t>
+      </w:r>
+      <w:proofErr w:type="spellEnd"/>
+      <w:r>
+        <w:t>» и прочитал навык «</w:t>
+      </w:r>
+      <w:proofErr w:type="spellStart"/>
+      <w:r>
+        <w:t>supreme-code-problem</w:t>
+      </w:r>
+      <w:proofErr w:type="spellEnd"/>
+      <w:r>
+        <w:t xml:space="preserve">». В этом навыке написаны инструкции, как работать с задачами в информационной системе: описана структура директорий, формат файлов, используемые фреймворки для тестирования, а также список доступных инструментов (MCP </w:t>
+      </w:r>
+      <w:proofErr w:type="spellStart"/>
+      <w:r>
+        <w:t>tools</w:t>
+      </w:r>
+      <w:proofErr w:type="spellEnd"/>
+      <w:r>
+        <w:t xml:space="preserve">). Из этой инструкции агент узнал о структуре задачи (description.md, </w:t>
+      </w:r>
+      <w:proofErr w:type="spellStart"/>
+      <w:proofErr w:type="gramStart"/>
+      <w:r>
+        <w:t>info.json</w:t>
+      </w:r>
+      <w:proofErr w:type="spellEnd"/>
+      <w:proofErr w:type="gramEnd"/>
+      <w:r>
+        <w:t xml:space="preserve">, </w:t>
+      </w:r>
+      <w:proofErr w:type="spellStart"/>
+      <w:r>
+        <w:t>languages</w:t>
+      </w:r>
+      <w:proofErr w:type="spellEnd"/>
+      <w:r>
+        <w:t>/) и перешёл к изучению задачи: прочитал description.md с описанием задачи</w:t>
+      </w:r>
+      <w:r>
+        <w:t xml:space="preserve">, </w:t>
+      </w:r>
+      <w:proofErr w:type="spellStart"/>
+      <w:proofErr w:type="gramStart"/>
+      <w:r>
+        <w:t>info.json</w:t>
+      </w:r>
+      <w:proofErr w:type="spellEnd"/>
+      <w:proofErr w:type="gramEnd"/>
+      <w:r>
+        <w:t xml:space="preserve"> с метаданными (название и теги), нашёл существующую реализацию на языке C++ и изучил все три файла из директории </w:t>
+      </w:r>
+      <w:proofErr w:type="spellStart"/>
+      <w:r>
+        <w:t>languages</w:t>
+      </w:r>
+      <w:proofErr w:type="spellEnd"/>
+      <w:r>
+        <w:t>/</w:t>
+      </w:r>
+      <w:proofErr w:type="spellStart"/>
+      <w:r>
+        <w:t>cpp</w:t>
+      </w:r>
+      <w:proofErr w:type="spellEnd"/>
+      <w:r>
+        <w:t>/ — эталонное решение, шаблон и тесты.</w:t>
+      </w:r>
+    </w:p>
+    <w:p>
+      <w:r>
+        <w:t xml:space="preserve">Далее агент без лишних слов перешёл к созданию реализации на JavaScript: создал директорию </w:t>
+      </w:r>
+      <w:proofErr w:type="spellStart"/>
+      <w:r>
+        <w:t>javascript</w:t>
+      </w:r>
+      <w:proofErr w:type="spellEnd"/>
+      <w:r>
+        <w:t xml:space="preserve"> и три файла, необходимые для задачи на платформе. При создании файлов агент руководствовался форматами из навыка и аналогичной реализацией на C++. </w:t>
+      </w:r>
+    </w:p>
+    <w:p>
+      <w:r>
+        <w:t>После написания задачи агент провёл валидацию — он вызвал функцию «</w:t>
+      </w:r>
+      <w:proofErr w:type="spellStart"/>
+      <w:r>
+        <w:t>supreme-code-mcp_validate</w:t>
+      </w:r>
+      <w:proofErr w:type="spellEnd"/>
+      <w:r>
+        <w:t>». Эта функция отправляет задачу на платформу и проводит валидацию. Агент отчитался о выполнении поручения.</w:t>
+      </w:r>
+      <w:r>
+        <w:t xml:space="preserve"> </w:t>
+      </w:r>
+      <w:r>
+        <w:t>Генерация заняла 1 минуту 2 секунды.</w:t>
+      </w:r>
+    </w:p>
+    <w:p>
+      <w:r>
+        <w:lastRenderedPageBreak/>
+        <w:drawing>
+          <wp:inline distT="0" distB="0" distL="0" distR="0" wp14:anchorId="6353B760" wp14:editId="5F3D1AE1">
+            <wp:extent cx="4712069" cy="4141381"/>
+            <wp:effectExtent l="0" t="0" r="0" b="0"/>
+            <wp:docPr id="12122629" name="Рисунок 1"/>
+            <wp:cNvGraphicFramePr>
+              <a:graphicFrameLocks xmlns:a="http://schemas.openxmlformats.org/drawingml/2006/main" noChangeAspect="1"/>
+            </wp:cNvGraphicFramePr>
+            <a:graphic xmlns:a="http://schemas.openxmlformats.org/drawingml/2006/main">
+              <a:graphicData uri="http://schemas.openxmlformats.org/drawingml/2006/picture">
+                <pic:pic xmlns:pic="http://schemas.openxmlformats.org/drawingml/2006/picture">
+                  <pic:nvPicPr>
+                    <pic:cNvPr id="12122629" name=""/>
+                    <pic:cNvPicPr/>
+                  </pic:nvPicPr>
+                  <pic:blipFill>
+                    <a:blip r:embed="rId28"/>
+                    <a:stretch>
+                      <a:fillRect/>
+                    </a:stretch>
+                  </pic:blipFill>
+                  <pic:spPr>
+                    <a:xfrm>
+                      <a:off x="0" y="0"/>
+                      <a:ext cx="4735024" cy="4161556"/>
+                    </a:xfrm>
+                    <a:prstGeom prst="rect">
+                      <a:avLst/>
+                    </a:prstGeom>
+                  </pic:spPr>
+                </pic:pic>
+              </a:graphicData>
+            </a:graphic>
+          </wp:inline>
+        </w:drawing>
+      </w:r>
+    </w:p>
+    <w:p>
+      <w:pPr>
+        <w:pStyle w:val="afb"/>
+      </w:pPr>
+      <w:r>
+        <w:t>Рисунок 4.</w:t>
+      </w:r>
+      <w:r>
+        <w:t>8</w:t>
+      </w:r>
+      <w:r>
+        <w:t xml:space="preserve"> – Страница </w:t>
+      </w:r>
+      <w:r>
+        <w:t>создания задачи</w:t>
+      </w:r>
+    </w:p>
+    <w:p>
+      <w:pPr>
+        <w:pStyle w:val="afa"/>
+      </w:pPr>
+      <w:r>
+        <w:drawing>
+          <wp:inline distT="0" distB="0" distL="0" distR="0" wp14:anchorId="5B9FB6CF" wp14:editId="2497C093">
+            <wp:extent cx="4769191" cy="3551275"/>
+            <wp:effectExtent l="0" t="0" r="0" b="0"/>
+            <wp:docPr id="1893313455" name="Рисунок 1"/>
+            <wp:cNvGraphicFramePr>
+              <a:graphicFrameLocks xmlns:a="http://schemas.openxmlformats.org/drawingml/2006/main" noChangeAspect="1"/>
+            </wp:cNvGraphicFramePr>
+            <a:graphic xmlns:a="http://schemas.openxmlformats.org/drawingml/2006/main">
+              <a:graphicData uri="http://schemas.openxmlformats.org/drawingml/2006/picture">
+                <pic:pic xmlns:pic="http://schemas.openxmlformats.org/drawingml/2006/picture">
+                  <pic:nvPicPr>
+                    <pic:cNvPr id="1893313455" name=""/>
+                    <pic:cNvPicPr/>
+                  </pic:nvPicPr>
+                  <pic:blipFill>
+                    <a:blip r:embed="rId29"/>
+                    <a:stretch>
+                      <a:fillRect/>
+                    </a:stretch>
+                  </pic:blipFill>
+                  <pic:spPr>
+                    <a:xfrm>
+                      <a:off x="0" y="0"/>
+                      <a:ext cx="4779565" cy="3559000"/>
+                    </a:xfrm>
+                    <a:prstGeom prst="rect">
+                      <a:avLst/>
+                    </a:prstGeom>
+                  </pic:spPr>
+                </pic:pic>
+              </a:graphicData>
+            </a:graphic>
+          </wp:inline>
+        </w:drawing>
+      </w:r>
+    </w:p>
+    <w:p>
+      <w:pPr>
+        <w:pStyle w:val="afb"/>
+      </w:pPr>
+      <w:r>
+        <w:t>Рисунок 4.</w:t>
+      </w:r>
+      <w:r>
+        <w:t>9</w:t>
+      </w:r>
+      <w:r>
+        <w:t xml:space="preserve"> – Страница создания задачи</w:t>
+      </w:r>
+      <w:r>
+        <w:t xml:space="preserve"> (продолжение)</w:t>
+      </w:r>
+    </w:p>
+    <w:p>
+      <w:pPr>
+        <w:pStyle w:val="2"/>
+        <w:rPr>
           <w:rFonts w:eastAsiaTheme="minorHAnsi"/>
           <w:lang w:eastAsia="en-US"/>
         </w:rPr>
       </w:pPr>
-      <w:bookmarkStart w:id="16" w:name="_Toc168832073"/>
+      <w:bookmarkStart w:id="17" w:name="_Toc168832076"/>
       <w:r>
         <w:rPr>
           <w:rFonts w:eastAsiaTheme="minorHAnsi"/>
           <w:lang w:eastAsia="en-US"/>
         </w:rPr>
-        <w:t>3.</w:t>
+        <w:lastRenderedPageBreak/>
+        <w:t>4</w:t>
       </w:r>
       <w:r>
         <w:rPr>
           <w:rFonts w:eastAsiaTheme="minorHAnsi"/>
           <w:lang w:eastAsia="en-US"/>
         </w:rPr>
-        <w:t>6 Выводы по главе</w:t>
-      </w:r>
-      <w:bookmarkEnd w:id="16"/>
-    </w:p>
-    <w:p>
-      <w:r>
-        <w:t xml:space="preserve">В данной главе были обоснованы выборы программных средств для разрабатываемой системы, включая выбор языка программирования Java. </w:t>
-      </w:r>
-    </w:p>
-    <w:p>
-      <w:r>
-        <w:t>Преимущества использования данных инструментов были рассмотрены подробно, а также проанализированы преимущества и недостатки программных комплексов разработки, необходимых для выполнения поставленных в работе задач. Кроме того, были рассмотрены модули и классы разрабатываемого программного средства, и для каждого из них представлены диаграммы с краткими описаниями классов и</w:t>
-      </w:r>
-      <w:r>
-        <w:t xml:space="preserve"> связей между ними. </w:t>
-      </w:r>
-    </w:p>
-    <w:p>
-      <w:r>
-        <w:t>Клиентская часть онлайн-платформы с алгоритмическими задачами была разработана с использованием современных технологий и подходов. Компонентная архитектура, централизованное управление состоянием и использование готовых библиотек для построения интерфейса обеспечивают высокую производительность разработки и удобство использования приложения.</w:t>
-      </w:r>
-    </w:p>
+        <w:t>.</w:t>
+      </w:r>
+      <w:r>
+        <w:rPr>
+          <w:rFonts w:eastAsiaTheme="minorHAnsi"/>
+          <w:lang w:eastAsia="en-US"/>
+        </w:rPr>
+        <w:t>3</w:t>
+      </w:r>
+      <w:r>
+        <w:rPr>
+          <w:rFonts w:eastAsiaTheme="minorHAnsi"/>
+          <w:lang w:eastAsia="en-US"/>
+        </w:rPr>
+        <w:t xml:space="preserve"> Вывод по главе</w:t>
+      </w:r>
+      <w:bookmarkEnd w:id="17"/>
+    </w:p>
+    <w:p>
+      <w:r>
+        <w:t>В этой главе было произведена демонстрация функционала онлайн-платформы «</w:t>
+      </w:r>
+      <w:proofErr w:type="spellStart"/>
+      <w:r>
+        <w:rPr>
+          <w:lang w:val="en-US"/>
+        </w:rPr>
+        <w:t>SupremeCode</w:t>
+      </w:r>
+      <w:proofErr w:type="spellEnd"/>
+      <w:r>
+        <w:t xml:space="preserve">». </w:t>
+      </w:r>
+    </w:p>
+    <w:p>
+      <w:r>
+        <w:t>Был продемонстрирован процесс работы с онлайн-платформы</w:t>
+      </w:r>
+      <w:r>
+        <w:t>: от мотивирующего контента на главной странице до регистрации, а затем к списку задач. После выбора задачи мы получаем детальное описание с примерами данных и ограничениями. Затем мы можем выбрать язык программирования и запустить решение задачи. Результаты тестирования отображаются динамически. Для программирования без задач предусмотрена страница онлайн-компилятора. Добавление новых задач</w:t>
+      </w:r>
+      <w:r>
+        <w:t xml:space="preserve"> и доработка существующих</w:t>
+      </w:r>
+      <w:r>
+        <w:t xml:space="preserve"> </w:t>
+      </w:r>
+      <w:r>
+        <w:t xml:space="preserve">производится с помощью </w:t>
+      </w:r>
+      <w:r>
+        <w:rPr>
+          <w:lang w:val="en-US"/>
+        </w:rPr>
+        <w:t>AI</w:t>
+      </w:r>
+      <w:r>
+        <w:t xml:space="preserve"> </w:t>
+      </w:r>
+      <w:r>
+        <w:t xml:space="preserve">агента. </w:t>
+      </w:r>
+    </w:p>
+    <w:p>
+      <w:pPr>
+        <w:rPr>
+          <w:rFonts w:eastAsiaTheme="minorHAnsi"/>
+          <w:lang w:eastAsia="en-US"/>
+        </w:rPr>
+      </w:pPr>
+      <w:r>
+        <w:t xml:space="preserve">В результате проведенной демонстрации можно сделать вывод, что основные функции реализованы в том виде, в котором, предполагали поставленные требования. </w:t>
+      </w:r>
+    </w:p>
+    <w:p/>
+    <w:p/>
     <w:p>
       <w:pPr>
         <w:pStyle w:val="aff2"/>
       </w:pPr>
-      <w:bookmarkStart w:id="17" w:name="_Toc198286435"/>
+      <w:bookmarkStart w:id="18" w:name="_Toc198286435"/>
       <w:r>
         <w:lastRenderedPageBreak/>
         <w:t>Заключение</w:t>
       </w:r>
-      <w:bookmarkEnd w:id="17"/>
+      <w:bookmarkEnd w:id="18"/>
     </w:p>
     <w:p>
       <w:pPr>
@@ -12035,18 +13249,18 @@
       <w:pPr>
         <w:pStyle w:val="aff2"/>
       </w:pPr>
-      <w:bookmarkStart w:id="18" w:name="_Toc198286436"/>
+      <w:bookmarkStart w:id="19" w:name="_Toc198286436"/>
       <w:r>
         <w:lastRenderedPageBreak/>
         <w:t>Перечень использованных информационных ресурсов</w:t>
       </w:r>
-      <w:bookmarkEnd w:id="18"/>
+      <w:bookmarkEnd w:id="19"/>
     </w:p>
     <w:p>
       <w:pPr>
         <w:jc w:val="left"/>
       </w:pPr>
-      <w:bookmarkStart w:id="19" w:name="_Hlk40530821"/>
+      <w:bookmarkStart w:id="20" w:name="_Hlk40530821"/>
       <w:r>
         <w:t>1.</w:t>
       </w:r>
@@ -12069,7 +13283,7 @@
         <w:t xml:space="preserve"> </w:t>
       </w:r>
     </w:p>
-    <w:bookmarkEnd w:id="19"/>
+    <w:bookmarkEnd w:id="20"/>
     <w:p>
       <w:pPr>
         <w:jc w:val="left"/>
@@ -12086,7 +13300,7 @@
           <w:sz w:val="28"/>
         </w:rPr>
       </w:pPr>
-      <w:bookmarkStart w:id="20" w:name="_Toc198286437"/>
+      <w:bookmarkStart w:id="21" w:name="_Toc198286437"/>
       <w:r>
         <w:rPr>
           <w:b w:val="0"/>
@@ -12095,7 +13309,7 @@
         <w:lastRenderedPageBreak/>
         <w:t>Приложение А Техническое задание</w:t>
       </w:r>
-      <w:bookmarkEnd w:id="20"/>
+      <w:bookmarkEnd w:id="21"/>
     </w:p>
     <w:tbl>
       <w:tblPr>
@@ -12259,12 +13473,12 @@
           <w:szCs w:val="24"/>
         </w:rPr>
       </w:pPr>
-      <w:bookmarkStart w:id="21" w:name="_Toc188761991"/>
-      <w:bookmarkStart w:id="22" w:name="_Toc188608391"/>
-      <w:bookmarkStart w:id="23" w:name="_Toc186306366"/>
-      <w:bookmarkStart w:id="24" w:name="_Toc184998513"/>
-      <w:bookmarkStart w:id="25" w:name="_Toc184991077"/>
-      <w:bookmarkStart w:id="26" w:name="_Toc198286438"/>
+      <w:bookmarkStart w:id="22" w:name="_Toc188761991"/>
+      <w:bookmarkStart w:id="23" w:name="_Toc188608391"/>
+      <w:bookmarkStart w:id="24" w:name="_Toc186306366"/>
+      <w:bookmarkStart w:id="25" w:name="_Toc184998513"/>
+      <w:bookmarkStart w:id="26" w:name="_Toc184991077"/>
+      <w:bookmarkStart w:id="27" w:name="_Toc198286438"/>
       <w:r>
         <w:rPr>
           <w:b w:val="0"/>
@@ -12273,12 +13487,12 @@
         </w:rPr>
         <w:t>А.1. Общие сведения</w:t>
       </w:r>
-      <w:bookmarkEnd w:id="21"/>
       <w:bookmarkEnd w:id="22"/>
       <w:bookmarkEnd w:id="23"/>
       <w:bookmarkEnd w:id="24"/>
       <w:bookmarkEnd w:id="25"/>
       <w:bookmarkEnd w:id="26"/>
+      <w:bookmarkEnd w:id="27"/>
     </w:p>
     <w:p>
       <w:pPr>
@@ -12288,11 +13502,11 @@
           <w:sz w:val="24"/>
         </w:rPr>
       </w:pPr>
-      <w:bookmarkStart w:id="27" w:name="_Toc188761992"/>
-      <w:bookmarkStart w:id="28" w:name="_Toc188608392"/>
-      <w:bookmarkStart w:id="29" w:name="_Toc186306367"/>
-      <w:bookmarkStart w:id="30" w:name="_Toc184998514"/>
-      <w:bookmarkStart w:id="31" w:name="_Toc184991078"/>
+      <w:bookmarkStart w:id="28" w:name="_Toc188761992"/>
+      <w:bookmarkStart w:id="29" w:name="_Toc188608392"/>
+      <w:bookmarkStart w:id="30" w:name="_Toc186306367"/>
+      <w:bookmarkStart w:id="31" w:name="_Toc184998514"/>
+      <w:bookmarkStart w:id="32" w:name="_Toc184991078"/>
       <w:r>
         <w:rPr>
           <w:b w:val="0"/>
@@ -12300,11 +13514,11 @@
         </w:rPr>
         <w:t xml:space="preserve">А.1.1 </w:t>
       </w:r>
-      <w:bookmarkEnd w:id="27"/>
       <w:bookmarkEnd w:id="28"/>
       <w:bookmarkEnd w:id="29"/>
       <w:bookmarkEnd w:id="30"/>
       <w:bookmarkEnd w:id="31"/>
+      <w:bookmarkEnd w:id="32"/>
       <w:r>
         <w:rPr>
           <w:b w:val="0"/>
@@ -12353,11 +13567,11 @@
           <w:sz w:val="24"/>
         </w:rPr>
       </w:pPr>
-      <w:bookmarkStart w:id="32" w:name="_Toc188761993"/>
-      <w:bookmarkStart w:id="33" w:name="_Toc188608393"/>
-      <w:bookmarkStart w:id="34" w:name="_Toc186306368"/>
-      <w:bookmarkStart w:id="35" w:name="_Toc184998515"/>
-      <w:bookmarkStart w:id="36" w:name="_Toc184991079"/>
+      <w:bookmarkStart w:id="33" w:name="_Toc188761993"/>
+      <w:bookmarkStart w:id="34" w:name="_Toc188608393"/>
+      <w:bookmarkStart w:id="35" w:name="_Toc186306368"/>
+      <w:bookmarkStart w:id="36" w:name="_Toc184998515"/>
+      <w:bookmarkStart w:id="37" w:name="_Toc184991079"/>
       <w:r>
         <w:rPr>
           <w:b w:val="0"/>
@@ -12365,11 +13579,11 @@
         </w:rPr>
         <w:t xml:space="preserve">А.1.2 </w:t>
       </w:r>
-      <w:bookmarkEnd w:id="32"/>
       <w:bookmarkEnd w:id="33"/>
       <w:bookmarkEnd w:id="34"/>
       <w:bookmarkEnd w:id="35"/>
       <w:bookmarkEnd w:id="36"/>
+      <w:bookmarkEnd w:id="37"/>
       <w:r>
         <w:rPr>
           <w:b w:val="0"/>
@@ -12385,11 +13599,11 @@
           <w:szCs w:val="24"/>
         </w:rPr>
       </w:pPr>
-      <w:bookmarkStart w:id="37" w:name="_Toc188761994"/>
-      <w:bookmarkStart w:id="38" w:name="_Toc188608394"/>
-      <w:bookmarkStart w:id="39" w:name="_Toc186306369"/>
-      <w:bookmarkStart w:id="40" w:name="_Toc184998516"/>
-      <w:bookmarkStart w:id="41" w:name="_Toc184991080"/>
+      <w:bookmarkStart w:id="38" w:name="_Toc188761994"/>
+      <w:bookmarkStart w:id="39" w:name="_Toc188608394"/>
+      <w:bookmarkStart w:id="40" w:name="_Toc186306369"/>
+      <w:bookmarkStart w:id="41" w:name="_Toc184998516"/>
+      <w:bookmarkStart w:id="42" w:name="_Toc184991080"/>
       <w:r>
         <w:rPr>
           <w:sz w:val="24"/>
@@ -12423,22 +13637,22 @@
           <w:sz w:val="24"/>
         </w:rPr>
       </w:pPr>
-      <w:bookmarkStart w:id="42" w:name="_Toc188761995"/>
-      <w:bookmarkStart w:id="43" w:name="_Toc188608395"/>
-      <w:bookmarkStart w:id="44" w:name="_Toc186306370"/>
-      <w:bookmarkStart w:id="45" w:name="_Toc184998517"/>
-      <w:bookmarkStart w:id="46" w:name="_Toc184991081"/>
-      <w:bookmarkStart w:id="47" w:name="_Toc48928712"/>
-      <w:bookmarkStart w:id="48" w:name="_Toc43860365"/>
-      <w:bookmarkStart w:id="49" w:name="_Toc43771930"/>
-      <w:bookmarkStart w:id="50" w:name="_Toc43094095"/>
-      <w:bookmarkStart w:id="51" w:name="_Toc43051117"/>
-      <w:bookmarkStart w:id="52" w:name="_Toc43050046"/>
-      <w:bookmarkEnd w:id="37"/>
+      <w:bookmarkStart w:id="43" w:name="_Toc188761995"/>
+      <w:bookmarkStart w:id="44" w:name="_Toc188608395"/>
+      <w:bookmarkStart w:id="45" w:name="_Toc186306370"/>
+      <w:bookmarkStart w:id="46" w:name="_Toc184998517"/>
+      <w:bookmarkStart w:id="47" w:name="_Toc184991081"/>
+      <w:bookmarkStart w:id="48" w:name="_Toc48928712"/>
+      <w:bookmarkStart w:id="49" w:name="_Toc43860365"/>
+      <w:bookmarkStart w:id="50" w:name="_Toc43771930"/>
+      <w:bookmarkStart w:id="51" w:name="_Toc43094095"/>
+      <w:bookmarkStart w:id="52" w:name="_Toc43051117"/>
+      <w:bookmarkStart w:id="53" w:name="_Toc43050046"/>
       <w:bookmarkEnd w:id="38"/>
       <w:bookmarkEnd w:id="39"/>
       <w:bookmarkEnd w:id="40"/>
       <w:bookmarkEnd w:id="41"/>
+      <w:bookmarkEnd w:id="42"/>
       <w:r>
         <w:rPr>
           <w:b w:val="0"/>
@@ -12446,11 +13660,11 @@
         </w:rPr>
         <w:t>А.1.3 Перечень документов, на основании которых создается система</w:t>
       </w:r>
-      <w:bookmarkEnd w:id="42"/>
       <w:bookmarkEnd w:id="43"/>
       <w:bookmarkEnd w:id="44"/>
       <w:bookmarkEnd w:id="45"/>
       <w:bookmarkEnd w:id="46"/>
+      <w:bookmarkEnd w:id="47"/>
     </w:p>
     <w:p>
       <w:pPr>
@@ -12522,17 +13736,17 @@
           <w:sz w:val="24"/>
         </w:rPr>
       </w:pPr>
-      <w:bookmarkStart w:id="53" w:name="_Toc188761997"/>
-      <w:bookmarkStart w:id="54" w:name="_Toc188608397"/>
-      <w:bookmarkStart w:id="55" w:name="_Toc186306372"/>
-      <w:bookmarkStart w:id="56" w:name="_Toc184998519"/>
-      <w:bookmarkStart w:id="57" w:name="_Toc184991083"/>
-      <w:bookmarkEnd w:id="47"/>
+      <w:bookmarkStart w:id="54" w:name="_Toc188761997"/>
+      <w:bookmarkStart w:id="55" w:name="_Toc188608397"/>
+      <w:bookmarkStart w:id="56" w:name="_Toc186306372"/>
+      <w:bookmarkStart w:id="57" w:name="_Toc184998519"/>
+      <w:bookmarkStart w:id="58" w:name="_Toc184991083"/>
       <w:bookmarkEnd w:id="48"/>
       <w:bookmarkEnd w:id="49"/>
       <w:bookmarkEnd w:id="50"/>
       <w:bookmarkEnd w:id="51"/>
       <w:bookmarkEnd w:id="52"/>
+      <w:bookmarkEnd w:id="53"/>
       <w:r>
         <w:rPr>
           <w:b w:val="0"/>
@@ -12540,11 +13754,11 @@
         </w:rPr>
         <w:t>А.1.4 Порядок оформления и предъявления заказчику результатов работ по созданию системы</w:t>
       </w:r>
-      <w:bookmarkEnd w:id="53"/>
       <w:bookmarkEnd w:id="54"/>
       <w:bookmarkEnd w:id="55"/>
       <w:bookmarkEnd w:id="56"/>
       <w:bookmarkEnd w:id="57"/>
+      <w:bookmarkEnd w:id="58"/>
     </w:p>
     <w:p>
       <w:pPr>
@@ -12569,11 +13783,11 @@
           <w:sz w:val="24"/>
         </w:rPr>
       </w:pPr>
-      <w:bookmarkStart w:id="58" w:name="_Toc188761998"/>
-      <w:bookmarkStart w:id="59" w:name="_Toc188608398"/>
-      <w:bookmarkStart w:id="60" w:name="_Toc186306373"/>
-      <w:bookmarkStart w:id="61" w:name="_Toc184998520"/>
-      <w:bookmarkStart w:id="62" w:name="_Toc184991084"/>
+      <w:bookmarkStart w:id="59" w:name="_Toc188761998"/>
+      <w:bookmarkStart w:id="60" w:name="_Toc188608398"/>
+      <w:bookmarkStart w:id="61" w:name="_Toc186306373"/>
+      <w:bookmarkStart w:id="62" w:name="_Toc184998520"/>
+      <w:bookmarkStart w:id="63" w:name="_Toc184991084"/>
       <w:r>
         <w:rPr>
           <w:b w:val="0"/>
@@ -12582,11 +13796,11 @@
         <w:lastRenderedPageBreak/>
         <w:t>А.1.5 Перечень нормативно–технических документов, методических материалов, использованных при разработке ТЗ</w:t>
       </w:r>
-      <w:bookmarkEnd w:id="58"/>
       <w:bookmarkEnd w:id="59"/>
       <w:bookmarkEnd w:id="60"/>
       <w:bookmarkEnd w:id="61"/>
       <w:bookmarkEnd w:id="62"/>
+      <w:bookmarkEnd w:id="63"/>
     </w:p>
     <w:p>
       <w:pPr>
@@ -12688,13 +13902,13 @@
           <w:szCs w:val="24"/>
         </w:rPr>
       </w:pPr>
-      <w:bookmarkStart w:id="63" w:name="_Toc188761999"/>
-      <w:bookmarkStart w:id="64" w:name="_Toc188608399"/>
-      <w:bookmarkStart w:id="65" w:name="_Toc186306374"/>
-      <w:bookmarkStart w:id="66" w:name="_Toc184998522"/>
-      <w:bookmarkStart w:id="67" w:name="_Toc184991086"/>
-      <w:bookmarkStart w:id="68" w:name="_Toc87949480"/>
-      <w:bookmarkStart w:id="69" w:name="_Toc198286439"/>
+      <w:bookmarkStart w:id="64" w:name="_Toc188761999"/>
+      <w:bookmarkStart w:id="65" w:name="_Toc188608399"/>
+      <w:bookmarkStart w:id="66" w:name="_Toc186306374"/>
+      <w:bookmarkStart w:id="67" w:name="_Toc184998522"/>
+      <w:bookmarkStart w:id="68" w:name="_Toc184991086"/>
+      <w:bookmarkStart w:id="69" w:name="_Toc87949480"/>
+      <w:bookmarkStart w:id="70" w:name="_Toc198286439"/>
       <w:r>
         <w:rPr>
           <w:b w:val="0"/>
@@ -12703,12 +13917,12 @@
         </w:rPr>
         <w:t xml:space="preserve">А.2 </w:t>
       </w:r>
-      <w:bookmarkEnd w:id="63"/>
       <w:bookmarkEnd w:id="64"/>
       <w:bookmarkEnd w:id="65"/>
       <w:bookmarkEnd w:id="66"/>
       <w:bookmarkEnd w:id="67"/>
       <w:bookmarkEnd w:id="68"/>
+      <w:bookmarkEnd w:id="69"/>
       <w:r>
         <w:rPr>
           <w:b w:val="0"/>
@@ -12725,7 +13939,7 @@
         </w:rPr>
         <w:t>значение информационной системы</w:t>
       </w:r>
-      <w:bookmarkEnd w:id="69"/>
+      <w:bookmarkEnd w:id="70"/>
     </w:p>
     <w:p>
       <w:pPr>
@@ -12751,12 +13965,12 @@
           <w:szCs w:val="24"/>
         </w:rPr>
       </w:pPr>
-      <w:bookmarkStart w:id="70" w:name="_Toc188762002"/>
-      <w:bookmarkStart w:id="71" w:name="_Toc188608402"/>
-      <w:bookmarkStart w:id="72" w:name="_Toc186306377"/>
-      <w:bookmarkStart w:id="73" w:name="_Toc184998526"/>
-      <w:bookmarkStart w:id="74" w:name="_Toc184991090"/>
-      <w:bookmarkStart w:id="75" w:name="_Toc198286440"/>
+      <w:bookmarkStart w:id="71" w:name="_Toc188762002"/>
+      <w:bookmarkStart w:id="72" w:name="_Toc188608402"/>
+      <w:bookmarkStart w:id="73" w:name="_Toc186306377"/>
+      <w:bookmarkStart w:id="74" w:name="_Toc184998526"/>
+      <w:bookmarkStart w:id="75" w:name="_Toc184991090"/>
+      <w:bookmarkStart w:id="76" w:name="_Toc198286440"/>
       <w:r>
         <w:rPr>
           <w:b w:val="0"/>
@@ -12774,11 +13988,11 @@
         </w:rPr>
         <w:t xml:space="preserve">.Требования к </w:t>
       </w:r>
-      <w:bookmarkEnd w:id="70"/>
       <w:bookmarkEnd w:id="71"/>
       <w:bookmarkEnd w:id="72"/>
       <w:bookmarkEnd w:id="73"/>
       <w:bookmarkEnd w:id="74"/>
+      <w:bookmarkEnd w:id="75"/>
       <w:r>
         <w:rPr>
           <w:rFonts w:eastAsiaTheme="minorEastAsia"/>
@@ -12788,7 +14002,7 @@
         </w:rPr>
         <w:t>информационной системе</w:t>
       </w:r>
-      <w:bookmarkEnd w:id="75"/>
+      <w:bookmarkEnd w:id="76"/>
     </w:p>
     <w:p>
       <w:pPr>
@@ -12798,11 +14012,11 @@
           <w:sz w:val="24"/>
         </w:rPr>
       </w:pPr>
-      <w:bookmarkStart w:id="76" w:name="_Toc184991091"/>
-      <w:bookmarkStart w:id="77" w:name="_Toc188762003"/>
-      <w:bookmarkStart w:id="78" w:name="_Toc188608403"/>
-      <w:bookmarkStart w:id="79" w:name="_Toc186306378"/>
-      <w:bookmarkStart w:id="80" w:name="_Toc184998527"/>
+      <w:bookmarkStart w:id="77" w:name="_Toc184991091"/>
+      <w:bookmarkStart w:id="78" w:name="_Toc188762003"/>
+      <w:bookmarkStart w:id="79" w:name="_Toc188608403"/>
+      <w:bookmarkStart w:id="80" w:name="_Toc186306378"/>
+      <w:bookmarkStart w:id="81" w:name="_Toc184998527"/>
       <w:r>
         <w:rPr>
           <w:b w:val="0"/>
@@ -12810,7 +14024,7 @@
         </w:rPr>
         <w:t>А.3.1 Требования к системе в цело</w:t>
       </w:r>
-      <w:bookmarkEnd w:id="76"/>
+      <w:bookmarkEnd w:id="77"/>
       <w:r>
         <w:rPr>
           <w:b w:val="0"/>
@@ -12818,10 +14032,10 @@
         </w:rPr>
         <w:t>м</w:t>
       </w:r>
-      <w:bookmarkEnd w:id="77"/>
       <w:bookmarkEnd w:id="78"/>
       <w:bookmarkEnd w:id="79"/>
       <w:bookmarkEnd w:id="80"/>
+      <w:bookmarkEnd w:id="81"/>
     </w:p>
     <w:p>
       <w:pPr>
@@ -12831,9 +14045,9 @@
           <w:sz w:val="24"/>
         </w:rPr>
       </w:pPr>
-      <w:bookmarkStart w:id="81" w:name="_Toc186306380"/>
-      <w:bookmarkStart w:id="82" w:name="_Toc184998529"/>
-      <w:bookmarkStart w:id="83" w:name="_Toc184991093"/>
+      <w:bookmarkStart w:id="82" w:name="_Toc186306380"/>
+      <w:bookmarkStart w:id="83" w:name="_Toc184998529"/>
+      <w:bookmarkStart w:id="84" w:name="_Toc184991093"/>
       <w:r>
         <w:rPr>
           <w:b w:val="0"/>
@@ -12841,9 +14055,9 @@
         </w:rPr>
         <w:t xml:space="preserve">А.3.1.1 Требования к графическому дизайну </w:t>
       </w:r>
-      <w:bookmarkEnd w:id="81"/>
       <w:bookmarkEnd w:id="82"/>
       <w:bookmarkEnd w:id="83"/>
+      <w:bookmarkEnd w:id="84"/>
       <w:r>
         <w:rPr>
           <w:b w:val="0"/>
@@ -12875,9 +14089,9 @@
           <w:sz w:val="24"/>
         </w:rPr>
       </w:pPr>
-      <w:bookmarkStart w:id="84" w:name="_Toc186306381"/>
-      <w:bookmarkStart w:id="85" w:name="_Toc184998530"/>
-      <w:bookmarkStart w:id="86" w:name="_Toc184991094"/>
+      <w:bookmarkStart w:id="85" w:name="_Toc186306381"/>
+      <w:bookmarkStart w:id="86" w:name="_Toc184998530"/>
+      <w:bookmarkStart w:id="87" w:name="_Toc184991094"/>
       <w:r>
         <w:rPr>
           <w:b w:val="0"/>
@@ -12885,9 +14099,9 @@
         </w:rPr>
         <w:t xml:space="preserve">А.3.1.2 Требования к шрифтовому оформлению </w:t>
       </w:r>
-      <w:bookmarkEnd w:id="84"/>
       <w:bookmarkEnd w:id="85"/>
       <w:bookmarkEnd w:id="86"/>
+      <w:bookmarkEnd w:id="87"/>
       <w:r>
         <w:rPr>
           <w:b w:val="0"/>
@@ -12951,9 +14165,9 @@
           <w:sz w:val="24"/>
         </w:rPr>
       </w:pPr>
-      <w:bookmarkStart w:id="87" w:name="_Toc186306382"/>
-      <w:bookmarkStart w:id="88" w:name="_Toc184998531"/>
-      <w:bookmarkStart w:id="89" w:name="_Toc184991095"/>
+      <w:bookmarkStart w:id="88" w:name="_Toc186306382"/>
+      <w:bookmarkStart w:id="89" w:name="_Toc184998531"/>
+      <w:bookmarkStart w:id="90" w:name="_Toc184991095"/>
       <w:r>
         <w:rPr>
           <w:b w:val="0"/>
@@ -12961,9 +14175,9 @@
         </w:rPr>
         <w:t>А.3.1.3 Требования к средствам просмотра Сайта</w:t>
       </w:r>
-      <w:bookmarkEnd w:id="87"/>
       <w:bookmarkEnd w:id="88"/>
       <w:bookmarkEnd w:id="89"/>
+      <w:bookmarkEnd w:id="90"/>
     </w:p>
     <w:p>
       <w:pPr>
@@ -13120,9 +14334,9 @@
           <w:sz w:val="24"/>
         </w:rPr>
       </w:pPr>
-      <w:bookmarkStart w:id="90" w:name="_Toc186306383"/>
-      <w:bookmarkStart w:id="91" w:name="_Toc184998532"/>
-      <w:bookmarkStart w:id="92" w:name="_Toc184991096"/>
+      <w:bookmarkStart w:id="91" w:name="_Toc186306383"/>
+      <w:bookmarkStart w:id="92" w:name="_Toc184998532"/>
+      <w:bookmarkStart w:id="93" w:name="_Toc184991096"/>
       <w:r>
         <w:rPr>
           <w:b w:val="0"/>
@@ -13130,9 +14344,9 @@
         </w:rPr>
         <w:t xml:space="preserve">А.3.1.4 Требования к контенту и наполнению </w:t>
       </w:r>
-      <w:bookmarkEnd w:id="90"/>
       <w:bookmarkEnd w:id="91"/>
       <w:bookmarkEnd w:id="92"/>
+      <w:bookmarkEnd w:id="93"/>
       <w:r>
         <w:rPr>
           <w:b w:val="0"/>
@@ -13164,9 +14378,9 @@
           <w:sz w:val="24"/>
         </w:rPr>
       </w:pPr>
-      <w:bookmarkStart w:id="93" w:name="_Toc186306384"/>
-      <w:bookmarkStart w:id="94" w:name="_Toc184998533"/>
-      <w:bookmarkStart w:id="95" w:name="_Toc184991097"/>
+      <w:bookmarkStart w:id="94" w:name="_Toc186306384"/>
+      <w:bookmarkStart w:id="95" w:name="_Toc184998533"/>
+      <w:bookmarkStart w:id="96" w:name="_Toc184991097"/>
       <w:r>
         <w:rPr>
           <w:b w:val="0"/>
@@ -13174,9 +14388,9 @@
         </w:rPr>
         <w:t xml:space="preserve">А.3.1.5 Требования к компоновке страниц </w:t>
       </w:r>
-      <w:bookmarkEnd w:id="93"/>
       <w:bookmarkEnd w:id="94"/>
       <w:bookmarkEnd w:id="95"/>
+      <w:bookmarkEnd w:id="96"/>
       <w:r>
         <w:rPr>
           <w:b w:val="0"/>
@@ -13239,11 +14453,11 @@
           <w:sz w:val="24"/>
         </w:rPr>
       </w:pPr>
-      <w:bookmarkStart w:id="96" w:name="_Toc188762004"/>
-      <w:bookmarkStart w:id="97" w:name="_Toc188608404"/>
-      <w:bookmarkStart w:id="98" w:name="_Toc186306385"/>
-      <w:bookmarkStart w:id="99" w:name="_Toc184998534"/>
-      <w:bookmarkStart w:id="100" w:name="_Toc184991098"/>
+      <w:bookmarkStart w:id="97" w:name="_Toc188762004"/>
+      <w:bookmarkStart w:id="98" w:name="_Toc188608404"/>
+      <w:bookmarkStart w:id="99" w:name="_Toc186306385"/>
+      <w:bookmarkStart w:id="100" w:name="_Toc184998534"/>
+      <w:bookmarkStart w:id="101" w:name="_Toc184991098"/>
       <w:r>
         <w:rPr>
           <w:b w:val="0"/>
@@ -13251,11 +14465,11 @@
         </w:rPr>
         <w:t>А.3.2 Требования к функциям (возможностям), выполняемых сайтом</w:t>
       </w:r>
-      <w:bookmarkEnd w:id="96"/>
       <w:bookmarkEnd w:id="97"/>
       <w:bookmarkEnd w:id="98"/>
       <w:bookmarkEnd w:id="99"/>
       <w:bookmarkEnd w:id="100"/>
+      <w:bookmarkEnd w:id="101"/>
     </w:p>
     <w:p>
       <w:pPr>
@@ -13300,7 +14514,7 @@
           <w:lang w:eastAsia="en-US"/>
         </w:rPr>
       </w:pPr>
-      <w:bookmarkStart w:id="101" w:name="_Toc198286441"/>
+      <w:bookmarkStart w:id="102" w:name="_Toc198286441"/>
       <w:r>
         <w:rPr>
           <w:b w:val="0"/>
@@ -13310,7 +14524,7 @@
         </w:rPr>
         <w:t>A.4 Требования к программе или программному изделию</w:t>
       </w:r>
-      <w:bookmarkEnd w:id="101"/>
+      <w:bookmarkEnd w:id="102"/>
     </w:p>
     <w:p>
       <w:pPr>
@@ -13923,7 +15137,7 @@
           <w:lang w:eastAsia="en-US"/>
         </w:rPr>
       </w:pPr>
-      <w:bookmarkStart w:id="102" w:name="_Toc198286442"/>
+      <w:bookmarkStart w:id="103" w:name="_Toc198286442"/>
       <w:r>
         <w:rPr>
           <w:b w:val="0"/>
@@ -13933,7 +15147,7 @@
         </w:rPr>
         <w:t>А.5 Требования к программной документации</w:t>
       </w:r>
-      <w:bookmarkEnd w:id="102"/>
+      <w:bookmarkEnd w:id="103"/>
       <w:r>
         <w:rPr>
           <w:b w:val="0"/>
@@ -14035,7 +15249,7 @@
           <w:lang w:eastAsia="en-US"/>
         </w:rPr>
       </w:pPr>
-      <w:bookmarkStart w:id="103" w:name="_Toc198286443"/>
+      <w:bookmarkStart w:id="104" w:name="_Toc198286443"/>
       <w:r>
         <w:rPr>
           <w:b w:val="0"/>
@@ -14045,7 +15259,7 @@
         </w:rPr>
         <w:t>А.6 Стадии и этапы разработки</w:t>
       </w:r>
-      <w:bookmarkEnd w:id="103"/>
+      <w:bookmarkEnd w:id="104"/>
     </w:p>
     <w:p>
       <w:pPr>
@@ -14138,7 +15352,7 @@
           <w:lang w:eastAsia="en-US"/>
         </w:rPr>
       </w:pPr>
-      <w:bookmarkStart w:id="104" w:name="_Toc198286444"/>
+      <w:bookmarkStart w:id="105" w:name="_Toc198286444"/>
       <w:r>
         <w:rPr>
           <w:b w:val="0"/>
@@ -14148,7 +15362,7 @@
         </w:rPr>
         <w:t>А.7 Порядок контроля и приемки</w:t>
       </w:r>
-      <w:bookmarkEnd w:id="104"/>
+      <w:bookmarkEnd w:id="105"/>
       <w:r>
         <w:rPr>
           <w:b w:val="0"/>
@@ -14473,7 +15687,7 @@
       <w:pPr>
         <w:pStyle w:val="aff2"/>
       </w:pPr>
-      <w:bookmarkStart w:id="105" w:name="_Toc198286445"/>
+      <w:bookmarkStart w:id="106" w:name="_Toc198286445"/>
       <w:r>
         <w:lastRenderedPageBreak/>
         <w:t xml:space="preserve">Приложение </w:t>
@@ -14487,7 +15701,7 @@
       <w:r>
         <w:t>Листинг программы</w:t>
       </w:r>
-      <w:bookmarkEnd w:id="105"/>
+      <w:bookmarkEnd w:id="106"/>
     </w:p>
     <w:p>
       <w:pPr>
@@ -15627,9 +16841,9 @@
       </w:pPr>
     </w:p>
     <w:sectPr>
-      <w:footerReference w:type="default" r:id="rId20"/>
-      <w:headerReference w:type="first" r:id="rId21"/>
-      <w:footerReference w:type="first" r:id="rId22"/>
+      <w:footerReference w:type="default" r:id="rId30"/>
+      <w:headerReference w:type="first" r:id="rId31"/>
+      <w:footerReference w:type="first" r:id="rId32"/>
       <w:type w:val="continuous"/>
       <w:pgSz w:w="11906" w:h="16838"/>
       <w:pgMar w:top="1134" w:right="850" w:bottom="1134" w:left="1701" w:header="708" w:footer="708" w:gutter="0"/>
@@ -25326,7 +26540,7 @@
     <w:name w:val="Normal"/>
     <w:aliases w:val="Текст абзаца"/>
     <w:qFormat/>
-    <w:rsid w:val="006829F0"/>
+    <w:rsid w:val="00284878"/>
     <w:pPr>
       <w:shd w:val="clear" w:color="auto" w:fill="FFFFFF"/>
       <w:spacing w:after="0" w:line="276" w:lineRule="auto"/>
@@ -25431,7 +26645,6 @@
   <w:style w:type="character" w:default="1" w:styleId="a1">
     <w:name w:val="Default Paragraph Font"/>
     <w:uiPriority w:val="1"/>
-    <w:semiHidden/>
     <w:unhideWhenUsed/>
   </w:style>
   <w:style w:type="table" w:default="1" w:styleId="a2">
@@ -26409,6 +27622,39 @@
       <w:szCs w:val="24"/>
     </w:rPr>
   </w:style>
+  <w:style w:type="paragraph" w:styleId="HTML">
+    <w:name w:val="HTML Preformatted"/>
+    <w:basedOn w:val="a0"/>
+    <w:link w:val="HTML0"/>
+    <w:uiPriority w:val="99"/>
+    <w:semiHidden/>
+    <w:unhideWhenUsed/>
+    <w:rsid w:val="006B3E8E"/>
+    <w:pPr>
+      <w:spacing w:line="240" w:lineRule="auto"/>
+    </w:pPr>
+    <w:rPr>
+      <w:rFonts w:ascii="Consolas" w:hAnsi="Consolas"/>
+      <w:sz w:val="20"/>
+      <w:szCs w:val="20"/>
+    </w:rPr>
+  </w:style>
+  <w:style w:type="character" w:customStyle="1" w:styleId="HTML0">
+    <w:name w:val="Стандартный HTML Знак"/>
+    <w:basedOn w:val="a1"/>
+    <w:link w:val="HTML"/>
+    <w:uiPriority w:val="99"/>
+    <w:semiHidden/>
+    <w:rsid w:val="006B3E8E"/>
+    <w:rPr>
+      <w:rFonts w:ascii="Consolas" w:eastAsia="Times New Roman" w:hAnsi="Consolas" w:cs="Times New Roman"/>
+      <w:color w:val="000000"/>
+      <w:sz w:val="20"/>
+      <w:szCs w:val="20"/>
+      <w:shd w:val="clear" w:color="auto" w:fill="FFFFFF"/>
+      <w:lang w:eastAsia="ru-RU"/>
+    </w:rPr>
+  </w:style>
 </w:styles>
 </file>
 

--- a/docs/6k/diploma/текст_ВКР.docx
+++ b/docs/6k/diploma/текст_ВКР.docx
@@ -2945,7 +2945,6 @@
       </w:r>
     </w:p>
     <w:p>
-      <w:commentRangeStart w:id="9"/>
       <w:r>
         <w:t xml:space="preserve">Основная цель проекта состоит в создании отечественной образовательной платформы для обучения программированию и информационным технологиям, способной выступить полноценной альтернативой зарубежным аналогам в рамках стратегии импортозамещения цифровых сервисов. </w:t>
       </w:r>
@@ -2959,15 +2958,6 @@
       <w:r>
         <w:t>В перспективе платформа призвана стать конкурентоспособным национальным продуктом, востребованным как в системе высшего и среднего профессионального образования, так и среди индивидуальных пользователей.</w:t>
       </w:r>
-      <w:commentRangeEnd w:id="9"/>
-      <w:r>
-        <w:rPr>
-          <w:rStyle w:val="aff9"/>
-          <w:sz w:val="28"/>
-          <w:szCs w:val="28"/>
-        </w:rPr>
-        <w:commentReference w:id="9"/>
-      </w:r>
     </w:p>
     <w:p>
       <w:r>
@@ -3016,11 +3006,11 @@
       <w:pPr>
         <w:pStyle w:val="2"/>
       </w:pPr>
-      <w:bookmarkStart w:id="10" w:name="_Toc229496285"/>
+      <w:bookmarkStart w:id="9" w:name="_Toc229496285"/>
       <w:r>
         <w:t>1.5 Вывод по главе</w:t>
       </w:r>
-      <w:bookmarkEnd w:id="10"/>
+      <w:bookmarkEnd w:id="9"/>
     </w:p>
     <w:p>
       <w:r>
@@ -3035,9 +3025,9 @@
           <w:sz w:val="28"/>
         </w:rPr>
       </w:pPr>
-      <w:bookmarkStart w:id="11" w:name="_Toc229496286"/>
-      <w:bookmarkStart w:id="12" w:name="_Toc70360015"/>
-      <w:bookmarkStart w:id="13" w:name="_Toc70188713"/>
+      <w:bookmarkStart w:id="10" w:name="_Toc229496286"/>
+      <w:bookmarkStart w:id="11" w:name="_Toc70360015"/>
+      <w:bookmarkStart w:id="12" w:name="_Toc70188713"/>
       <w:r>
         <w:lastRenderedPageBreak/>
         <w:t>2</w:t>
@@ -3045,102 +3035,102 @@
       <w:r>
         <w:t xml:space="preserve"> Проектирование информационной системы</w:t>
       </w:r>
+      <w:bookmarkEnd w:id="10"/>
+      <w:r>
+        <w:t xml:space="preserve"> </w:t>
+      </w:r>
       <w:bookmarkEnd w:id="11"/>
+      <w:bookmarkEnd w:id="12"/>
+    </w:p>
+    <w:p>
+      <w:r>
+        <w:t xml:space="preserve">Проектирование ИС представляет собой многоступенчатый процесс ее создания с использованием совокупности методологий и инструментальных средств. </w:t>
+      </w:r>
+    </w:p>
+    <w:p>
+      <w:pPr>
+        <w:pStyle w:val="2"/>
+      </w:pPr>
+      <w:bookmarkStart w:id="13" w:name="_Toc70360016"/>
+      <w:bookmarkStart w:id="14" w:name="_Toc70188714"/>
+      <w:bookmarkStart w:id="15" w:name="_Toc229496287"/>
+      <w:r>
+        <w:t>2</w:t>
+      </w:r>
+      <w:r>
+        <w:t xml:space="preserve">.1 </w:t>
+      </w:r>
+      <w:bookmarkEnd w:id="13"/>
+      <w:bookmarkEnd w:id="14"/>
+      <w:r>
+        <w:t>Описание базового пользовательского пути</w:t>
+      </w:r>
+      <w:bookmarkEnd w:id="15"/>
+    </w:p>
+    <w:p>
+      <w:r>
+        <w:t>В настояще</w:t>
+      </w:r>
+      <w:r>
+        <w:t>м пункте</w:t>
+      </w:r>
+      <w:r>
+        <w:t xml:space="preserve"> раскрывается типовой</w:t>
+      </w:r>
       <w:r>
         <w:t xml:space="preserve"> </w:t>
       </w:r>
-      <w:bookmarkEnd w:id="12"/>
-      <w:bookmarkEnd w:id="13"/>
-    </w:p>
-    <w:p>
-      <w:r>
-        <w:t xml:space="preserve">Проектирование ИС представляет собой многоступенчатый процесс ее создания с использованием совокупности методологий и инструментальных средств. </w:t>
+      <w:r>
+        <w:t>сценарий взаимодействия пользователя с платформой, предназначенной для решения задач по программированию. Внимание сосредоточено сугубо на пользовательском опыте, тогда как внутренние механизмы функционирования системы остаются за рамками рассмотрения.</w:t>
+      </w:r>
+    </w:p>
+    <w:p>
+      <w:r>
+        <w:t xml:space="preserve">Предполагается, что перед началом работы пользователь проходит процедуру авторизации на платформе. По завершении входа ему открывается доступ к перечню имеющихся задач. Среди представленных вариантов пользователь </w:t>
+      </w:r>
+      <w:r>
+        <w:t xml:space="preserve">выбирает </w:t>
+      </w:r>
+      <w:r>
+        <w:t>ту задачу, которая представляет для него интерес, и подробно знакомится с её формулировкой, чтобы разобраться в поставленных условиях и предъявляемых требованиях.</w:t>
+      </w:r>
+    </w:p>
+    <w:p>
+      <w:r>
+        <w:t>Затем определяется язык программирования, посредством которого будет реализовано решение, после чего пользователь переходит к непосредственному написанию кода. По окончании работы над программой решение направляется на проверку, а спустя некоторое время становится доступен</w:t>
+      </w:r>
+      <w:r>
+        <w:t xml:space="preserve"> результат проверки</w:t>
+      </w:r>
+      <w:r>
+        <w:t xml:space="preserve">. В ситуации, когда </w:t>
+      </w:r>
+      <w:r>
+        <w:t xml:space="preserve">результат проверки </w:t>
+      </w:r>
+      <w:r>
+        <w:t>не устраивает пользователя — допустим, программа не справляется со всеми тестами либо не достигает требуемой производительности, — допускается доработка кода и его повторная отправка на проверку. Подобный цикл может повторяться столько раз, сколько потребуется для получения удовлетворительного результата.</w:t>
       </w:r>
     </w:p>
     <w:p>
       <w:pPr>
         <w:pStyle w:val="2"/>
       </w:pPr>
-      <w:bookmarkStart w:id="14" w:name="_Toc70360016"/>
-      <w:bookmarkStart w:id="15" w:name="_Toc70188714"/>
-      <w:bookmarkStart w:id="16" w:name="_Toc229496287"/>
+      <w:bookmarkStart w:id="16" w:name="_Toc70360017"/>
+      <w:bookmarkStart w:id="17" w:name="_Toc70188715"/>
+      <w:bookmarkStart w:id="18" w:name="_Toc229496288"/>
       <w:r>
         <w:t>2</w:t>
       </w:r>
       <w:r>
-        <w:t xml:space="preserve">.1 </w:t>
-      </w:r>
-      <w:bookmarkEnd w:id="14"/>
-      <w:bookmarkEnd w:id="15"/>
-      <w:r>
-        <w:t>Описание базового пользовательского пути</w:t>
+        <w:t xml:space="preserve">.2 </w:t>
       </w:r>
       <w:bookmarkEnd w:id="16"/>
-    </w:p>
-    <w:p>
-      <w:r>
-        <w:t>В настояще</w:t>
-      </w:r>
-      <w:r>
-        <w:t>м пункте</w:t>
-      </w:r>
-      <w:r>
-        <w:t xml:space="preserve"> раскрывается типовой</w:t>
-      </w:r>
-      <w:r>
-        <w:t xml:space="preserve"> </w:t>
-      </w:r>
-      <w:r>
-        <w:t>сценарий взаимодействия пользователя с платформой, предназначенной для решения задач по программированию. Внимание сосредоточено сугубо на пользовательском опыте, тогда как внутренние механизмы функционирования системы остаются за рамками рассмотрения.</w:t>
-      </w:r>
-    </w:p>
-    <w:p>
-      <w:r>
-        <w:t xml:space="preserve">Предполагается, что перед началом работы пользователь проходит процедуру авторизации на платформе. По завершении входа ему открывается доступ к перечню имеющихся задач. Среди представленных вариантов пользователь </w:t>
-      </w:r>
-      <w:r>
-        <w:t xml:space="preserve">выбирает </w:t>
-      </w:r>
-      <w:r>
-        <w:t>ту задачу, которая представляет для него интерес, и подробно знакомится с её формулировкой, чтобы разобраться в поставленных условиях и предъявляемых требованиях.</w:t>
-      </w:r>
-    </w:p>
-    <w:p>
-      <w:r>
-        <w:t>Затем определяется язык программирования, посредством которого будет реализовано решение, после чего пользователь переходит к непосредственному написанию кода. По окончании работы над программой решение направляется на проверку, а спустя некоторое время становится доступен</w:t>
-      </w:r>
-      <w:r>
-        <w:t xml:space="preserve"> результат проверки</w:t>
-      </w:r>
-      <w:r>
-        <w:t xml:space="preserve">. В ситуации, когда </w:t>
-      </w:r>
-      <w:r>
-        <w:t xml:space="preserve">результат проверки </w:t>
-      </w:r>
-      <w:r>
-        <w:t>не устраивает пользователя — допустим, программа не справляется со всеми тестами либо не достигает требуемой производительности, — допускается доработка кода и его повторная отправка на проверку. Подобный цикл может повторяться столько раз, сколько потребуется для получения удовлетворительного результата.</w:t>
-      </w:r>
-    </w:p>
-    <w:p>
-      <w:pPr>
-        <w:pStyle w:val="2"/>
-      </w:pPr>
-      <w:bookmarkStart w:id="17" w:name="_Toc70360017"/>
-      <w:bookmarkStart w:id="18" w:name="_Toc70188715"/>
-      <w:bookmarkStart w:id="19" w:name="_Toc229496288"/>
-      <w:r>
-        <w:t>2</w:t>
-      </w:r>
-      <w:r>
-        <w:t xml:space="preserve">.2 </w:t>
-      </w:r>
       <w:bookmarkEnd w:id="17"/>
+      <w:r>
+        <w:t>Описание сущностей предметной области</w:t>
+      </w:r>
       <w:bookmarkEnd w:id="18"/>
-      <w:r>
-        <w:t>Описание сущностей предметной области</w:t>
-      </w:r>
-      <w:bookmarkEnd w:id="19"/>
     </w:p>
     <w:p>
       <w:r>
@@ -3719,11 +3709,11 @@
       <w:pPr>
         <w:pStyle w:val="2"/>
       </w:pPr>
-      <w:bookmarkStart w:id="20" w:name="_Toc229496289"/>
+      <w:bookmarkStart w:id="19" w:name="_Toc229496289"/>
       <w:r>
         <w:t>2.3 Хранение сущностей предметной области</w:t>
       </w:r>
-      <w:bookmarkEnd w:id="20"/>
+      <w:bookmarkEnd w:id="19"/>
     </w:p>
     <w:p>
       <w:r>
@@ -3782,21 +3772,8 @@
       <w:r>
         <w:t xml:space="preserve">База данных </w:t>
       </w:r>
-      <w:commentRangeStart w:id="21"/>
-      <w:r>
-        <w:t>PostgreSQL</w:t>
-      </w:r>
-      <w:commentRangeEnd w:id="21"/>
-      <w:r>
-        <w:rPr>
-          <w:rStyle w:val="aff9"/>
-          <w:sz w:val="28"/>
-          <w:szCs w:val="28"/>
-        </w:rPr>
-        <w:commentReference w:id="21"/>
-      </w:r>
-      <w:r>
-        <w:t xml:space="preserve"> выбран в качестве реляционной базы данных благодаря своей надёжности, поддержке транзакций и механизму внешних ключей с каскадными действиями. Это гарантирует целостность данных при удалении пользователей или задач — все связанные решения и результаты проверки автоматически удаляются, исключая появление сиротских записей. Автоматическая генерация первичных ключей через тип </w:t>
+      <w:r>
+        <w:t xml:space="preserve">PostgreSQL выбран в качестве реляционной базы данных благодаря своей надёжности, поддержке транзакций и механизму внешних ключей с каскадными действиями. Это гарантирует целостность данных при удалении пользователей или задач — все связанные решения и результаты проверки автоматически удаляются, исключая появление сиротских записей. Автоматическая генерация первичных ключей через тип </w:t>
       </w:r>
       <w:r>
         <w:rPr>
@@ -3819,7 +3796,6 @@
       <w:r>
         <w:t xml:space="preserve">Таблица </w:t>
       </w:r>
-      <w:commentRangeStart w:id="22"/>
       <w:r>
         <w:rPr>
           <w:i/>
@@ -3828,19 +3804,7 @@
         <w:t>users</w:t>
       </w:r>
       <w:r>
-        <w:t xml:space="preserve"> </w:t>
-      </w:r>
-      <w:commentRangeEnd w:id="22"/>
-      <w:r>
-        <w:rPr>
-          <w:rStyle w:val="aff9"/>
-          <w:sz w:val="28"/>
-          <w:szCs w:val="28"/>
-        </w:rPr>
-        <w:commentReference w:id="22"/>
-      </w:r>
-      <w:r>
-        <w:t xml:space="preserve">хранит учётные записи пользователей. Атрибут </w:t>
+        <w:t xml:space="preserve"> хранит учётные записи пользователей. Атрибут </w:t>
       </w:r>
       <w:r>
         <w:rPr>
@@ -4483,7 +4447,7 @@
                     <pic:cNvPicPr/>
                   </pic:nvPicPr>
                   <pic:blipFill>
-                    <a:blip r:embed="rId15"/>
+                    <a:blip r:embed="rId12"/>
                     <a:stretch>
                       <a:fillRect/>
                     </a:stretch>
@@ -4594,11 +4558,7 @@
         <w:t>»</w:t>
       </w:r>
       <w:r>
-        <w:t xml:space="preserve">, </w:t>
-      </w:r>
-      <w:commentRangeStart w:id="23"/>
-      <w:r>
-        <w:t xml:space="preserve">где переменная </w:t>
+        <w:t xml:space="preserve">, где переменная </w:t>
       </w:r>
       <w:r>
         <w:rPr>
@@ -4624,22 +4584,12 @@
       <w:r>
         <w:t xml:space="preserve"> –</w:t>
       </w:r>
-      <w:commentRangeEnd w:id="23"/>
-      <w:r>
-        <w:rPr>
-          <w:rStyle w:val="aff9"/>
-          <w:sz w:val="28"/>
-          <w:szCs w:val="28"/>
-        </w:rPr>
-        <w:commentReference w:id="23"/>
-      </w:r>
       <w:r>
         <w:t xml:space="preserve"> идентификатор языка. </w:t>
       </w:r>
       <w:r>
         <w:t xml:space="preserve">Для каждого сочетания задачи и языка создаётся три файла. Файл </w:t>
       </w:r>
-      <w:commentRangeStart w:id="24"/>
       <w:r>
         <w:t>«</w:t>
       </w:r>
@@ -4649,15 +4599,6 @@
       <w:r>
         <w:t>»</w:t>
       </w:r>
-      <w:commentRangeEnd w:id="24"/>
-      <w:r>
-        <w:rPr>
-          <w:rStyle w:val="aff9"/>
-          <w:sz w:val="28"/>
-          <w:szCs w:val="28"/>
-        </w:rPr>
-        <w:commentReference w:id="24"/>
-      </w:r>
       <w:r>
         <w:t xml:space="preserve"> содержит авто-тесты, которые будут выполняться для проверки пользовательских решений. Файл </w:t>
       </w:r>
@@ -4675,7 +4616,6 @@
       </w:r>
     </w:p>
     <w:p>
-      <w:commentRangeStart w:id="25"/>
       <w:r>
         <w:t xml:space="preserve">В бакете </w:t>
       </w:r>
@@ -4709,15 +4649,6 @@
       </w:r>
       <w:r>
         <w:t>}/solutions/{solutionId}/</w:t>
-      </w:r>
-      <w:commentRangeEnd w:id="25"/>
-      <w:r>
-        <w:rPr>
-          <w:rStyle w:val="aff9"/>
-          <w:sz w:val="28"/>
-          <w:szCs w:val="28"/>
-        </w:rPr>
-        <w:commentReference w:id="25"/>
       </w:r>
       <w:r>
         <w:t xml:space="preserve">», переменная </w:t>
@@ -4818,7 +4749,7 @@
       <w:pPr>
         <w:pStyle w:val="2"/>
       </w:pPr>
-      <w:bookmarkStart w:id="26" w:name="_Toc229496290"/>
+      <w:bookmarkStart w:id="20" w:name="_Toc229496290"/>
       <w:r>
         <w:lastRenderedPageBreak/>
         <w:t>2.</w:t>
@@ -4829,7 +4760,7 @@
       <w:r>
         <w:t>Проектирование микросервисной архитектуры ИС</w:t>
       </w:r>
-      <w:bookmarkEnd w:id="26"/>
+      <w:bookmarkEnd w:id="20"/>
     </w:p>
     <w:p>
       <w:r>
@@ -4872,7 +4803,7 @@
                     <pic:cNvPicPr/>
                   </pic:nvPicPr>
                   <pic:blipFill>
-                    <a:blip r:embed="rId16"/>
+                    <a:blip r:embed="rId13"/>
                     <a:stretch>
                       <a:fillRect/>
                     </a:stretch>
@@ -5389,7 +5320,7 @@
       <w:pPr>
         <w:pStyle w:val="2"/>
       </w:pPr>
-      <w:bookmarkStart w:id="27" w:name="_Toc229496291"/>
+      <w:bookmarkStart w:id="21" w:name="_Toc229496291"/>
       <w:r>
         <w:t xml:space="preserve">2.5 Возможности репликации </w:t>
       </w:r>
@@ -5402,7 +5333,7 @@
       <w:r>
         <w:t xml:space="preserve"> ИС</w:t>
       </w:r>
-      <w:bookmarkEnd w:id="27"/>
+      <w:bookmarkEnd w:id="21"/>
     </w:p>
     <w:p>
       <w:r>
@@ -5661,12 +5592,12 @@
       <w:pPr>
         <w:pStyle w:val="2"/>
       </w:pPr>
-      <w:bookmarkStart w:id="28" w:name="_Toc229496292"/>
+      <w:bookmarkStart w:id="22" w:name="_Toc229496292"/>
       <w:r>
         <w:lastRenderedPageBreak/>
         <w:t>2.6 Расширение ИС через плагинизацию и конфигурацию</w:t>
       </w:r>
-      <w:bookmarkEnd w:id="28"/>
+      <w:bookmarkEnd w:id="22"/>
     </w:p>
     <w:p>
       <w:r>
@@ -5718,7 +5649,7 @@
       <w:pPr>
         <w:pStyle w:val="2"/>
       </w:pPr>
-      <w:bookmarkStart w:id="29" w:name="_Toc229496293"/>
+      <w:bookmarkStart w:id="23" w:name="_Toc229496293"/>
       <w:r>
         <w:t xml:space="preserve">2.7 Генерация задач с помощью </w:t>
       </w:r>
@@ -5728,7 +5659,7 @@
         </w:rPr>
         <w:t>AI</w:t>
       </w:r>
-      <w:bookmarkEnd w:id="29"/>
+      <w:bookmarkEnd w:id="23"/>
     </w:p>
     <w:p>
       <w:r>
@@ -6097,7 +6028,7 @@
                     <pic:cNvPicPr/>
                   </pic:nvPicPr>
                   <pic:blipFill>
-                    <a:blip r:embed="rId17"/>
+                    <a:blip r:embed="rId14"/>
                     <a:stretch>
                       <a:fillRect/>
                     </a:stretch>
@@ -6155,19 +6086,9 @@
         <w:lastRenderedPageBreak/>
         <w:t>«</w:t>
       </w:r>
-      <w:commentRangeStart w:id="30"/>
       <w:r>
         <w:t>Экспорт</w:t>
       </w:r>
-      <w:commentRangeEnd w:id="30"/>
-      <w:r>
-        <w:rPr>
-          <w:rStyle w:val="aff9"/>
-          <w:sz w:val="28"/>
-          <w:szCs w:val="28"/>
-        </w:rPr>
-        <w:commentReference w:id="30"/>
-      </w:r>
       <w:r>
         <w:t>»</w:t>
       </w:r>
@@ -6177,18 +6098,8 @@
       <w:r>
         <w:t>«</w:t>
       </w:r>
-      <w:commentRangeStart w:id="31"/>
       <w:r>
         <w:t>навыком</w:t>
-      </w:r>
-      <w:commentRangeEnd w:id="31"/>
-      <w:r>
-        <w:rPr>
-          <w:rStyle w:val="aff9"/>
-          <w:sz w:val="28"/>
-          <w:szCs w:val="28"/>
-        </w:rPr>
-        <w:commentReference w:id="31"/>
       </w:r>
       <w:r>
         <w:t>»</w:t>
@@ -6262,7 +6173,7 @@
                     <pic:cNvPicPr/>
                   </pic:nvPicPr>
                   <pic:blipFill>
-                    <a:blip r:embed="rId18"/>
+                    <a:blip r:embed="rId15"/>
                     <a:stretch>
                       <a:fillRect/>
                     </a:stretch>
@@ -6325,11 +6236,11 @@
       <w:pPr>
         <w:pStyle w:val="2"/>
       </w:pPr>
-      <w:bookmarkStart w:id="32" w:name="_Toc229496294"/>
+      <w:bookmarkStart w:id="24" w:name="_Toc229496294"/>
       <w:r>
         <w:t>2.8 Вывод по главе</w:t>
       </w:r>
-      <w:bookmarkEnd w:id="32"/>
+      <w:bookmarkEnd w:id="24"/>
     </w:p>
     <w:p>
       <w:r>
@@ -6351,12 +6262,12 @@
       <w:pPr>
         <w:pStyle w:val="1"/>
       </w:pPr>
-      <w:bookmarkStart w:id="33" w:name="_Toc229496295"/>
+      <w:bookmarkStart w:id="25" w:name="_Toc229496295"/>
       <w:r>
         <w:lastRenderedPageBreak/>
         <w:t>3 Программное конструирование</w:t>
       </w:r>
-      <w:bookmarkEnd w:id="33"/>
+      <w:bookmarkEnd w:id="25"/>
     </w:p>
     <w:p>
       <w:r>
@@ -6367,14 +6278,14 @@
       <w:pPr>
         <w:pStyle w:val="2"/>
       </w:pPr>
-      <w:bookmarkStart w:id="34" w:name="_Toc229496296"/>
+      <w:bookmarkStart w:id="26" w:name="_Toc229496296"/>
       <w:r>
         <w:t xml:space="preserve">3.1 </w:t>
       </w:r>
       <w:r>
         <w:t>Выбор средств разработки</w:t>
       </w:r>
-      <w:bookmarkEnd w:id="34"/>
+      <w:bookmarkEnd w:id="26"/>
     </w:p>
     <w:p>
       <w:r>
@@ -6492,7 +6403,7 @@
       <w:pPr>
         <w:pStyle w:val="2"/>
       </w:pPr>
-      <w:bookmarkStart w:id="35" w:name="_Toc229496297"/>
+      <w:bookmarkStart w:id="27" w:name="_Toc229496297"/>
       <w:r>
         <w:t xml:space="preserve">3.2 </w:t>
       </w:r>
@@ -6505,7 +6416,7 @@
         </w:rPr>
         <w:t>Keycloak</w:t>
       </w:r>
-      <w:bookmarkEnd w:id="35"/>
+      <w:bookmarkEnd w:id="27"/>
     </w:p>
     <w:p>
       <w:r>
@@ -6917,7 +6828,7 @@
       <w:pPr>
         <w:pStyle w:val="2"/>
       </w:pPr>
-      <w:bookmarkStart w:id="36" w:name="_Toc229496298"/>
+      <w:bookmarkStart w:id="28" w:name="_Toc229496298"/>
       <w:r>
         <w:t xml:space="preserve">3.3 Структура </w:t>
       </w:r>
@@ -6933,7 +6844,7 @@
       <w:r>
         <w:t>модулей</w:t>
       </w:r>
-      <w:bookmarkEnd w:id="36"/>
+      <w:bookmarkEnd w:id="28"/>
     </w:p>
     <w:p>
       <w:r>
@@ -7002,7 +6913,7 @@
                     <pic:cNvPicPr/>
                   </pic:nvPicPr>
                   <pic:blipFill>
-                    <a:blip r:embed="rId19"/>
+                    <a:blip r:embed="rId16"/>
                     <a:stretch>
                       <a:fillRect/>
                     </a:stretch>
@@ -7307,7 +7218,7 @@
                     <pic:cNvPicPr/>
                   </pic:nvPicPr>
                   <pic:blipFill>
-                    <a:blip r:embed="rId20"/>
+                    <a:blip r:embed="rId17"/>
                     <a:stretch>
                       <a:fillRect/>
                     </a:stretch>
@@ -7931,7 +7842,7 @@
                     <pic:cNvPicPr/>
                   </pic:nvPicPr>
                   <pic:blipFill>
-                    <a:blip r:embed="rId21"/>
+                    <a:blip r:embed="rId18"/>
                     <a:stretch>
                       <a:fillRect/>
                     </a:stretch>
@@ -7961,7 +7872,6 @@
       </w:r>
     </w:p>
     <w:p>
-      <w:commentRangeStart w:id="37"/>
       <w:r>
         <w:t xml:space="preserve">Класс </w:t>
       </w:r>
@@ -8034,15 +7944,6 @@
       <w:r>
         <w:t xml:space="preserve">который завершается через заданное время. </w:t>
       </w:r>
-      <w:commentRangeEnd w:id="37"/>
-      <w:r>
-        <w:rPr>
-          <w:rStyle w:val="aff9"/>
-          <w:sz w:val="28"/>
-          <w:szCs w:val="28"/>
-        </w:rPr>
-        <w:commentReference w:id="37"/>
-      </w:r>
     </w:p>
     <w:p>
       <w:r>
@@ -8139,7 +8040,6 @@
         </w:rPr>
         <w:t xml:space="preserve"> — абстрактный базовый класс, инкапсулирующий логику взаимодействия с Docker API. Класс содержит метод </w:t>
       </w:r>
-      <w:commentRangeStart w:id="38"/>
       <w:r>
         <w:rPr>
           <w:i/>
@@ -8147,16 +8047,6 @@
           <w:lang w:eastAsia="en-US"/>
         </w:rPr>
         <w:t>run</w:t>
-      </w:r>
-      <w:commentRangeEnd w:id="38"/>
-      <w:r>
-        <w:rPr>
-          <w:rStyle w:val="aff9"/>
-          <w:sz w:val="28"/>
-          <w:szCs w:val="28"/>
-          <w:lang w:eastAsia="en-US"/>
-        </w:rPr>
-        <w:commentReference w:id="38"/>
       </w:r>
       <w:r>
         <w:rPr>
@@ -8550,7 +8440,7 @@
                     </pic:cNvPicPr>
                   </pic:nvPicPr>
                   <pic:blipFill>
-                    <a:blip r:embed="rId22" cstate="print">
+                    <a:blip r:embed="rId19" cstate="print">
                       <a:extLst>
                         <a:ext uri="{28A0092B-C50C-407E-A947-70E740481C1C}">
                           <a14:useLocalDpi xmlns:a14="http://schemas.microsoft.com/office/drawing/2010/main" val="0"/>
@@ -8594,7 +8484,7 @@
       <w:pPr>
         <w:pStyle w:val="2"/>
       </w:pPr>
-      <w:bookmarkStart w:id="39" w:name="_Toc229496299"/>
+      <w:bookmarkStart w:id="29" w:name="_Toc229496299"/>
       <w:r>
         <w:t>3.</w:t>
       </w:r>
@@ -8613,7 +8503,7 @@
       <w:r>
         <w:t>плагинов</w:t>
       </w:r>
-      <w:bookmarkEnd w:id="39"/>
+      <w:bookmarkEnd w:id="29"/>
     </w:p>
     <w:p>
       <w:pPr>
@@ -9537,7 +9427,7 @@
       <w:pPr>
         <w:pStyle w:val="2"/>
       </w:pPr>
-      <w:bookmarkStart w:id="40" w:name="_Toc229496300"/>
+      <w:bookmarkStart w:id="30" w:name="_Toc229496300"/>
       <w:r>
         <w:t xml:space="preserve">3.5 </w:t>
       </w:r>
@@ -9547,7 +9437,7 @@
       <w:r>
         <w:t>клиентской части ИС</w:t>
       </w:r>
-      <w:bookmarkEnd w:id="40"/>
+      <w:bookmarkEnd w:id="30"/>
     </w:p>
     <w:p>
       <w:r>
@@ -9620,7 +9510,7 @@
                     <pic:cNvPicPr/>
                   </pic:nvPicPr>
                   <pic:blipFill>
-                    <a:blip r:embed="rId23"/>
+                    <a:blip r:embed="rId20"/>
                     <a:stretch>
                       <a:fillRect/>
                     </a:stretch>
@@ -10918,7 +10808,6 @@
         </w:rPr>
         <w:t xml:space="preserve"> </w:t>
       </w:r>
-      <w:commentRangeStart w:id="41"/>
       <w:r>
         <w:rPr>
           <w:i/>
@@ -11168,23 +11057,7 @@
         <w:rPr>
           <w:lang w:eastAsia="en-US"/>
         </w:rPr>
-        <w:t xml:space="preserve">позволяя сохранять данные непосредственно </w:t>
-      </w:r>
-      <w:commentRangeEnd w:id="41"/>
-      <w:r>
-        <w:rPr>
-          <w:rStyle w:val="aff9"/>
-          <w:sz w:val="28"/>
-          <w:szCs w:val="28"/>
-          <w:lang w:eastAsia="en-US"/>
-        </w:rPr>
-        <w:commentReference w:id="41"/>
-      </w:r>
-      <w:r>
-        <w:rPr>
-          <w:lang w:eastAsia="en-US"/>
-        </w:rPr>
-        <w:t>на диск пользователя.</w:t>
+        <w:t>позволяя сохранять данные непосредственно на диск пользователя.</w:t>
       </w:r>
     </w:p>
     <w:p>
@@ -11371,8 +11244,8 @@
           <w:lang w:eastAsia="en-US"/>
         </w:rPr>
       </w:pPr>
-      <w:bookmarkStart w:id="42" w:name="_Toc168832073"/>
-      <w:bookmarkStart w:id="43" w:name="_Toc229496301"/>
+      <w:bookmarkStart w:id="31" w:name="_Toc168832073"/>
+      <w:bookmarkStart w:id="32" w:name="_Toc229496301"/>
       <w:r>
         <w:rPr>
           <w:rFonts w:eastAsiaTheme="minorHAnsi"/>
@@ -11387,8 +11260,8 @@
         </w:rPr>
         <w:t>6 Выводы по главе</w:t>
       </w:r>
-      <w:bookmarkEnd w:id="42"/>
-      <w:bookmarkEnd w:id="43"/>
+      <w:bookmarkEnd w:id="31"/>
+      <w:bookmarkEnd w:id="32"/>
     </w:p>
     <w:p>
       <w:r>
@@ -11424,7 +11297,7 @@
       <w:pPr>
         <w:pStyle w:val="1"/>
       </w:pPr>
-      <w:bookmarkStart w:id="44" w:name="_Toc229496302"/>
+      <w:bookmarkStart w:id="33" w:name="_Toc229496302"/>
       <w:r>
         <w:lastRenderedPageBreak/>
         <w:t>4</w:t>
@@ -11444,7 +11317,7 @@
       <w:r>
         <w:t>»</w:t>
       </w:r>
-      <w:bookmarkEnd w:id="44"/>
+      <w:bookmarkEnd w:id="33"/>
     </w:p>
     <w:p>
       <w:r>
@@ -11464,7 +11337,7 @@
       <w:pPr>
         <w:pStyle w:val="2"/>
       </w:pPr>
-      <w:bookmarkStart w:id="45" w:name="_Toc229496303"/>
+      <w:bookmarkStart w:id="34" w:name="_Toc229496303"/>
       <w:r>
         <w:t>4</w:t>
       </w:r>
@@ -11474,7 +11347,7 @@
       <w:r>
         <w:t>Демонстрации базового пользовательского пути</w:t>
       </w:r>
-      <w:bookmarkEnd w:id="45"/>
+      <w:bookmarkEnd w:id="34"/>
     </w:p>
     <w:p>
       <w:r>
@@ -11516,7 +11389,7 @@
                     </pic:cNvPicPr>
                   </pic:nvPicPr>
                   <pic:blipFill>
-                    <a:blip r:embed="rId24"/>
+                    <a:blip r:embed="rId21"/>
                     <a:stretch>
                       <a:fillRect/>
                     </a:stretch>
@@ -11572,7 +11445,7 @@
                     <pic:cNvPicPr/>
                   </pic:nvPicPr>
                   <pic:blipFill>
-                    <a:blip r:embed="rId25"/>
+                    <a:blip r:embed="rId22"/>
                     <a:stretch>
                       <a:fillRect/>
                     </a:stretch>
@@ -11631,6 +11504,279 @@
             <wp:extent cx="5890114" cy="4194544"/>
             <wp:effectExtent l="0" t="0" r="0" b="0"/>
             <wp:docPr id="3" name="Рисунок 3"/>
+            <wp:cNvGraphicFramePr>
+              <a:graphicFrameLocks xmlns:a="http://schemas.openxmlformats.org/drawingml/2006/main" noChangeAspect="1"/>
+            </wp:cNvGraphicFramePr>
+            <a:graphic xmlns:a="http://schemas.openxmlformats.org/drawingml/2006/main">
+              <a:graphicData uri="http://schemas.openxmlformats.org/drawingml/2006/picture">
+                <pic:pic xmlns:pic="http://schemas.openxmlformats.org/drawingml/2006/picture">
+                  <pic:nvPicPr>
+                    <pic:cNvPr id="1" name=""/>
+                    <pic:cNvPicPr/>
+                  </pic:nvPicPr>
+                  <pic:blipFill>
+                    <a:blip r:embed="rId23"/>
+                    <a:stretch>
+                      <a:fillRect/>
+                    </a:stretch>
+                  </pic:blipFill>
+                  <pic:spPr>
+                    <a:xfrm>
+                      <a:off x="0" y="0"/>
+                      <a:ext cx="5964101" cy="4247233"/>
+                    </a:xfrm>
+                    <a:prstGeom prst="rect">
+                      <a:avLst/>
+                    </a:prstGeom>
+                  </pic:spPr>
+                </pic:pic>
+              </a:graphicData>
+            </a:graphic>
+          </wp:inline>
+        </w:drawing>
+      </w:r>
+    </w:p>
+    <w:p>
+      <w:pPr>
+        <w:pStyle w:val="afb"/>
+        <w:rPr>
+          <w:rFonts w:eastAsia="Calibri"/>
+        </w:rPr>
+      </w:pPr>
+      <w:r>
+        <w:t xml:space="preserve">Рисунок </w:t>
+      </w:r>
+      <w:r>
+        <w:t>4.3</w:t>
+      </w:r>
+      <w:r>
+        <w:t xml:space="preserve"> </w:t>
+      </w:r>
+      <w:r>
+        <w:rPr>
+          <w:rFonts w:eastAsia="Calibri"/>
+        </w:rPr>
+        <w:t>–</w:t>
+      </w:r>
+      <w:r>
+        <w:rPr>
+          <w:rFonts w:eastAsia="Calibri"/>
+        </w:rPr>
+        <w:t xml:space="preserve"> Страница списка задач</w:t>
+      </w:r>
+    </w:p>
+    <w:p>
+      <w:pPr>
+        <w:rPr>
+          <w:rFonts w:eastAsia="Calibri"/>
+        </w:rPr>
+      </w:pPr>
+      <w:r>
+        <w:rPr>
+          <w:rFonts w:eastAsia="Calibri"/>
+        </w:rPr>
+        <w:lastRenderedPageBreak/>
+        <w:t xml:space="preserve">Кликнув на любую задачу, откроется страница решения задачи, она представлена на рисунке 4.4. На странице есть подробное описание задачи, примеры входных и выходных данных, ограничения по входным данным. Можно выбрать один из трех языков программирования. </w:t>
+      </w:r>
+    </w:p>
+    <w:p>
+      <w:pPr>
+        <w:pStyle w:val="afa"/>
+        <w:rPr>
+          <w:rFonts w:eastAsia="Calibri"/>
+          <w:lang w:val="en-US"/>
+        </w:rPr>
+      </w:pPr>
+      <w:r>
+        <w:drawing>
+          <wp:inline distT="0" distB="0" distL="0" distR="0" wp14:anchorId="4D88B1BE" wp14:editId="4B2BDAC4">
+            <wp:extent cx="5215269" cy="3112437"/>
+            <wp:effectExtent l="0" t="0" r="4445" b="0"/>
+            <wp:docPr id="14" name="Рисунок 14"/>
+            <wp:cNvGraphicFramePr>
+              <a:graphicFrameLocks xmlns:a="http://schemas.openxmlformats.org/drawingml/2006/main" noChangeAspect="1"/>
+            </wp:cNvGraphicFramePr>
+            <a:graphic xmlns:a="http://schemas.openxmlformats.org/drawingml/2006/main">
+              <a:graphicData uri="http://schemas.openxmlformats.org/drawingml/2006/picture">
+                <pic:pic xmlns:pic="http://schemas.openxmlformats.org/drawingml/2006/picture">
+                  <pic:nvPicPr>
+                    <pic:cNvPr id="1" name=""/>
+                    <pic:cNvPicPr/>
+                  </pic:nvPicPr>
+                  <pic:blipFill>
+                    <a:blip r:embed="rId24"/>
+                    <a:stretch>
+                      <a:fillRect/>
+                    </a:stretch>
+                  </pic:blipFill>
+                  <pic:spPr>
+                    <a:xfrm>
+                      <a:off x="0" y="0"/>
+                      <a:ext cx="5221731" cy="3116293"/>
+                    </a:xfrm>
+                    <a:prstGeom prst="rect">
+                      <a:avLst/>
+                    </a:prstGeom>
+                  </pic:spPr>
+                </pic:pic>
+              </a:graphicData>
+            </a:graphic>
+          </wp:inline>
+        </w:drawing>
+      </w:r>
+    </w:p>
+    <w:p>
+      <w:pPr>
+        <w:pStyle w:val="afb"/>
+      </w:pPr>
+      <w:r>
+        <w:t>Рисунок 4.4 – Страница решения задачи</w:t>
+      </w:r>
+    </w:p>
+    <w:p>
+      <w:pPr>
+        <w:rPr>
+          <w:rFonts w:eastAsia="Calibri"/>
+        </w:rPr>
+      </w:pPr>
+      <w:r>
+        <w:rPr>
+          <w:rFonts w:eastAsia="Calibri"/>
+        </w:rPr>
+        <w:t>Когда напишете код, решающий задачу</w:t>
+      </w:r>
+      <w:r>
+        <w:rPr>
+          <w:rFonts w:eastAsia="Calibri"/>
+        </w:rPr>
+        <w:t>,</w:t>
+      </w:r>
+      <w:r>
+        <w:rPr>
+          <w:rFonts w:eastAsia="Calibri"/>
+        </w:rPr>
+        <w:t xml:space="preserve"> и будете готовы к проверке решения, нажмите кнопку «Запустить». Пока решение еще не протестировано, отображается спиннер загрузки. Перезагружать страницу самостоятельно не требуется. Результаты автоматически отобразятся на страницу без полной перезагрузки. Дождавшись завершения тестирования, можно увидеть на рисунке 4.5, что решение было одобрено. В левой панели отображается таблица с результатами решений. Также отображается дополнительная информация со статусом завершения программы, количеством выполненных тестов, ошибок, сбоев и временем выполнения. Как итог, задача решена. Справа от названия задачи отображается зеленая галочка, обозначающая успешное решение задачи. </w:t>
+      </w:r>
+    </w:p>
+    <w:p>
+      <w:pPr>
+        <w:rPr>
+          <w:rFonts w:eastAsia="Calibri"/>
+        </w:rPr>
+      </w:pPr>
+      <w:r>
+        <w:rPr>
+          <w:rFonts w:eastAsia="Calibri"/>
+        </w:rPr>
+        <w:t>Если вам нужна площадка для программирования вне решения задачи, например, для проверки как работают стандартные функции вашего языка, то можете перейти на страницу «компилятора», она представлена на рисунке 4.</w:t>
+      </w:r>
+      <w:r>
+        <w:rPr>
+          <w:rFonts w:eastAsia="Calibri"/>
+        </w:rPr>
+        <w:t>6</w:t>
+      </w:r>
+      <w:r>
+        <w:rPr>
+          <w:rFonts w:eastAsia="Calibri"/>
+        </w:rPr>
+        <w:t xml:space="preserve">. На ней все также есть кнопка для запуска программы. Можно заметить, что текстовые сообщения о результатах выполнения программы появляются в правой панели по мере выполнения программы, а не после завершения. Это сложно передать скриншотом в отчете, но в реальности оно так и работает.  </w:t>
+      </w:r>
+    </w:p>
+    <w:p>
+      <w:pPr>
+        <w:pStyle w:val="afa"/>
+        <w:rPr>
+          <w:rFonts w:eastAsia="Calibri"/>
+        </w:rPr>
+      </w:pPr>
+      <w:r>
+        <w:rPr>
+          <w:rFonts w:eastAsia="Calibri"/>
+        </w:rPr>
+        <w:lastRenderedPageBreak/>
+        <w:drawing>
+          <wp:inline distT="0" distB="0" distL="0" distR="0" wp14:anchorId="752BD527" wp14:editId="0254D163">
+            <wp:extent cx="6083643" cy="3615069"/>
+            <wp:effectExtent l="0" t="0" r="0" b="4445"/>
+            <wp:docPr id="50" name="Рисунок 50"/>
+            <wp:cNvGraphicFramePr>
+              <a:graphicFrameLocks xmlns:a="http://schemas.openxmlformats.org/drawingml/2006/main" noChangeAspect="1"/>
+            </wp:cNvGraphicFramePr>
+            <a:graphic xmlns:a="http://schemas.openxmlformats.org/drawingml/2006/main">
+              <a:graphicData uri="http://schemas.openxmlformats.org/drawingml/2006/picture">
+                <pic:pic xmlns:pic="http://schemas.openxmlformats.org/drawingml/2006/picture">
+                  <pic:nvPicPr>
+                    <pic:cNvPr id="1" name=""/>
+                    <pic:cNvPicPr/>
+                  </pic:nvPicPr>
+                  <pic:blipFill>
+                    <a:blip r:embed="rId25"/>
+                    <a:stretch>
+                      <a:fillRect/>
+                    </a:stretch>
+                  </pic:blipFill>
+                  <pic:spPr>
+                    <a:xfrm>
+                      <a:off x="0" y="0"/>
+                      <a:ext cx="6085535" cy="3616193"/>
+                    </a:xfrm>
+                    <a:prstGeom prst="rect">
+                      <a:avLst/>
+                    </a:prstGeom>
+                  </pic:spPr>
+                </pic:pic>
+              </a:graphicData>
+            </a:graphic>
+          </wp:inline>
+        </w:drawing>
+      </w:r>
+    </w:p>
+    <w:p>
+      <w:pPr>
+        <w:pStyle w:val="afb"/>
+        <w:rPr>
+          <w:rFonts w:eastAsia="Calibri"/>
+        </w:rPr>
+      </w:pPr>
+      <w:r>
+        <w:rPr>
+          <w:rFonts w:eastAsia="Calibri"/>
+        </w:rPr>
+        <w:t>Рисунок 4.5</w:t>
+      </w:r>
+      <w:r>
+        <w:t xml:space="preserve"> </w:t>
+      </w:r>
+      <w:r>
+        <w:rPr>
+          <w:rFonts w:eastAsia="Calibri"/>
+        </w:rPr>
+        <w:t>–</w:t>
+      </w:r>
+      <w:r>
+        <w:rPr>
+          <w:rFonts w:eastAsia="Calibri"/>
+        </w:rPr>
+        <w:t xml:space="preserve"> Страница решения задачи с решенной задачей</w:t>
+      </w:r>
+    </w:p>
+    <w:p>
+      <w:pPr>
+        <w:pStyle w:val="afa"/>
+        <w:rPr>
+          <w:rFonts w:eastAsia="Calibri"/>
+        </w:rPr>
+      </w:pPr>
+      <w:r>
+        <w:rPr>
+          <w:rFonts w:eastAsia="Calibri"/>
+        </w:rPr>
+        <w:drawing>
+          <wp:inline distT="0" distB="0" distL="0" distR="0" wp14:anchorId="5EAA2467" wp14:editId="39E9F9CE">
+            <wp:extent cx="6061167" cy="3599121"/>
+            <wp:effectExtent l="0" t="0" r="0" b="1905"/>
+            <wp:docPr id="51" name="Рисунок 51"/>
             <wp:cNvGraphicFramePr>
               <a:graphicFrameLocks xmlns:a="http://schemas.openxmlformats.org/drawingml/2006/main" noChangeAspect="1"/>
             </wp:cNvGraphicFramePr>
@@ -11650,279 +11796,6 @@
                   <pic:spPr>
                     <a:xfrm>
                       <a:off x="0" y="0"/>
-                      <a:ext cx="5964101" cy="4247233"/>
-                    </a:xfrm>
-                    <a:prstGeom prst="rect">
-                      <a:avLst/>
-                    </a:prstGeom>
-                  </pic:spPr>
-                </pic:pic>
-              </a:graphicData>
-            </a:graphic>
-          </wp:inline>
-        </w:drawing>
-      </w:r>
-    </w:p>
-    <w:p>
-      <w:pPr>
-        <w:pStyle w:val="afb"/>
-        <w:rPr>
-          <w:rFonts w:eastAsia="Calibri"/>
-        </w:rPr>
-      </w:pPr>
-      <w:r>
-        <w:t xml:space="preserve">Рисунок </w:t>
-      </w:r>
-      <w:r>
-        <w:t>4.3</w:t>
-      </w:r>
-      <w:r>
-        <w:t xml:space="preserve"> </w:t>
-      </w:r>
-      <w:r>
-        <w:rPr>
-          <w:rFonts w:eastAsia="Calibri"/>
-        </w:rPr>
-        <w:t>–</w:t>
-      </w:r>
-      <w:r>
-        <w:rPr>
-          <w:rFonts w:eastAsia="Calibri"/>
-        </w:rPr>
-        <w:t xml:space="preserve"> Страница списка задач</w:t>
-      </w:r>
-    </w:p>
-    <w:p>
-      <w:pPr>
-        <w:rPr>
-          <w:rFonts w:eastAsia="Calibri"/>
-        </w:rPr>
-      </w:pPr>
-      <w:r>
-        <w:rPr>
-          <w:rFonts w:eastAsia="Calibri"/>
-        </w:rPr>
-        <w:lastRenderedPageBreak/>
-        <w:t xml:space="preserve">Кликнув на любую задачу, откроется страница решения задачи, она представлена на рисунке 4.4. На странице есть подробное описание задачи, примеры входных и выходных данных, ограничения по входным данным. Можно выбрать один из трех языков программирования. </w:t>
-      </w:r>
-    </w:p>
-    <w:p>
-      <w:pPr>
-        <w:pStyle w:val="afa"/>
-        <w:rPr>
-          <w:rFonts w:eastAsia="Calibri"/>
-          <w:lang w:val="en-US"/>
-        </w:rPr>
-      </w:pPr>
-      <w:r>
-        <w:drawing>
-          <wp:inline distT="0" distB="0" distL="0" distR="0" wp14:anchorId="4D88B1BE" wp14:editId="4B2BDAC4">
-            <wp:extent cx="5215269" cy="3112437"/>
-            <wp:effectExtent l="0" t="0" r="4445" b="0"/>
-            <wp:docPr id="14" name="Рисунок 14"/>
-            <wp:cNvGraphicFramePr>
-              <a:graphicFrameLocks xmlns:a="http://schemas.openxmlformats.org/drawingml/2006/main" noChangeAspect="1"/>
-            </wp:cNvGraphicFramePr>
-            <a:graphic xmlns:a="http://schemas.openxmlformats.org/drawingml/2006/main">
-              <a:graphicData uri="http://schemas.openxmlformats.org/drawingml/2006/picture">
-                <pic:pic xmlns:pic="http://schemas.openxmlformats.org/drawingml/2006/picture">
-                  <pic:nvPicPr>
-                    <pic:cNvPr id="1" name=""/>
-                    <pic:cNvPicPr/>
-                  </pic:nvPicPr>
-                  <pic:blipFill>
-                    <a:blip r:embed="rId27"/>
-                    <a:stretch>
-                      <a:fillRect/>
-                    </a:stretch>
-                  </pic:blipFill>
-                  <pic:spPr>
-                    <a:xfrm>
-                      <a:off x="0" y="0"/>
-                      <a:ext cx="5221731" cy="3116293"/>
-                    </a:xfrm>
-                    <a:prstGeom prst="rect">
-                      <a:avLst/>
-                    </a:prstGeom>
-                  </pic:spPr>
-                </pic:pic>
-              </a:graphicData>
-            </a:graphic>
-          </wp:inline>
-        </w:drawing>
-      </w:r>
-    </w:p>
-    <w:p>
-      <w:pPr>
-        <w:pStyle w:val="afb"/>
-      </w:pPr>
-      <w:r>
-        <w:t>Рисунок 4.4 – Страница решения задачи</w:t>
-      </w:r>
-    </w:p>
-    <w:p>
-      <w:pPr>
-        <w:rPr>
-          <w:rFonts w:eastAsia="Calibri"/>
-        </w:rPr>
-      </w:pPr>
-      <w:r>
-        <w:rPr>
-          <w:rFonts w:eastAsia="Calibri"/>
-        </w:rPr>
-        <w:t>Когда напишете код, решающий задачу</w:t>
-      </w:r>
-      <w:r>
-        <w:rPr>
-          <w:rFonts w:eastAsia="Calibri"/>
-        </w:rPr>
-        <w:t>,</w:t>
-      </w:r>
-      <w:r>
-        <w:rPr>
-          <w:rFonts w:eastAsia="Calibri"/>
-        </w:rPr>
-        <w:t xml:space="preserve"> и будете готовы к проверке решения, нажмите кнопку «Запустить». Пока решение еще не протестировано, отображается спиннер загрузки. Перезагружать страницу самостоятельно не требуется. Результаты автоматически отобразятся на страницу без полной перезагрузки. Дождавшись завершения тестирования, можно увидеть на рисунке 4.5, что решение было одобрено. В левой панели отображается таблица с результатами решений. Также отображается дополнительная информация со статусом завершения программы, количеством выполненных тестов, ошибок, сбоев и временем выполнения. Как итог, задача решена. Справа от названия задачи отображается зеленая галочка, обозначающая успешное решение задачи. </w:t>
-      </w:r>
-    </w:p>
-    <w:p>
-      <w:pPr>
-        <w:rPr>
-          <w:rFonts w:eastAsia="Calibri"/>
-        </w:rPr>
-      </w:pPr>
-      <w:r>
-        <w:rPr>
-          <w:rFonts w:eastAsia="Calibri"/>
-        </w:rPr>
-        <w:t>Если вам нужна площадка для программирования вне решения задачи, например, для проверки как работают стандартные функции вашего языка, то можете перейти на страницу «компилятора», она представлена на рисунке 4.</w:t>
-      </w:r>
-      <w:r>
-        <w:rPr>
-          <w:rFonts w:eastAsia="Calibri"/>
-        </w:rPr>
-        <w:t>6</w:t>
-      </w:r>
-      <w:r>
-        <w:rPr>
-          <w:rFonts w:eastAsia="Calibri"/>
-        </w:rPr>
-        <w:t xml:space="preserve">. На ней все также есть кнопка для запуска программы. Можно заметить, что текстовые сообщения о результатах выполнения программы появляются в правой панели по мере выполнения программы, а не после завершения. Это сложно передать скриншотом в отчете, но в реальности оно так и работает.  </w:t>
-      </w:r>
-    </w:p>
-    <w:p>
-      <w:pPr>
-        <w:pStyle w:val="afa"/>
-        <w:rPr>
-          <w:rFonts w:eastAsia="Calibri"/>
-        </w:rPr>
-      </w:pPr>
-      <w:r>
-        <w:rPr>
-          <w:rFonts w:eastAsia="Calibri"/>
-        </w:rPr>
-        <w:lastRenderedPageBreak/>
-        <w:drawing>
-          <wp:inline distT="0" distB="0" distL="0" distR="0" wp14:anchorId="752BD527" wp14:editId="0254D163">
-            <wp:extent cx="6083643" cy="3615069"/>
-            <wp:effectExtent l="0" t="0" r="0" b="4445"/>
-            <wp:docPr id="50" name="Рисунок 50"/>
-            <wp:cNvGraphicFramePr>
-              <a:graphicFrameLocks xmlns:a="http://schemas.openxmlformats.org/drawingml/2006/main" noChangeAspect="1"/>
-            </wp:cNvGraphicFramePr>
-            <a:graphic xmlns:a="http://schemas.openxmlformats.org/drawingml/2006/main">
-              <a:graphicData uri="http://schemas.openxmlformats.org/drawingml/2006/picture">
-                <pic:pic xmlns:pic="http://schemas.openxmlformats.org/drawingml/2006/picture">
-                  <pic:nvPicPr>
-                    <pic:cNvPr id="1" name=""/>
-                    <pic:cNvPicPr/>
-                  </pic:nvPicPr>
-                  <pic:blipFill>
-                    <a:blip r:embed="rId28"/>
-                    <a:stretch>
-                      <a:fillRect/>
-                    </a:stretch>
-                  </pic:blipFill>
-                  <pic:spPr>
-                    <a:xfrm>
-                      <a:off x="0" y="0"/>
-                      <a:ext cx="6085535" cy="3616193"/>
-                    </a:xfrm>
-                    <a:prstGeom prst="rect">
-                      <a:avLst/>
-                    </a:prstGeom>
-                  </pic:spPr>
-                </pic:pic>
-              </a:graphicData>
-            </a:graphic>
-          </wp:inline>
-        </w:drawing>
-      </w:r>
-    </w:p>
-    <w:p>
-      <w:pPr>
-        <w:pStyle w:val="afb"/>
-        <w:rPr>
-          <w:rFonts w:eastAsia="Calibri"/>
-        </w:rPr>
-      </w:pPr>
-      <w:r>
-        <w:rPr>
-          <w:rFonts w:eastAsia="Calibri"/>
-        </w:rPr>
-        <w:t>Рисунок 4.5</w:t>
-      </w:r>
-      <w:r>
-        <w:t xml:space="preserve"> </w:t>
-      </w:r>
-      <w:r>
-        <w:rPr>
-          <w:rFonts w:eastAsia="Calibri"/>
-        </w:rPr>
-        <w:t>–</w:t>
-      </w:r>
-      <w:r>
-        <w:rPr>
-          <w:rFonts w:eastAsia="Calibri"/>
-        </w:rPr>
-        <w:t xml:space="preserve"> Страница решения задачи с решенной задачей</w:t>
-      </w:r>
-    </w:p>
-    <w:p>
-      <w:pPr>
-        <w:pStyle w:val="afa"/>
-        <w:rPr>
-          <w:rFonts w:eastAsia="Calibri"/>
-        </w:rPr>
-      </w:pPr>
-      <w:r>
-        <w:rPr>
-          <w:rFonts w:eastAsia="Calibri"/>
-        </w:rPr>
-        <w:drawing>
-          <wp:inline distT="0" distB="0" distL="0" distR="0" wp14:anchorId="5EAA2467" wp14:editId="39E9F9CE">
-            <wp:extent cx="6061167" cy="3599121"/>
-            <wp:effectExtent l="0" t="0" r="0" b="1905"/>
-            <wp:docPr id="51" name="Рисунок 51"/>
-            <wp:cNvGraphicFramePr>
-              <a:graphicFrameLocks xmlns:a="http://schemas.openxmlformats.org/drawingml/2006/main" noChangeAspect="1"/>
-            </wp:cNvGraphicFramePr>
-            <a:graphic xmlns:a="http://schemas.openxmlformats.org/drawingml/2006/main">
-              <a:graphicData uri="http://schemas.openxmlformats.org/drawingml/2006/picture">
-                <pic:pic xmlns:pic="http://schemas.openxmlformats.org/drawingml/2006/picture">
-                  <pic:nvPicPr>
-                    <pic:cNvPr id="1" name=""/>
-                    <pic:cNvPicPr/>
-                  </pic:nvPicPr>
-                  <pic:blipFill>
-                    <a:blip r:embed="rId29"/>
-                    <a:stretch>
-                      <a:fillRect/>
-                    </a:stretch>
-                  </pic:blipFill>
-                  <pic:spPr>
-                    <a:xfrm>
-                      <a:off x="0" y="0"/>
                       <a:ext cx="6103515" cy="3624267"/>
                     </a:xfrm>
                     <a:prstGeom prst="rect">
@@ -11948,12 +11821,12 @@
       <w:pPr>
         <w:pStyle w:val="2"/>
       </w:pPr>
-      <w:bookmarkStart w:id="46" w:name="_Toc229496304"/>
+      <w:bookmarkStart w:id="35" w:name="_Toc229496304"/>
       <w:r>
         <w:lastRenderedPageBreak/>
         <w:t>4.2 Создание задачи</w:t>
       </w:r>
-      <w:bookmarkEnd w:id="46"/>
+      <w:bookmarkEnd w:id="35"/>
     </w:p>
     <w:p>
       <w:pPr>
@@ -12008,7 +11881,7 @@
                     <pic:cNvPicPr/>
                   </pic:nvPicPr>
                   <pic:blipFill>
-                    <a:blip r:embed="rId30"/>
+                    <a:blip r:embed="rId27"/>
                     <a:stretch>
                       <a:fillRect/>
                     </a:stretch>
@@ -12050,7 +11923,7 @@
       <w:pPr>
         <w:pStyle w:val="2"/>
       </w:pPr>
-      <w:bookmarkStart w:id="47" w:name="_Toc229496305"/>
+      <w:bookmarkStart w:id="36" w:name="_Toc229496305"/>
       <w:r>
         <w:t>4.</w:t>
       </w:r>
@@ -12060,7 +11933,7 @@
       <w:r>
         <w:t xml:space="preserve"> Редактирование задачи при помощи AI агента</w:t>
       </w:r>
-      <w:bookmarkEnd w:id="47"/>
+      <w:bookmarkEnd w:id="36"/>
     </w:p>
     <w:p>
       <w:r>
@@ -12197,7 +12070,7 @@
                     <pic:cNvPicPr/>
                   </pic:nvPicPr>
                   <pic:blipFill>
-                    <a:blip r:embed="rId31"/>
+                    <a:blip r:embed="rId28"/>
                     <a:stretch>
                       <a:fillRect/>
                     </a:stretch>
@@ -12360,7 +12233,7 @@
                     <pic:cNvPicPr/>
                   </pic:nvPicPr>
                   <pic:blipFill>
-                    <a:blip r:embed="rId32"/>
+                    <a:blip r:embed="rId29"/>
                     <a:stretch>
                       <a:fillRect/>
                     </a:stretch>
@@ -12419,7 +12292,7 @@
                     <pic:cNvPicPr/>
                   </pic:nvPicPr>
                   <pic:blipFill>
-                    <a:blip r:embed="rId33"/>
+                    <a:blip r:embed="rId30"/>
                     <a:stretch>
                       <a:fillRect/>
                     </a:stretch>
@@ -12465,8 +12338,8 @@
           <w:lang w:eastAsia="en-US"/>
         </w:rPr>
       </w:pPr>
-      <w:bookmarkStart w:id="48" w:name="_Toc168832076"/>
-      <w:bookmarkStart w:id="49" w:name="_Toc229496306"/>
+      <w:bookmarkStart w:id="37" w:name="_Toc168832076"/>
+      <w:bookmarkStart w:id="38" w:name="_Toc229496306"/>
       <w:r>
         <w:rPr>
           <w:rFonts w:eastAsiaTheme="minorHAnsi"/>
@@ -12489,8 +12362,8 @@
         </w:rPr>
         <w:t>3 Вывод по главе</w:t>
       </w:r>
-      <w:bookmarkEnd w:id="48"/>
-      <w:bookmarkEnd w:id="49"/>
+      <w:bookmarkEnd w:id="37"/>
+      <w:bookmarkEnd w:id="38"/>
     </w:p>
     <w:p>
       <w:r>
@@ -12552,12 +12425,12 @@
       <w:pPr>
         <w:pStyle w:val="aff2"/>
       </w:pPr>
-      <w:bookmarkStart w:id="50" w:name="_Toc229496307"/>
+      <w:bookmarkStart w:id="39" w:name="_Toc229496307"/>
       <w:r>
         <w:lastRenderedPageBreak/>
         <w:t>Заключение</w:t>
       </w:r>
-      <w:bookmarkEnd w:id="50"/>
+      <w:bookmarkEnd w:id="39"/>
     </w:p>
     <w:p>
       <w:r>
@@ -12634,12 +12507,12 @@
       <w:pPr>
         <w:pStyle w:val="aff2"/>
       </w:pPr>
-      <w:bookmarkStart w:id="51" w:name="_Toc229496308"/>
+      <w:bookmarkStart w:id="40" w:name="_Toc229496308"/>
       <w:r>
         <w:lastRenderedPageBreak/>
         <w:t>Перечень использованных информационных ресурсов</w:t>
       </w:r>
-      <w:bookmarkEnd w:id="51"/>
+      <w:bookmarkEnd w:id="40"/>
     </w:p>
     <w:p>
       <w:pPr>
@@ -12655,8 +12528,8 @@
         <w:spacing w:before="0" w:after="0"/>
         <w:ind w:left="0" w:firstLine="851"/>
       </w:pPr>
-      <w:bookmarkStart w:id="52" w:name="_Hlk186990129"/>
-      <w:bookmarkStart w:id="53" w:name="_Hlk40530821"/>
+      <w:bookmarkStart w:id="41" w:name="_Hlk186990129"/>
+      <w:bookmarkStart w:id="42" w:name="_Hlk40530821"/>
       <w:r>
         <w:t>Leetcode</w:t>
       </w:r>
@@ -12699,8 +12572,8 @@
         <w:spacing w:before="0" w:after="0"/>
         <w:ind w:left="0" w:firstLine="851"/>
       </w:pPr>
-      <w:bookmarkStart w:id="54" w:name="_Hlk186990139"/>
-      <w:bookmarkEnd w:id="52"/>
+      <w:bookmarkStart w:id="43" w:name="_Hlk186990139"/>
+      <w:bookmarkEnd w:id="41"/>
       <w:r>
         <w:t xml:space="preserve">Информатикс Олимпиадное программирование [Электронный ресурс], </w:t>
       </w:r>
@@ -12737,8 +12610,8 @@
         <w:spacing w:before="0" w:after="0"/>
         <w:ind w:left="0" w:firstLine="851"/>
       </w:pPr>
-      <w:bookmarkStart w:id="55" w:name="_Hlk186990155"/>
-      <w:bookmarkEnd w:id="54"/>
+      <w:bookmarkStart w:id="44" w:name="_Hlk186990155"/>
+      <w:bookmarkEnd w:id="43"/>
       <w:r>
         <w:t>Codewars Обучение программированию [Элект</w:t>
       </w:r>
@@ -13736,7 +13609,7 @@
         <w:t>».</w:t>
       </w:r>
     </w:p>
-    <w:bookmarkEnd w:id="55"/>
+    <w:bookmarkEnd w:id="44"/>
     <w:p>
       <w:pPr>
         <w:shd w:val="clear" w:color="auto" w:fill="auto"/>
@@ -13764,7 +13637,7 @@
           <w:bCs/>
         </w:rPr>
       </w:pPr>
-      <w:bookmarkStart w:id="56" w:name="_Toc229496309"/>
+      <w:bookmarkStart w:id="45" w:name="_Toc229496309"/>
       <w:r>
         <w:rPr>
           <w:b/>
@@ -13773,7 +13646,7 @@
         <w:lastRenderedPageBreak/>
         <w:t>Приложение А Техническое задание</w:t>
       </w:r>
-      <w:bookmarkEnd w:id="56"/>
+      <w:bookmarkEnd w:id="45"/>
     </w:p>
     <w:tbl>
       <w:tblPr>
@@ -13956,7 +13829,7 @@
           <w:sz w:val="24"/>
         </w:rPr>
       </w:pPr>
-      <w:bookmarkStart w:id="57" w:name="_Toc229496310"/>
+      <w:bookmarkStart w:id="46" w:name="_Toc229496310"/>
       <w:r>
         <w:rPr>
           <w:b/>
@@ -13965,7 +13838,7 @@
         </w:rPr>
         <w:t>А.1 Общие сведения</w:t>
       </w:r>
-      <w:bookmarkEnd w:id="57"/>
+      <w:bookmarkEnd w:id="46"/>
     </w:p>
     <w:p>
       <w:pPr>
@@ -14085,6 +13958,74 @@
     </w:p>
     <w:p>
       <w:pPr>
+        <w:textAlignment w:val="auto"/>
+        <w:rPr>
+          <w:sz w:val="24"/>
+        </w:rPr>
+      </w:pPr>
+      <w:r>
+        <w:rPr>
+          <w:sz w:val="24"/>
+        </w:rPr>
+        <w:t xml:space="preserve">Тема ВКР: «Проектирование и разработка интерактивной информационной системы обучения и проверки навыков программирования», утверждена приказом ректора № </w:t>
+      </w:r>
+      <w:r>
+        <w:rPr>
+          <w:sz w:val="24"/>
+        </w:rPr>
+        <w:t>2818</w:t>
+      </w:r>
+      <w:r>
+        <w:rPr>
+          <w:sz w:val="24"/>
+        </w:rPr>
+        <w:t>-ЛС-О от «</w:t>
+      </w:r>
+      <w:r>
+        <w:rPr>
+          <w:sz w:val="24"/>
+        </w:rPr>
+        <w:t>15</w:t>
+      </w:r>
+      <w:r>
+        <w:rPr>
+          <w:sz w:val="24"/>
+        </w:rPr>
+        <w:t xml:space="preserve">» </w:t>
+      </w:r>
+      <w:r>
+        <w:rPr>
+          <w:sz w:val="24"/>
+        </w:rPr>
+        <w:t>мая</w:t>
+      </w:r>
+      <w:r>
+        <w:rPr>
+          <w:sz w:val="24"/>
+        </w:rPr>
+        <w:t xml:space="preserve"> </w:t>
+      </w:r>
+      <w:r>
+        <w:rPr>
+          <w:sz w:val="24"/>
+        </w:rPr>
+        <w:t>202</w:t>
+      </w:r>
+      <w:r>
+        <w:rPr>
+          <w:sz w:val="24"/>
+        </w:rPr>
+        <w:t>6</w:t>
+      </w:r>
+      <w:r>
+        <w:rPr>
+          <w:sz w:val="24"/>
+        </w:rPr>
+        <w:t xml:space="preserve"> г.</w:t>
+      </w:r>
+    </w:p>
+    <w:p>
+      <w:pPr>
         <w:keepNext/>
         <w:keepLines/>
         <w:spacing w:before="360" w:after="360"/>
@@ -14255,7 +14196,14 @@
           <w:color w:val="auto"/>
           <w:sz w:val="24"/>
         </w:rPr>
-        <w:t>16 мая</w:t>
+        <w:t>1</w:t>
+      </w:r>
+      <w:r>
+        <w:rPr>
+          <w:color w:val="auto"/>
+          <w:sz w:val="24"/>
+        </w:rPr>
+        <w:t>3 июня</w:t>
       </w:r>
       <w:r>
         <w:rPr>
@@ -14297,7 +14245,7 @@
           <w:sz w:val="24"/>
         </w:rPr>
       </w:pPr>
-      <w:bookmarkStart w:id="58" w:name="_Toc229496311"/>
+      <w:bookmarkStart w:id="47" w:name="_Toc229496311"/>
       <w:r>
         <w:rPr>
           <w:b/>
@@ -14308,7 +14256,7 @@
         <w:lastRenderedPageBreak/>
         <w:t>А.2 Назначение и цели создания системы</w:t>
       </w:r>
-      <w:bookmarkEnd w:id="58"/>
+      <w:bookmarkEnd w:id="47"/>
     </w:p>
     <w:p>
       <w:pPr>
@@ -14516,7 +14464,7 @@
           <w:sz w:val="24"/>
         </w:rPr>
       </w:pPr>
-      <w:bookmarkStart w:id="59" w:name="_Toc229496312"/>
+      <w:bookmarkStart w:id="48" w:name="_Toc229496312"/>
       <w:r>
         <w:rPr>
           <w:b/>
@@ -14526,7 +14474,7 @@
         </w:rPr>
         <w:t>А.3 Требования к системе</w:t>
       </w:r>
-      <w:bookmarkEnd w:id="59"/>
+      <w:bookmarkEnd w:id="48"/>
     </w:p>
     <w:p>
       <w:pPr>
@@ -16638,7 +16586,7 @@
           <w:sz w:val="24"/>
         </w:rPr>
       </w:pPr>
-      <w:bookmarkStart w:id="60" w:name="_Toc229496313"/>
+      <w:bookmarkStart w:id="49" w:name="_Toc229496313"/>
       <w:r>
         <w:rPr>
           <w:b/>
@@ -16647,7 +16595,7 @@
         </w:rPr>
         <w:t>А.4 Требования к составу работ по разработке</w:t>
       </w:r>
-      <w:bookmarkEnd w:id="60"/>
+      <w:bookmarkEnd w:id="49"/>
     </w:p>
     <w:p>
       <w:pPr>
@@ -17953,7 +17901,13 @@
               <w:rPr>
                 <w:sz w:val="20"/>
               </w:rPr>
-              <w:t>10.05.2026</w:t>
+              <w:t>24</w:t>
+            </w:r>
+            <w:r>
+              <w:rPr>
+                <w:sz w:val="20"/>
+              </w:rPr>
+              <w:t>.05.2026</w:t>
             </w:r>
           </w:p>
         </w:tc>
@@ -18109,7 +18063,13 @@
               <w:rPr>
                 <w:sz w:val="20"/>
               </w:rPr>
-              <w:t>11.05.2026</w:t>
+              <w:t>25</w:t>
+            </w:r>
+            <w:r>
+              <w:rPr>
+                <w:sz w:val="20"/>
+              </w:rPr>
+              <w:t>.05.2026</w:t>
             </w:r>
           </w:p>
           <w:p>
@@ -18131,7 +18091,31 @@
               <w:rPr>
                 <w:sz w:val="20"/>
               </w:rPr>
-              <w:t>16.05.2026</w:t>
+              <w:t>1</w:t>
+            </w:r>
+            <w:r>
+              <w:rPr>
+                <w:sz w:val="20"/>
+              </w:rPr>
+              <w:t>3</w:t>
+            </w:r>
+            <w:r>
+              <w:rPr>
+                <w:sz w:val="20"/>
+              </w:rPr>
+              <w:t>.0</w:t>
+            </w:r>
+            <w:r>
+              <w:rPr>
+                <w:sz w:val="20"/>
+              </w:rPr>
+              <w:t>6</w:t>
+            </w:r>
+            <w:r>
+              <w:rPr>
+                <w:sz w:val="20"/>
+              </w:rPr>
+              <w:t>.2026</w:t>
             </w:r>
           </w:p>
         </w:tc>
@@ -18150,7 +18134,7 @@
           <w:sz w:val="24"/>
         </w:rPr>
       </w:pPr>
-      <w:bookmarkStart w:id="61" w:name="_Toc229496314"/>
+      <w:bookmarkStart w:id="50" w:name="_Toc229496314"/>
       <w:r>
         <w:rPr>
           <w:b/>
@@ -18159,7 +18143,7 @@
         </w:rPr>
         <w:t>А.5 Требования к документированию</w:t>
       </w:r>
-      <w:bookmarkEnd w:id="61"/>
+      <w:bookmarkEnd w:id="50"/>
     </w:p>
     <w:p>
       <w:pPr>
@@ -18208,6 +18192,7 @@
         <w:textAlignment w:val="auto"/>
         <w:rPr>
           <w:sz w:val="24"/>
+          <w:lang w:val="en-US"/>
         </w:rPr>
       </w:pPr>
       <w:r>
@@ -18268,7 +18253,7 @@
           <w:sz w:val="24"/>
         </w:rPr>
       </w:pPr>
-      <w:bookmarkStart w:id="62" w:name="_Toc229496315"/>
+      <w:bookmarkStart w:id="51" w:name="_Toc229496315"/>
       <w:r>
         <w:rPr>
           <w:b/>
@@ -18278,7 +18263,7 @@
         <w:lastRenderedPageBreak/>
         <w:t>А.6 Порядок контроля и приемки</w:t>
       </w:r>
-      <w:bookmarkEnd w:id="62"/>
+      <w:bookmarkEnd w:id="51"/>
     </w:p>
     <w:p>
       <w:pPr>
@@ -18537,7 +18522,7 @@
         <w:jc w:val="left"/>
       </w:pPr>
     </w:p>
-    <w:bookmarkEnd w:id="53"/>
+    <w:bookmarkEnd w:id="42"/>
     <w:p>
       <w:pPr>
         <w:jc w:val="left"/>
@@ -18553,7 +18538,7 @@
           <w:sz w:val="28"/>
         </w:rPr>
       </w:pPr>
-      <w:bookmarkStart w:id="63" w:name="_Toc229496316"/>
+      <w:bookmarkStart w:id="52" w:name="_Toc229496316"/>
       <w:r>
         <w:rPr>
           <w:sz w:val="28"/>
@@ -18579,7 +18564,7 @@
         </w:rPr>
         <w:t>Листинг программы</w:t>
       </w:r>
-      <w:bookmarkEnd w:id="63"/>
+      <w:bookmarkEnd w:id="52"/>
     </w:p>
     <w:p>
       <w:pPr>
@@ -19624,9 +19609,9 @@
       </w:r>
     </w:p>
     <w:sectPr>
-      <w:footerReference w:type="default" r:id="rId34"/>
-      <w:headerReference w:type="first" r:id="rId35"/>
-      <w:footerReference w:type="first" r:id="rId36"/>
+      <w:footerReference w:type="default" r:id="rId31"/>
+      <w:headerReference w:type="first" r:id="rId32"/>
+      <w:footerReference w:type="first" r:id="rId33"/>
       <w:type w:val="continuous"/>
       <w:pgSz w:w="11906" w:h="16838"/>
       <w:pgMar w:top="1134" w:right="850" w:bottom="1134" w:left="1701" w:header="708" w:footer="708" w:gutter="0"/>
@@ -19637,221 +19622,6 @@
     </w:sectPr>
   </w:body>
 </w:document>
-</file>
-
-<file path=word/comments.xml><?xml version="1.0" encoding="utf-8"?>
-<w:comments xmlns:wpc="http://schemas.microsoft.com/office/word/2010/wordprocessingCanvas" xmlns:cx="http://schemas.microsoft.com/office/drawing/2014/chartex" xmlns:cx1="http://schemas.microsoft.com/office/drawing/2015/9/8/chartex" xmlns:cx2="http://schemas.microsoft.com/office/drawing/2015/10/21/chartex" xmlns:cx3="http://schemas.microsoft.com/office/drawing/2016/5/9/chartex" xmlns:cx4="http://schemas.microsoft.com/office/drawing/2016/5/10/chartex" xmlns:cx5="http://schemas.microsoft.com/office/drawing/2016/5/11/chartex" xmlns:cx6="http://schemas.microsoft.com/office/drawing/2016/5/12/chartex" xmlns:cx7="http://schemas.microsoft.com/office/drawing/2016/5/13/chartex" xmlns:cx8="http://schemas.microsoft.com/office/drawing/2016/5/14/chartex" xmlns:mc="http://schemas.openxmlformats.org/markup-compatibility/2006" xmlns:aink="http://schemas.microsoft.com/office/drawing/2016/ink" xmlns:am3d="http://schemas.microsoft.com/office/drawing/2017/model3d" xmlns:o="urn:schemas-microsoft-com:office:office" xmlns:oel="http://schemas.microsoft.com/office/2019/extlst" xmlns:r="http://schemas.openxmlformats.org/officeDocument/2006/relationships" xmlns:m="http://schemas.openxmlformats.org/officeDocument/2006/math" xmlns:v="urn:schemas-microsoft-com:vml" xmlns:wp14="http://schemas.microsoft.com/office/word/2010/wordprocessingDrawing" xmlns:wp="http://schemas.openxmlformats.org/drawingml/2006/wordprocessingDrawing" xmlns:w10="urn:schemas-microsoft-com:office:word" xmlns:w="http://schemas.openxmlformats.org/wordprocessingml/2006/main" xmlns:w14="http://schemas.microsoft.com/office/word/2010/wordml" xmlns:w15="http://schemas.microsoft.com/office/word/2012/wordml" xmlns:w16cex="http://schemas.microsoft.com/office/word/2018/wordml/cex" xmlns:w16cid="http://schemas.microsoft.com/office/word/2016/wordml/cid" xmlns:w16="http://schemas.microsoft.com/office/word/2018/wordml" xmlns:w16du="http://schemas.microsoft.com/office/word/2023/wordml/word16du" xmlns:w16sdtdh="http://schemas.microsoft.com/office/word/2020/wordml/sdtdatahash" xmlns:w16sdtfl="http://schemas.microsoft.com/office/word/2024/wordml/sdtformatlock" xmlns:w16se="http://schemas.microsoft.com/office/word/2015/wordml/symex" xmlns:wpg="http://schemas.microsoft.com/office/word/2010/wordprocessingGroup" xmlns:wpi="http://schemas.microsoft.com/office/word/2010/wordprocessingInk" xmlns:wne="http://schemas.microsoft.com/office/word/2006/wordml" xmlns:wps="http://schemas.microsoft.com/office/word/2010/wordprocessingShape" mc:Ignorable="w14 w15 w16se w16cid w16 w16cex w16sdtdh w16sdtfl w16du wp14">
-  <w:comment w:id="9" w:author="Автор" w:initials="A">
-    <w:p>
-      <w:pPr>
-        <w:pStyle w:val="affa"/>
-        <w:ind w:firstLine="0"/>
-        <w:jc w:val="left"/>
-      </w:pPr>
-      <w:r>
-        <w:rPr>
-          <w:rStyle w:val="aff9"/>
-        </w:rPr>
-        <w:annotationRef/>
-      </w:r>
-      <w:r>
-        <w:t>Доработал цель</w:t>
-      </w:r>
-    </w:p>
-  </w:comment>
-  <w:comment w:id="21" w:author="Автор" w:initials="A">
-    <w:p>
-      <w:pPr>
-        <w:pStyle w:val="affa"/>
-      </w:pPr>
-      <w:r>
-        <w:rPr>
-          <w:rStyle w:val="aff9"/>
-        </w:rPr>
-        <w:annotationRef/>
-      </w:r>
-      <w:r>
-        <w:t>Первое слово в предложении должно быть русским</w:t>
-      </w:r>
-    </w:p>
-  </w:comment>
-  <w:comment w:id="22" w:author="Автор" w:initials="A">
-    <w:p>
-      <w:pPr>
-        <w:pStyle w:val="affa"/>
-      </w:pPr>
-      <w:r>
-        <w:rPr>
-          <w:rStyle w:val="aff9"/>
-        </w:rPr>
-        <w:annotationRef/>
-      </w:r>
-      <w:r>
-        <w:t>идентификаторы кода в основном тексте ПЗ должны быть курсивом</w:t>
-      </w:r>
-    </w:p>
-  </w:comment>
-  <w:comment w:id="23" w:author="Автор" w:initials="A">
-    <w:p>
-      <w:pPr>
-        <w:pStyle w:val="affa"/>
-      </w:pPr>
-      <w:r>
-        <w:rPr>
-          <w:rStyle w:val="aff9"/>
-        </w:rPr>
-        <w:annotationRef/>
-      </w:r>
-      <w:r>
-        <w:t>доделать</w:t>
-      </w:r>
-    </w:p>
-  </w:comment>
-  <w:comment w:id="24" w:author="Автор" w:initials="A">
-    <w:p>
-      <w:pPr>
-        <w:pStyle w:val="affa"/>
-      </w:pPr>
-      <w:r>
-        <w:rPr>
-          <w:rStyle w:val="aff9"/>
-        </w:rPr>
-        <w:annotationRef/>
-      </w:r>
-      <w:r>
-        <w:t>все сложно составное с точки зрения русского языка, но единое по смыслу – в кавычки</w:t>
-      </w:r>
-    </w:p>
-  </w:comment>
-  <w:comment w:id="25" w:author="Автор" w:initials="A">
-    <w:p>
-      <w:pPr>
-        <w:pStyle w:val="affa"/>
-      </w:pPr>
-      <w:r>
-        <w:rPr>
-          <w:rStyle w:val="aff9"/>
-        </w:rPr>
-        <w:annotationRef/>
-      </w:r>
-      <w:r>
-        <w:t>поправить по примеру выше</w:t>
-      </w:r>
-    </w:p>
-  </w:comment>
-  <w:comment w:id="30" w:author="Автор" w:initials="A">
-    <w:p>
-      <w:pPr>
-        <w:pStyle w:val="affa"/>
-      </w:pPr>
-      <w:r>
-        <w:rPr>
-          <w:rStyle w:val="aff9"/>
-        </w:rPr>
-        <w:annotationRef/>
-      </w:r>
-      <w:r>
-        <w:t>кавычки</w:t>
-      </w:r>
-    </w:p>
-  </w:comment>
-  <w:comment w:id="31" w:author="Автор" w:initials="A">
-    <w:p>
-      <w:pPr>
-        <w:pStyle w:val="affa"/>
-      </w:pPr>
-      <w:r>
-        <w:rPr>
-          <w:rStyle w:val="aff9"/>
-        </w:rPr>
-        <w:annotationRef/>
-      </w:r>
-      <w:r>
-        <w:t>кавычки</w:t>
-      </w:r>
-    </w:p>
-  </w:comment>
-  <w:comment w:id="37" w:author="Автор" w:initials="A">
-    <w:p>
-      <w:pPr>
-        <w:pStyle w:val="affa"/>
-      </w:pPr>
-      <w:r>
-        <w:rPr>
-          <w:rStyle w:val="aff9"/>
-        </w:rPr>
-        <w:annotationRef/>
-      </w:r>
-      <w:r>
-        <w:t>переписать</w:t>
-      </w:r>
-    </w:p>
-  </w:comment>
-  <w:comment w:id="38" w:author="Автор" w:initials="A">
-    <w:p>
-      <w:pPr>
-        <w:pStyle w:val="affa"/>
-      </w:pPr>
-      <w:r>
-        <w:rPr>
-          <w:rStyle w:val="aff9"/>
-        </w:rPr>
-        <w:annotationRef/>
-      </w:r>
-      <w:r>
-        <w:t>код программы в тексте запрещен</w:t>
-      </w:r>
-    </w:p>
-  </w:comment>
-  <w:comment w:id="41" w:author="Автор" w:initials="A">
-    <w:p>
-      <w:pPr>
-        <w:pStyle w:val="affa"/>
-      </w:pPr>
-      <w:r>
-        <w:rPr>
-          <w:rStyle w:val="aff9"/>
-        </w:rPr>
-        <w:annotationRef/>
-      </w:r>
-      <w:r>
-        <w:t>форматирование и неразрывные пробелы!!!</w:t>
-      </w:r>
-    </w:p>
-  </w:comment>
-</w:comments>
-</file>
-
-<file path=word/commentsExtended.xml><?xml version="1.0" encoding="utf-8"?>
-<w15:commentsEx xmlns:wpc="http://schemas.microsoft.com/office/word/2010/wordprocessingCanvas" xmlns:cx="http://schemas.microsoft.com/office/drawing/2014/chartex" xmlns:cx1="http://schemas.microsoft.com/office/drawing/2015/9/8/chartex" xmlns:cx2="http://schemas.microsoft.com/office/drawing/2015/10/21/chartex" xmlns:cx3="http://schemas.microsoft.com/office/drawing/2016/5/9/chartex" xmlns:cx4="http://schemas.microsoft.com/office/drawing/2016/5/10/chartex" xmlns:cx5="http://schemas.microsoft.com/office/drawing/2016/5/11/chartex" xmlns:cx6="http://schemas.microsoft.com/office/drawing/2016/5/12/chartex" xmlns:cx7="http://schemas.microsoft.com/office/drawing/2016/5/13/chartex" xmlns:cx8="http://schemas.microsoft.com/office/drawing/2016/5/14/chartex" xmlns:mc="http://schemas.openxmlformats.org/markup-compatibility/2006" xmlns:aink="http://schemas.microsoft.com/office/drawing/2016/ink" xmlns:am3d="http://schemas.microsoft.com/office/drawing/2017/model3d" xmlns:o="urn:schemas-microsoft-com:office:office" xmlns:oel="http://schemas.microsoft.com/office/2019/extlst" xmlns:r="http://schemas.openxmlformats.org/officeDocument/2006/relationships" xmlns:m="http://schemas.openxmlformats.org/officeDocument/2006/math" xmlns:v="urn:schemas-microsoft-com:vml" xmlns:wp14="http://schemas.microsoft.com/office/word/2010/wordprocessingDrawing" xmlns:wp="http://schemas.openxmlformats.org/drawingml/2006/wordprocessingDrawing" xmlns:w10="urn:schemas-microsoft-com:office:word" xmlns:w="http://schemas.openxmlformats.org/wordprocessingml/2006/main" xmlns:w14="http://schemas.microsoft.com/office/word/2010/wordml" xmlns:w15="http://schemas.microsoft.com/office/word/2012/wordml" xmlns:w16cex="http://schemas.microsoft.com/office/word/2018/wordml/cex" xmlns:w16cid="http://schemas.microsoft.com/office/word/2016/wordml/cid" xmlns:w16="http://schemas.microsoft.com/office/word/2018/wordml" xmlns:w16du="http://schemas.microsoft.com/office/word/2023/wordml/word16du" xmlns:w16sdtdh="http://schemas.microsoft.com/office/word/2020/wordml/sdtdatahash" xmlns:w16sdtfl="http://schemas.microsoft.com/office/word/2024/wordml/sdtformatlock" xmlns:w16se="http://schemas.microsoft.com/office/word/2015/wordml/symex" xmlns:wpg="http://schemas.microsoft.com/office/word/2010/wordprocessingGroup" xmlns:wpi="http://schemas.microsoft.com/office/word/2010/wordprocessingInk" xmlns:wne="http://schemas.microsoft.com/office/word/2006/wordml" xmlns:wps="http://schemas.microsoft.com/office/word/2010/wordprocessingShape" mc:Ignorable="w14 w15 w16se w16cid w16 w16cex w16sdtdh w16sdtfl w16du wp14">
-  <w15:commentEx w15:paraId="738CAC74" w15:done="0"/>
-  <w15:commentEx w15:paraId="6B75E1E5" w15:done="0"/>
-  <w15:commentEx w15:paraId="31494314" w15:done="0"/>
-  <w15:commentEx w15:paraId="6F188E1B" w15:done="0"/>
-  <w15:commentEx w15:paraId="6334D387" w15:done="0"/>
-  <w15:commentEx w15:paraId="354D6033" w15:done="0"/>
-  <w15:commentEx w15:paraId="0FA801EB" w15:done="0"/>
-  <w15:commentEx w15:paraId="4C230741" w15:done="0"/>
-  <w15:commentEx w15:paraId="60015897" w15:done="0"/>
-  <w15:commentEx w15:paraId="4DA1F81C" w15:done="0"/>
-  <w15:commentEx w15:paraId="6CCC14B3" w15:done="0"/>
-</w15:commentsEx>
-</file>
-
-<file path=word/commentsIds.xml><?xml version="1.0" encoding="utf-8"?>
-<w16cid:commentsIds xmlns:wpc="http://schemas.microsoft.com/office/word/2010/wordprocessingCanvas" xmlns:cx="http://schemas.microsoft.com/office/drawing/2014/chartex" xmlns:cx1="http://schemas.microsoft.com/office/drawing/2015/9/8/chartex" xmlns:cx2="http://schemas.microsoft.com/office/drawing/2015/10/21/chartex" xmlns:cx3="http://schemas.microsoft.com/office/drawing/2016/5/9/chartex" xmlns:cx4="http://schemas.microsoft.com/office/drawing/2016/5/10/chartex" xmlns:cx5="http://schemas.microsoft.com/office/drawing/2016/5/11/chartex" xmlns:cx6="http://schemas.microsoft.com/office/drawing/2016/5/12/chartex" xmlns:cx7="http://schemas.microsoft.com/office/drawing/2016/5/13/chartex" xmlns:cx8="http://schemas.microsoft.com/office/drawing/2016/5/14/chartex" xmlns:mc="http://schemas.openxmlformats.org/markup-compatibility/2006" xmlns:aink="http://schemas.microsoft.com/office/drawing/2016/ink" xmlns:am3d="http://schemas.microsoft.com/office/drawing/2017/model3d" xmlns:o="urn:schemas-microsoft-com:office:office" xmlns:oel="http://schemas.microsoft.com/office/2019/extlst" xmlns:r="http://schemas.openxmlformats.org/officeDocument/2006/relationships" xmlns:m="http://schemas.openxmlformats.org/officeDocument/2006/math" xmlns:v="urn:schemas-microsoft-com:vml" xmlns:wp14="http://schemas.microsoft.com/office/word/2010/wordprocessingDrawing" xmlns:wp="http://schemas.openxmlformats.org/drawingml/2006/wordprocessingDrawing" xmlns:w10="urn:schemas-microsoft-com:office:word" xmlns:w="http://schemas.openxmlformats.org/wordprocessingml/2006/main" xmlns:w14="http://schemas.microsoft.com/office/word/2010/wordml" xmlns:w15="http://schemas.microsoft.com/office/word/2012/wordml" xmlns:w16cex="http://schemas.microsoft.com/office/word/2018/wordml/cex" xmlns:w16cid="http://schemas.microsoft.com/office/word/2016/wordml/cid" xmlns:w16="http://schemas.microsoft.com/office/word/2018/wordml" xmlns:w16du="http://schemas.microsoft.com/office/word/2023/wordml/word16du" xmlns:w16sdtdh="http://schemas.microsoft.com/office/word/2020/wordml/sdtdatahash" xmlns:w16sdtfl="http://schemas.microsoft.com/office/word/2024/wordml/sdtformatlock" xmlns:w16se="http://schemas.microsoft.com/office/word/2015/wordml/symex" xmlns:wpg="http://schemas.microsoft.com/office/word/2010/wordprocessingGroup" xmlns:wpi="http://schemas.microsoft.com/office/word/2010/wordprocessingInk" xmlns:wne="http://schemas.microsoft.com/office/word/2006/wordml" xmlns:wps="http://schemas.microsoft.com/office/word/2010/wordprocessingShape" mc:Ignorable="w14 w15 w16se w16cid w16 w16cex w16sdtdh w16sdtfl w16du wp14">
-  <w16cid:commentId w16cid:paraId="738CAC74" w16cid:durableId="466B2972"/>
-  <w16cid:commentId w16cid:paraId="6B75E1E5" w16cid:durableId="6B75E1E5"/>
-  <w16cid:commentId w16cid:paraId="31494314" w16cid:durableId="31494314"/>
-  <w16cid:commentId w16cid:paraId="6F188E1B" w16cid:durableId="6F188E1B"/>
-  <w16cid:commentId w16cid:paraId="6334D387" w16cid:durableId="6334D387"/>
-  <w16cid:commentId w16cid:paraId="354D6033" w16cid:durableId="354D6033"/>
-  <w16cid:commentId w16cid:paraId="0FA801EB" w16cid:durableId="0FA801EB"/>
-  <w16cid:commentId w16cid:paraId="4C230741" w16cid:durableId="4C230741"/>
-  <w16cid:commentId w16cid:paraId="60015897" w16cid:durableId="60015897"/>
-  <w16cid:commentId w16cid:paraId="4DA1F81C" w16cid:durableId="4DA1F81C"/>
-  <w16cid:commentId w16cid:paraId="6CCC14B3" w16cid:durableId="6CCC14B3"/>
-</w16cid:commentsIds>
 </file>
 
 <file path=word/endnotes.xml><?xml version="1.0" encoding="utf-8"?>
